--- a/docs/PSYC-106.docx
+++ b/docs/PSYC-106.docx
@@ -23,7 +23,7 @@
         <w:pStyle w:val="Date"/>
       </w:pPr>
       <w:r>
-        <w:t xml:space="preserve">Apr 24, 2025</w:t>
+        <w:t xml:space="preserve">Apr 25, 2025</w:t>
       </w:r>
     </w:p>
     <w:p>
@@ -14547,7 +14547,7 @@
         <w:pStyle w:val="Heading3"/>
       </w:pPr>
       <w:r>
-        <w:t xml:space="preserve">What is the Proper Role of Emotion?</w:t>
+        <w:t xml:space="preserve">8.3.1 What is the Proper Role of Emotion?</w:t>
       </w:r>
     </w:p>
     <w:p>
@@ -14915,7 +14915,7 @@
         <w:pStyle w:val="Heading3"/>
       </w:pPr>
       <w:r>
-        <w:t xml:space="preserve">8.3.1 Activity: Read and Reflect</w:t>
+        <w:t xml:space="preserve">8.3.2 Activity: Read and Reflect</w:t>
       </w:r>
     </w:p>
     <w:p>
@@ -14993,7 +14993,7 @@
         <w:pStyle w:val="Heading3"/>
       </w:pPr>
       <w:r>
-        <w:t xml:space="preserve">8.3.2 Activity: Questions for Consideration</w:t>
+        <w:t xml:space="preserve">8.3.3 Activity: Questions for Consideration</w:t>
       </w:r>
     </w:p>
     <w:p>
@@ -16153,7 +16153,11 @@
         <w:t xml:space="preserve"> </w:t>
       </w:r>
       <w:r>
-        <w:t xml:space="preserve">You have received a grade that is much lower than you feel you deserved on an essay examination.*</w:t>
+        <w:rPr>
+          <w:i/>
+          <w:iCs/>
+        </w:rPr>
+        <w:t xml:space="preserve">You have received a grade that is much lower than you feel you deserved on an essay examination.</w:t>
       </w:r>
     </w:p>
     <w:p>
@@ -16563,6 +16567,19 @@
       <w:pPr>
         <w:pStyle w:val="BodyText"/>
       </w:pPr>
+      <w:hyperlink r:id="rId87">
+        <w:r>
+          <w:rPr>
+            <w:rStyle w:val="Hyperlink"/>
+          </w:rPr>
+          <w:t xml:space="preserve">https://www.youtube-nocookie.com/embed/RcGyVTAoXEU?si=kAAFK2zD0hYIoUIm</w:t>
+        </w:r>
+      </w:hyperlink>
+    </w:p>
+    <w:p>
+      <w:pPr>
+        <w:pStyle w:val="BodyText"/>
+      </w:pPr>
       <w:r>
         <w:t xml:space="preserve">After watching the video, take a few minutes to read about Dr. Gil Greengross’ research that challenges the widely held belief that humour is good for your health. Here is the link to his Psychology Today article:</w:t>
       </w:r>
@@ -16575,7 +16592,7 @@
           <w:numId w:val="1122"/>
         </w:numPr>
       </w:pPr>
-      <w:hyperlink r:id="rId87">
+      <w:hyperlink r:id="rId88">
         <w:r>
           <w:rPr>
             <w:rStyle w:val="Hyperlink"/>
@@ -16584,7 +16601,7 @@
             <w:i/>
             <w:iCs/>
           </w:rPr>
-          <w:t xml:space="preserve">Psychology Today</w:t>
+          <w:t xml:space="preserve">Humor May Not Be So Good for Your Health</w:t>
         </w:r>
       </w:hyperlink>
     </w:p>
@@ -17663,36 +17680,458 @@
     <w:tbl>
       <w:tblPr>
         <w:tblStyle w:val="Table"/>
-        <w:tblW w:type="pct" w:w="5000"/>
-        <w:tblLayout w:type="fixed"/>
-        <w:tblLook w:firstRow="0" w:lastRow="0" w:firstColumn="0" w:lastColumn="0" w:noHBand="0" w:noVBand="0" w:val="0000"/>
+        <w:tblW w:type="auto" w:w="0"/>
+        <w:tblLook w:firstRow="1" w:lastRow="0" w:firstColumn="0" w:lastColumn="0" w:noHBand="0" w:noVBand="0" w:val="0020"/>
       </w:tblPr>
       <w:tblGrid>
-        <w:gridCol w:w="7920"/>
+        <w:gridCol w:w="3960"/>
+        <w:gridCol w:w="3960"/>
       </w:tblGrid>
+      <w:tr>
+        <w:trPr>
+          <w:tblHeader w:val="on"/>
+        </w:trPr>
+        <w:tc>
+          <w:tcPr/>
+          <w:p>
+            <w:pPr>
+              <w:pStyle w:val="Compact"/>
+            </w:pPr>
+            <w:r>
+              <w:t xml:space="preserve">Personality Style</w:t>
+            </w:r>
+          </w:p>
+        </w:tc>
+        <w:tc>
+          <w:tcPr/>
+          <w:p>
+            <w:pPr>
+              <w:pStyle w:val="Compact"/>
+            </w:pPr>
+            <w:r>
+              <w:t xml:space="preserve">Personality Disorder</w:t>
+            </w:r>
+          </w:p>
+        </w:tc>
+      </w:tr>
       <w:tr>
         <w:tc>
           <w:tcPr/>
-          <w:bookmarkStart w:id="88" w:name="fig-U10ximage"/>
           <w:p>
             <w:pPr>
-              <w:jc w:val="center"/>
-            </w:pPr>
-            <w:pPr>
-              <w:jc w:val="start"/>
-              <w:spacing w:before="200"/>
-              <w:pStyle w:val="ImageCaption"/>
+              <w:pStyle w:val="Compact"/>
             </w:pPr>
             <w:r>
-              <w:t xml:space="preserve">Figure 10.1</w:t>
+              <w:t xml:space="preserve">Conscientious -</w:t>
+            </w:r>
+            <w:r>
+              <w:t xml:space="preserve"> </w:t>
+            </w:r>
+            <w:r>
+              <w:t xml:space="preserve">“The Right Stuff”</w:t>
             </w:r>
           </w:p>
+        </w:tc>
+        <w:tc>
+          <w:tcPr/>
           <w:p>
             <w:pPr>
-              <w:jc w:val="center"/>
+              <w:pStyle w:val="Compact"/>
             </w:pPr>
+            <w:r>
+              <w:t xml:space="preserve">Obsessive-Compulsive</w:t>
+            </w:r>
           </w:p>
-          <w:bookmarkEnd w:id="88"/>
+        </w:tc>
+      </w:tr>
+      <w:tr>
+        <w:tc>
+          <w:tcPr/>
+          <w:p>
+            <w:pPr>
+              <w:pStyle w:val="Compact"/>
+            </w:pPr>
+            <w:r>
+              <w:t xml:space="preserve">Self-Confident -</w:t>
+            </w:r>
+            <w:r>
+              <w:t xml:space="preserve"> </w:t>
+            </w:r>
+            <w:r>
+              <w:t xml:space="preserve">“Star Quality”</w:t>
+            </w:r>
+          </w:p>
+        </w:tc>
+        <w:tc>
+          <w:tcPr/>
+          <w:p>
+            <w:pPr>
+              <w:pStyle w:val="Compact"/>
+            </w:pPr>
+            <w:r>
+              <w:t xml:space="preserve">Narcissistic</w:t>
+            </w:r>
+          </w:p>
+        </w:tc>
+      </w:tr>
+      <w:tr>
+        <w:tc>
+          <w:tcPr/>
+          <w:p>
+            <w:pPr>
+              <w:pStyle w:val="Compact"/>
+            </w:pPr>
+            <w:r>
+              <w:t xml:space="preserve">Devoted -</w:t>
+            </w:r>
+            <w:r>
+              <w:t xml:space="preserve"> </w:t>
+            </w:r>
+            <w:r>
+              <w:t xml:space="preserve">“The Good Mate”</w:t>
+            </w:r>
+          </w:p>
+        </w:tc>
+        <w:tc>
+          <w:tcPr/>
+          <w:p>
+            <w:pPr>
+              <w:pStyle w:val="Compact"/>
+            </w:pPr>
+            <w:r>
+              <w:t xml:space="preserve">Dependent</w:t>
+            </w:r>
+          </w:p>
+        </w:tc>
+      </w:tr>
+      <w:tr>
+        <w:tc>
+          <w:tcPr/>
+          <w:p>
+            <w:pPr>
+              <w:pStyle w:val="Compact"/>
+            </w:pPr>
+            <w:r>
+              <w:t xml:space="preserve">Dramatic -</w:t>
+            </w:r>
+            <w:r>
+              <w:t xml:space="preserve"> </w:t>
+            </w:r>
+            <w:r>
+              <w:t xml:space="preserve">“The Life of the Party”</w:t>
+            </w:r>
+          </w:p>
+        </w:tc>
+        <w:tc>
+          <w:tcPr/>
+          <w:p>
+            <w:pPr>
+              <w:pStyle w:val="Compact"/>
+            </w:pPr>
+            <w:r>
+              <w:t xml:space="preserve">Histrionic</w:t>
+            </w:r>
+          </w:p>
+        </w:tc>
+      </w:tr>
+      <w:tr>
+        <w:tc>
+          <w:tcPr/>
+          <w:p>
+            <w:pPr>
+              <w:pStyle w:val="Compact"/>
+            </w:pPr>
+            <w:r>
+              <w:t xml:space="preserve">Vigilant -</w:t>
+            </w:r>
+            <w:r>
+              <w:t xml:space="preserve"> </w:t>
+            </w:r>
+            <w:r>
+              <w:t xml:space="preserve">“The Survivor”</w:t>
+            </w:r>
+          </w:p>
+        </w:tc>
+        <w:tc>
+          <w:tcPr/>
+          <w:p>
+            <w:pPr>
+              <w:pStyle w:val="Compact"/>
+            </w:pPr>
+            <w:r>
+              <w:t xml:space="preserve">Paranoid</w:t>
+            </w:r>
+          </w:p>
+        </w:tc>
+      </w:tr>
+      <w:tr>
+        <w:tc>
+          <w:tcPr/>
+          <w:p>
+            <w:pPr>
+              <w:pStyle w:val="Compact"/>
+            </w:pPr>
+            <w:r>
+              <w:t xml:space="preserve">Sensitive -</w:t>
+            </w:r>
+            <w:r>
+              <w:t xml:space="preserve"> </w:t>
+            </w:r>
+            <w:r>
+              <w:t xml:space="preserve">“The Homebodi”</w:t>
+            </w:r>
+          </w:p>
+        </w:tc>
+        <w:tc>
+          <w:tcPr/>
+          <w:p>
+            <w:pPr>
+              <w:pStyle w:val="Compact"/>
+            </w:pPr>
+            <w:r>
+              <w:t xml:space="preserve">Avoidant</w:t>
+            </w:r>
+          </w:p>
+        </w:tc>
+      </w:tr>
+      <w:tr>
+        <w:tc>
+          <w:tcPr/>
+          <w:p>
+            <w:pPr>
+              <w:pStyle w:val="Compact"/>
+            </w:pPr>
+            <w:r>
+              <w:t xml:space="preserve">Leisurely -</w:t>
+            </w:r>
+            <w:r>
+              <w:t xml:space="preserve"> </w:t>
+            </w:r>
+            <w:r>
+              <w:t xml:space="preserve">“California Dreaming”</w:t>
+            </w:r>
+          </w:p>
+        </w:tc>
+        <w:tc>
+          <w:tcPr/>
+          <w:p>
+            <w:pPr>
+              <w:pStyle w:val="Compact"/>
+            </w:pPr>
+            <w:r>
+              <w:t xml:space="preserve">Passive-Aggressive</w:t>
+            </w:r>
+          </w:p>
+        </w:tc>
+      </w:tr>
+      <w:tr>
+        <w:tc>
+          <w:tcPr/>
+          <w:p>
+            <w:pPr>
+              <w:pStyle w:val="Compact"/>
+            </w:pPr>
+            <w:r>
+              <w:t xml:space="preserve">Adventurous -</w:t>
+            </w:r>
+            <w:r>
+              <w:t xml:space="preserve"> </w:t>
+            </w:r>
+            <w:r>
+              <w:t xml:space="preserve">“The Challenger”</w:t>
+            </w:r>
+          </w:p>
+        </w:tc>
+        <w:tc>
+          <w:tcPr/>
+          <w:p>
+            <w:pPr>
+              <w:pStyle w:val="Compact"/>
+            </w:pPr>
+            <w:r>
+              <w:t xml:space="preserve">Antisocial</w:t>
+            </w:r>
+          </w:p>
+        </w:tc>
+      </w:tr>
+      <w:tr>
+        <w:tc>
+          <w:tcPr/>
+          <w:p>
+            <w:pPr>
+              <w:pStyle w:val="Compact"/>
+            </w:pPr>
+            <w:r>
+              <w:t xml:space="preserve">Idiosyncratic -</w:t>
+            </w:r>
+            <w:r>
+              <w:t xml:space="preserve"> </w:t>
+            </w:r>
+            <w:r>
+              <w:t xml:space="preserve">“The Different Drummer”</w:t>
+            </w:r>
+          </w:p>
+        </w:tc>
+        <w:tc>
+          <w:tcPr/>
+          <w:p>
+            <w:pPr>
+              <w:pStyle w:val="Compact"/>
+            </w:pPr>
+            <w:r>
+              <w:t xml:space="preserve">Schizotspal</w:t>
+            </w:r>
+          </w:p>
+        </w:tc>
+      </w:tr>
+      <w:tr>
+        <w:tc>
+          <w:tcPr/>
+          <w:p>
+            <w:pPr>
+              <w:pStyle w:val="Compact"/>
+            </w:pPr>
+            <w:r>
+              <w:t xml:space="preserve">Solitary -</w:t>
+            </w:r>
+            <w:r>
+              <w:t xml:space="preserve"> </w:t>
+            </w:r>
+            <w:r>
+              <w:t xml:space="preserve">“The Loner”</w:t>
+            </w:r>
+          </w:p>
+        </w:tc>
+        <w:tc>
+          <w:tcPr/>
+          <w:p>
+            <w:pPr>
+              <w:pStyle w:val="Compact"/>
+            </w:pPr>
+            <w:r>
+              <w:t xml:space="preserve">Schizoid</w:t>
+            </w:r>
+          </w:p>
+        </w:tc>
+      </w:tr>
+      <w:tr>
+        <w:tc>
+          <w:tcPr/>
+          <w:p>
+            <w:pPr>
+              <w:pStyle w:val="Compact"/>
+            </w:pPr>
+            <w:r>
+              <w:t xml:space="preserve">Mercurial -</w:t>
+            </w:r>
+            <w:r>
+              <w:t xml:space="preserve"> </w:t>
+            </w:r>
+            <w:r>
+              <w:t xml:space="preserve">“Fire and ice”</w:t>
+            </w:r>
+          </w:p>
+        </w:tc>
+        <w:tc>
+          <w:tcPr/>
+          <w:p>
+            <w:pPr>
+              <w:pStyle w:val="Compact"/>
+            </w:pPr>
+            <w:r>
+              <w:t xml:space="preserve">Borderline</w:t>
+            </w:r>
+          </w:p>
+        </w:tc>
+      </w:tr>
+      <w:tr>
+        <w:tc>
+          <w:tcPr/>
+          <w:p>
+            <w:pPr>
+              <w:pStyle w:val="Compact"/>
+            </w:pPr>
+            <w:r>
+              <w:t xml:space="preserve">Self-Sacrificing -</w:t>
+            </w:r>
+            <w:r>
+              <w:t xml:space="preserve"> </w:t>
+            </w:r>
+            <w:r>
+              <w:t xml:space="preserve">“The Altruist”</w:t>
+            </w:r>
+          </w:p>
+        </w:tc>
+        <w:tc>
+          <w:tcPr/>
+          <w:p>
+            <w:pPr>
+              <w:pStyle w:val="Compact"/>
+            </w:pPr>
+            <w:r>
+              <w:t xml:space="preserve">Self-Defeating</w:t>
+            </w:r>
+          </w:p>
+        </w:tc>
+      </w:tr>
+      <w:tr>
+        <w:tc>
+          <w:tcPr/>
+          <w:p>
+            <w:pPr>
+              <w:pStyle w:val="Compact"/>
+            </w:pPr>
+            <w:r>
+              <w:t xml:space="preserve">Aggressive -</w:t>
+            </w:r>
+            <w:r>
+              <w:t xml:space="preserve"> </w:t>
+            </w:r>
+            <w:r>
+              <w:t xml:space="preserve">“Top Dog”</w:t>
+            </w:r>
+          </w:p>
+        </w:tc>
+        <w:tc>
+          <w:tcPr/>
+          <w:p>
+            <w:pPr>
+              <w:pStyle w:val="Compact"/>
+            </w:pPr>
+            <w:r>
+              <w:t xml:space="preserve">Sadistic</w:t>
+            </w:r>
+          </w:p>
+        </w:tc>
+      </w:tr>
+      <w:tr>
+        <w:tc>
+          <w:tcPr/>
+          <w:p>
+            <w:pPr>
+              <w:pStyle w:val="Compact"/>
+            </w:pPr>
+            <w:r>
+              <w:t xml:space="preserve">Serious -</w:t>
+            </w:r>
+            <w:r>
+              <w:t xml:space="preserve"> </w:t>
+            </w:r>
+            <w:r>
+              <w:t xml:space="preserve">“The Realist”</w:t>
+            </w:r>
+          </w:p>
+        </w:tc>
+        <w:tc>
+          <w:tcPr/>
+          <w:p>
+            <w:pPr>
+              <w:pStyle w:val="Compact"/>
+            </w:pPr>
+            <w:r>
+              <w:t xml:space="preserve">Depressive</w:t>
+            </w:r>
+          </w:p>
         </w:tc>
       </w:tr>
     </w:tbl>
@@ -17705,7 +18144,7 @@
           <w:i/>
           <w:iCs/>
         </w:rPr>
-        <w:t xml:space="preserve">image of chart listing of personality style and personality disorder</w:t>
+        <w:t xml:space="preserve">Table of chart listing of personality style and personality disorder</w:t>
       </w:r>
     </w:p>
     <w:p>
@@ -18072,7 +18511,7 @@
         <w:pStyle w:val="FirstParagraph"/>
       </w:pPr>
       <w:r>
-        <w:t xml:space="preserve">*Depression Hurts the Heart</w:t>
+        <w:t xml:space="preserve">Depression Hurts the Heart</w:t>
       </w:r>
     </w:p>
     <w:p>
@@ -18374,7 +18813,7 @@
     </w:p>
     <w:p>
       <w:pPr>
-        <w:pStyle w:val="FirstParagraph"/>
+        <w:pStyle w:val="BlockText"/>
       </w:pPr>
       <w:r>
         <w:rPr>
@@ -18392,7 +18831,7 @@
     </w:p>
     <w:p>
       <w:pPr>
-        <w:pStyle w:val="BodyText"/>
+        <w:pStyle w:val="FirstParagraph"/>
       </w:pPr>
       <w:r>
         <w:t xml:space="preserve">The bible gives relatively few accounts of people troubled by mental illness as we would call it today. The above account is of Belshazar, son of Nebuchadnezzar who was killed after losing his mental faculties. Interestingly, his father, Nebuchadnezzzar seemed to suffer from a similar loss of functioning:</w:t>
@@ -18400,7 +18839,7 @@
     </w:p>
     <w:p>
       <w:pPr>
-        <w:pStyle w:val="BodyText"/>
+        <w:pStyle w:val="BlockText"/>
       </w:pPr>
       <w:r>
         <w:rPr>

--- a/docs/PSYC-106.docx
+++ b/docs/PSYC-106.docx
@@ -23,7 +23,7 @@
         <w:pStyle w:val="Date"/>
       </w:pPr>
       <w:r>
-        <w:t xml:space="preserve">Apr 25, 2025</w:t>
+        <w:t xml:space="preserve">Apr 28, 2025</w:t>
       </w:r>
     </w:p>
     <w:p>
@@ -19965,24 +19965,37 @@
         <w:pStyle w:val="FirstParagraph"/>
       </w:pPr>
       <w:r>
-        <w:t xml:space="preserve">*“Many Christians are not satisfied with viewing psychological disorders as either illnesses or nothing but thought and behavior problems. They feel that both of these approaches are inadequate because they omit very important moral and spiritual questions. Consequently, the important issue of moral responsibility is not dealt with adequately.</w:t>
-      </w:r>
-    </w:p>
-    <w:p>
-      <w:pPr>
-        <w:pStyle w:val="BodyText"/>
-      </w:pPr>
-      <w:r>
+        <w:rPr>
+          <w:i/>
+          <w:iCs/>
+        </w:rPr>
+        <w:t xml:space="preserve">“Many Christians are not satisfied with viewing psychological disorders as either illnesses or nothing but thought and behavior problems. They feel that both of these approaches are inadequate because they omit very important moral and spiritual questions. Consequently, the important issue of moral responsibility is not dealt with adequately.</w:t>
+      </w:r>
+    </w:p>
+    <w:p>
+      <w:pPr>
+        <w:pStyle w:val="BodyText"/>
+      </w:pPr>
+      <w:r>
+        <w:rPr>
+          <w:i/>
+          <w:iCs/>
+        </w:rPr>
         <w:t xml:space="preserve">They feel that since humanity’s most basic problem is alienation from God as a result of sin, no other difficulty can be dealt with until the relationship with God has been restored. Thus the first goal of therapy is to bring the client to the place of acknowledging his or her need, and asking for divine forgiveness through Jesus Christ. Once the client has placed his or her trust in God, and is operating within the same religious conceptual framework as the therapist, therapy can then proceed to the identification of specific disturbances of thought and behavior. These are seen as examples of sin in that the individual is either acting in a sinful way towards others, or is harboring sinful thoughts and attitudes within. The therapist will assist the individual to identify, confess, and forsake these sins. The goal of therapy is seen primarily in terms of spiritual growth and a</w:t>
       </w:r>
       <w:r>
-        <w:t xml:space="preserve"> </w:t>
-      </w:r>
-      <w:r>
+        <w:rPr>
+          <w:i/>
+          <w:iCs/>
+        </w:rPr>
+        <w:t xml:space="preserve"> </w:t>
+      </w:r>
+      <w:r>
+        <w:rPr>
+          <w:i/>
+          <w:iCs/>
+        </w:rPr>
         <w:t xml:space="preserve">“closer walk with God.”</w:t>
-      </w:r>
-      <w:r>
-        <w:t xml:space="preserve">*</w:t>
       </w:r>
     </w:p>
     <w:p>
@@ -20395,6 +20408,26 @@
         <w:pStyle w:val="FirstParagraph"/>
       </w:pPr>
       <w:r>
+        <w:t xml:space="preserve">As we arrive at our final unit, be sure to look ahead to the</w:t>
+      </w:r>
+      <w:r>
+        <w:t xml:space="preserve"> </w:t>
+      </w:r>
+      <w:r>
+        <w:t xml:space="preserve">“Term Paper”</w:t>
+      </w:r>
+      <w:r>
+        <w:t xml:space="preserve"> </w:t>
+      </w:r>
+      <w:r>
+        <w:t xml:space="preserve">tab to ensure you are organizing your workload in a manageable way.</w:t>
+      </w:r>
+    </w:p>
+    <w:p>
+      <w:pPr>
+        <w:pStyle w:val="BodyText"/>
+      </w:pPr>
+      <w:r>
         <w:t xml:space="preserve">Our final unit expands upon Unit 11 and introduces the exciting, and ever expanding, world of therapy. Today, psychotherapeutic techniques are used to address a range of human conditions, from helping people find hope in overwhelmingly challenging circumstances to people exploring ways to optimize their potentials. Having a therapeutic relationship can be tremendously valuable in a person’s life as a therapist should be non-judgmental and have no other agenda than to help a person reach their therapeutic goals. This final unit of the course will continue to build upon Unit 11 by discussing the effectiveness of therapy, some of the biological treatment options, and some tips on preventing problems.</w:t>
       </w:r>
     </w:p>
@@ -20882,7 +20915,7 @@
     </w:p>
     <w:p>
       <w:pPr>
-        <w:pStyle w:val="BodyText"/>
+        <w:pStyle w:val="BlockText"/>
       </w:pPr>
       <w:r>
         <w:rPr>
@@ -20908,7 +20941,7 @@
     </w:p>
     <w:p>
       <w:pPr>
-        <w:pStyle w:val="BodyText"/>
+        <w:pStyle w:val="FirstParagraph"/>
       </w:pPr>
       <w:r>
         <w:t xml:space="preserve">When you stop and think about it, isn’t this what a good friend offers? Maybe if we all experienced (and offered) this kind of friendship, therapists wouldn’t be so much in demand.</w:t>

--- a/docs/PSYC-106.docx
+++ b/docs/PSYC-106.docx
@@ -23,7 +23,7 @@
         <w:pStyle w:val="Date"/>
       </w:pPr>
       <w:r>
-        <w:t xml:space="preserve">Apr 28, 2025</w:t>
+        <w:t xml:space="preserve">Aug 26, 2025</w:t>
       </w:r>
     </w:p>
     <w:p>
@@ -1419,90 +1419,12 @@
         <w:pStyle w:val="Heading2"/>
       </w:pPr>
       <w:r>
-        <w:t xml:space="preserve">Assessment</w:t>
-      </w:r>
-    </w:p>
-    <w:p>
-      <w:pPr>
-        <w:pStyle w:val="FirstParagraph"/>
-      </w:pPr>
-      <w:r>
-        <w:rPr>
-          <w:color w:val="198402"/>
-          <w:sz w:val="16"/>
-        </w:rPr>
-        <w:t>--- Begin Note ---</w:t>
-      </w:r>
-    </w:p>
-    <w:p>
-      <w:pPr>
-        <w:pStyle w:val="BodyText"/>
-      </w:pPr>
-      <w:r>
-        <w:t xml:space="preserve">Refer to the course schedule for graded assignments you are responsible for submitting.</w:t>
-      </w:r>
-      <w:r>
-        <w:t xml:space="preserve"> </w:t>
-      </w:r>
-      <w:r>
-        <w:rPr>
-          <w:b/>
-          <w:bCs/>
-        </w:rPr>
-        <w:t xml:space="preserve">All graded assignments, and their due dates, can be found on the</w:t>
-      </w:r>
-      <w:r>
-        <w:rPr>
-          <w:b/>
-          <w:bCs/>
-        </w:rPr>
-        <w:t xml:space="preserve"> </w:t>
-      </w:r>
-      <w:r>
-        <w:rPr>
-          <w:b/>
-          <w:bCs/>
-        </w:rPr>
-        <w:t xml:space="preserve">“Assessment”</w:t>
-      </w:r>
-      <w:r>
-        <w:rPr>
-          <w:b/>
-          <w:bCs/>
-        </w:rPr>
-        <w:t xml:space="preserve"> </w:t>
-      </w:r>
-      <w:r>
-        <w:rPr>
-          <w:b/>
-          <w:bCs/>
-        </w:rPr>
-        <w:t xml:space="preserve">tab.</w:t>
-      </w:r>
-    </w:p>
-    <w:p>
-      <w:pPr>
-        <w:pStyle w:val="BodyText"/>
-      </w:pPr>
-      <w:r>
-        <w:t xml:space="preserve">In addition to any graded assignments you are responsible for submitting, be sure to complete all the Learning Activities that have been provided throughout the content - these are intended to support your understanding of the content.</w:t>
-      </w:r>
-    </w:p>
-    <w:p>
-      <w:pPr>
-        <w:pStyle w:val="BodyText"/>
-      </w:pPr>
-      <w:r>
-        <w:rPr>
-          <w:color w:val="198402"/>
-          <w:sz w:val="16"/>
-        </w:rPr>
-        <w:t>--- End Note ---</w:t>
-      </w:r>
-    </w:p>
-    <w:p>
-      <w:pPr>
-        <w:pStyle w:val="BodyText"/>
+        <w:t xml:space="preserve">Summary</w:t>
+      </w:r>
+    </w:p>
+    <w:p>
+      <w:pPr>
+        <w:pStyle w:val="FirstParagraph"/>
       </w:pPr>
       <w:r>
         <w:rPr>
@@ -3150,90 +3072,12 @@
         <w:pStyle w:val="Heading2"/>
       </w:pPr>
       <w:r>
-        <w:t xml:space="preserve">Assessment</w:t>
-      </w:r>
-    </w:p>
-    <w:p>
-      <w:pPr>
-        <w:pStyle w:val="FirstParagraph"/>
-      </w:pPr>
-      <w:r>
-        <w:rPr>
-          <w:color w:val="198402"/>
-          <w:sz w:val="16"/>
-        </w:rPr>
-        <w:t>--- Begin Note ---</w:t>
-      </w:r>
-    </w:p>
-    <w:p>
-      <w:pPr>
-        <w:pStyle w:val="BodyText"/>
-      </w:pPr>
-      <w:r>
-        <w:t xml:space="preserve">Refer to the course schedule for graded assignments you are responsible for submitting.</w:t>
-      </w:r>
-      <w:r>
-        <w:t xml:space="preserve"> </w:t>
-      </w:r>
-      <w:r>
-        <w:rPr>
-          <w:b/>
-          <w:bCs/>
-        </w:rPr>
-        <w:t xml:space="preserve">All graded assignments, and their due dates, can be found on the</w:t>
-      </w:r>
-      <w:r>
-        <w:rPr>
-          <w:b/>
-          <w:bCs/>
-        </w:rPr>
-        <w:t xml:space="preserve"> </w:t>
-      </w:r>
-      <w:r>
-        <w:rPr>
-          <w:b/>
-          <w:bCs/>
-        </w:rPr>
-        <w:t xml:space="preserve">“Assessment”</w:t>
-      </w:r>
-      <w:r>
-        <w:rPr>
-          <w:b/>
-          <w:bCs/>
-        </w:rPr>
-        <w:t xml:space="preserve"> </w:t>
-      </w:r>
-      <w:r>
-        <w:rPr>
-          <w:b/>
-          <w:bCs/>
-        </w:rPr>
-        <w:t xml:space="preserve">tab.</w:t>
-      </w:r>
-    </w:p>
-    <w:p>
-      <w:pPr>
-        <w:pStyle w:val="BodyText"/>
-      </w:pPr>
-      <w:r>
-        <w:t xml:space="preserve">In addition to any graded assignments you are responsible for submitting, be sure to complete all the Learning Activities that have been provided throughout the content - these are intended to support your understanding of the content.</w:t>
-      </w:r>
-    </w:p>
-    <w:p>
-      <w:pPr>
-        <w:pStyle w:val="BodyText"/>
-      </w:pPr>
-      <w:r>
-        <w:rPr>
-          <w:color w:val="198402"/>
-          <w:sz w:val="16"/>
-        </w:rPr>
-        <w:t>--- End Note ---</w:t>
-      </w:r>
-    </w:p>
-    <w:p>
-      <w:pPr>
-        <w:pStyle w:val="BodyText"/>
+        <w:t xml:space="preserve">Summary</w:t>
+      </w:r>
+    </w:p>
+    <w:p>
+      <w:pPr>
+        <w:pStyle w:val="FirstParagraph"/>
       </w:pPr>
       <w:r>
         <w:rPr>
@@ -5242,90 +5086,12 @@
         <w:pStyle w:val="Heading2"/>
       </w:pPr>
       <w:r>
-        <w:t xml:space="preserve">Assessment</w:t>
-      </w:r>
-    </w:p>
-    <w:p>
-      <w:pPr>
-        <w:pStyle w:val="FirstParagraph"/>
-      </w:pPr>
-      <w:r>
-        <w:rPr>
-          <w:color w:val="198402"/>
-          <w:sz w:val="16"/>
-        </w:rPr>
-        <w:t>--- Begin Note ---</w:t>
-      </w:r>
-    </w:p>
-    <w:p>
-      <w:pPr>
-        <w:pStyle w:val="BodyText"/>
-      </w:pPr>
-      <w:r>
-        <w:t xml:space="preserve">Refer to the course schedule for graded assignments you are responsible for submitting.</w:t>
-      </w:r>
-      <w:r>
-        <w:t xml:space="preserve"> </w:t>
-      </w:r>
-      <w:r>
-        <w:rPr>
-          <w:b/>
-          <w:bCs/>
-        </w:rPr>
-        <w:t xml:space="preserve">All graded assignments, and their due dates, can be found on the</w:t>
-      </w:r>
-      <w:r>
-        <w:rPr>
-          <w:b/>
-          <w:bCs/>
-        </w:rPr>
-        <w:t xml:space="preserve"> </w:t>
-      </w:r>
-      <w:r>
-        <w:rPr>
-          <w:b/>
-          <w:bCs/>
-        </w:rPr>
-        <w:t xml:space="preserve">“Assessment”</w:t>
-      </w:r>
-      <w:r>
-        <w:rPr>
-          <w:b/>
-          <w:bCs/>
-        </w:rPr>
-        <w:t xml:space="preserve"> </w:t>
-      </w:r>
-      <w:r>
-        <w:rPr>
-          <w:b/>
-          <w:bCs/>
-        </w:rPr>
-        <w:t xml:space="preserve">tab.</w:t>
-      </w:r>
-    </w:p>
-    <w:p>
-      <w:pPr>
-        <w:pStyle w:val="BodyText"/>
-      </w:pPr>
-      <w:r>
-        <w:t xml:space="preserve">In addition to any graded assignments you are responsible for submitting, be sure to complete all the Learning Activities that have been provided throughout the content - these are intended to support your understanding of the content.</w:t>
-      </w:r>
-    </w:p>
-    <w:p>
-      <w:pPr>
-        <w:pStyle w:val="BodyText"/>
-      </w:pPr>
-      <w:r>
-        <w:rPr>
-          <w:color w:val="198402"/>
-          <w:sz w:val="16"/>
-        </w:rPr>
-        <w:t>--- End Note ---</w:t>
-      </w:r>
-    </w:p>
-    <w:p>
-      <w:pPr>
-        <w:pStyle w:val="BodyText"/>
+        <w:t xml:space="preserve">Summary</w:t>
+      </w:r>
+    </w:p>
+    <w:p>
+      <w:pPr>
+        <w:pStyle w:val="FirstParagraph"/>
       </w:pPr>
       <w:r>
         <w:rPr>
@@ -6436,90 +6202,12 @@
         <w:pStyle w:val="Heading2"/>
       </w:pPr>
       <w:r>
-        <w:t xml:space="preserve">Assessment</w:t>
-      </w:r>
-    </w:p>
-    <w:p>
-      <w:pPr>
-        <w:pStyle w:val="FirstParagraph"/>
-      </w:pPr>
-      <w:r>
-        <w:rPr>
-          <w:color w:val="198402"/>
-          <w:sz w:val="16"/>
-        </w:rPr>
-        <w:t>--- Begin Note ---</w:t>
-      </w:r>
-    </w:p>
-    <w:p>
-      <w:pPr>
-        <w:pStyle w:val="BodyText"/>
-      </w:pPr>
-      <w:r>
-        <w:t xml:space="preserve">Refer to the course schedule for graded assignments you are responsible for submitting.</w:t>
-      </w:r>
-      <w:r>
-        <w:t xml:space="preserve"> </w:t>
-      </w:r>
-      <w:r>
-        <w:rPr>
-          <w:b/>
-          <w:bCs/>
-        </w:rPr>
-        <w:t xml:space="preserve">All graded assignments, and their due dates, can be found on the</w:t>
-      </w:r>
-      <w:r>
-        <w:rPr>
-          <w:b/>
-          <w:bCs/>
-        </w:rPr>
-        <w:t xml:space="preserve"> </w:t>
-      </w:r>
-      <w:r>
-        <w:rPr>
-          <w:b/>
-          <w:bCs/>
-        </w:rPr>
-        <w:t xml:space="preserve">“Assessment”</w:t>
-      </w:r>
-      <w:r>
-        <w:rPr>
-          <w:b/>
-          <w:bCs/>
-        </w:rPr>
-        <w:t xml:space="preserve"> </w:t>
-      </w:r>
-      <w:r>
-        <w:rPr>
-          <w:b/>
-          <w:bCs/>
-        </w:rPr>
-        <w:t xml:space="preserve">tab.</w:t>
-      </w:r>
-    </w:p>
-    <w:p>
-      <w:pPr>
-        <w:pStyle w:val="BodyText"/>
-      </w:pPr>
-      <w:r>
-        <w:t xml:space="preserve">In addition to any graded assignments you are responsible for submitting, be sure to complete all the Learning Activities that have been provided throughout the content - these are intended to support your understanding of the content.</w:t>
-      </w:r>
-    </w:p>
-    <w:p>
-      <w:pPr>
-        <w:pStyle w:val="BodyText"/>
-      </w:pPr>
-      <w:r>
-        <w:rPr>
-          <w:color w:val="198402"/>
-          <w:sz w:val="16"/>
-        </w:rPr>
-        <w:t>--- End Note ---</w:t>
-      </w:r>
-    </w:p>
-    <w:p>
-      <w:pPr>
-        <w:pStyle w:val="BodyText"/>
+        <w:t xml:space="preserve">Summary</w:t>
+      </w:r>
+    </w:p>
+    <w:p>
+      <w:pPr>
+        <w:pStyle w:val="FirstParagraph"/>
       </w:pPr>
       <w:r>
         <w:rPr>
@@ -8328,7 +8016,7 @@
       <w:r>
         <w:t xml:space="preserve"> </w:t>
       </w:r>
-      <w:hyperlink r:id="rId56">
+      <w:hyperlink r:id="rId55">
         <w:r>
           <w:rPr>
             <w:rStyle w:val="Hyperlink"/>
@@ -8697,7 +8385,7 @@
           <w:numId w:val="1067"/>
         </w:numPr>
       </w:pPr>
-      <w:hyperlink r:id="rId57">
+      <w:hyperlink r:id="rId56">
         <w:r>
           <w:rPr>
             <w:rStyle w:val="Hyperlink"/>
@@ -8716,7 +8404,7 @@
           <w:numId w:val="1067"/>
         </w:numPr>
       </w:pPr>
-      <w:hyperlink r:id="rId58">
+      <w:hyperlink r:id="rId57">
         <w:r>
           <w:rPr>
             <w:rStyle w:val="Hyperlink"/>
@@ -8779,7 +8467,7 @@
       <w:pPr>
         <w:pStyle w:val="BodyText"/>
       </w:pPr>
-      <w:hyperlink r:id="rId59">
+      <w:hyperlink r:id="rId58">
         <w:r>
           <w:rPr>
             <w:rStyle w:val="Hyperlink"/>
@@ -8887,73 +8575,501 @@
         <w:pStyle w:val="Heading2"/>
       </w:pPr>
       <w:r>
-        <w:t xml:space="preserve">Assessment</w:t>
-      </w:r>
-    </w:p>
-    <w:p>
-      <w:pPr>
-        <w:pStyle w:val="FirstParagraph"/>
+        <w:t xml:space="preserve">Summary</w:t>
+      </w:r>
+    </w:p>
+    <w:p>
+      <w:pPr>
+        <w:pStyle w:val="FirstParagraph"/>
+      </w:pPr>
+      <w:r>
+        <w:rPr>
+          <w:color w:val="96958E"/>
+          <w:sz w:val="16"/>
+        </w:rPr>
+        <w:t>--- Begin Checking Your Learning ---</w:t>
+      </w:r>
+    </w:p>
+    <w:p>
+      <w:pPr>
+        <w:pStyle w:val="BodyText"/>
+      </w:pPr>
+      <w:r>
+        <w:t xml:space="preserve">Before you move on to the next unit, check that you are able to:</w:t>
+      </w:r>
+    </w:p>
+    <w:p>
+      <w:pPr>
+        <w:pStyle w:val="Compact"/>
+        <w:numPr>
+          <w:ilvl w:val="0"/>
+          <w:numId w:val="1069"/>
+        </w:numPr>
+      </w:pPr>
+      <w:r>
+        <w:t xml:space="preserve">Know the key terminology associated with contemporary approaches, cultural and biological approaches, and psychodynamic and humanistic approaches to personality.</w:t>
+      </w:r>
+    </w:p>
+    <w:p>
+      <w:pPr>
+        <w:pStyle w:val="Compact"/>
+        <w:numPr>
+          <w:ilvl w:val="0"/>
+          <w:numId w:val="1069"/>
+        </w:numPr>
+      </w:pPr>
+      <w:r>
+        <w:t xml:space="preserve">Describe the behaviourist and social-cognitive views, evolutionary theories, and Freudian developmental and defensive explanations of personality.</w:t>
+      </w:r>
+    </w:p>
+    <w:p>
+      <w:pPr>
+        <w:pStyle w:val="Compact"/>
+        <w:numPr>
+          <w:ilvl w:val="0"/>
+          <w:numId w:val="1069"/>
+        </w:numPr>
+      </w:pPr>
+      <w:r>
+        <w:t xml:space="preserve">Apply the Big Five personality traits, psychodynamic, and humanistic perspectives to understand personality.</w:t>
+      </w:r>
+    </w:p>
+    <w:p>
+      <w:pPr>
+        <w:pStyle w:val="Compact"/>
+        <w:numPr>
+          <w:ilvl w:val="0"/>
+          <w:numId w:val="1069"/>
+        </w:numPr>
+      </w:pPr>
+      <w:r>
+        <w:t xml:space="preserve">Analyze the roots of violence and prejudice, roles of personality traits and psychological and physical states, and the genetic basis of personality in determining behaviour.</w:t>
+      </w:r>
+    </w:p>
+    <w:p>
+      <w:pPr>
+        <w:pStyle w:val="Compact"/>
+        <w:numPr>
+          <w:ilvl w:val="0"/>
+          <w:numId w:val="1069"/>
+        </w:numPr>
+      </w:pPr>
+      <w:r>
+        <w:t xml:space="preserve">Analyze claims that males and females have fundamentally different personalities and whether projective tests are valid measures of personality.</w:t>
+      </w:r>
+    </w:p>
+    <w:p>
+      <w:pPr>
+        <w:pStyle w:val="FirstParagraph"/>
+      </w:pPr>
+      <w:r>
+        <w:rPr>
+          <w:color w:val="96958E"/>
+          <w:sz w:val="16"/>
+        </w:rPr>
+        <w:t>--- End Checking Your Learning ---</w:t>
+      </w:r>
+    </w:p>
+    <w:p>
+      <w:pPr>
+        <w:pStyle w:val="Heading1"/>
+      </w:pPr>
+      <w:r>
+        <w:t xml:space="preserve">6. Social Psychology - Part 1</w:t>
+      </w:r>
+    </w:p>
+    <w:p>
+      <w:pPr>
+        <w:pStyle w:val="Heading2"/>
+      </w:pPr>
+      <w:r>
+        <w:t xml:space="preserve">Overview</w:t>
+      </w:r>
+    </w:p>
+    <w:p>
+      <w:pPr>
+        <w:pStyle w:val="FirstParagraph"/>
+      </w:pPr>
+      <w:r>
+        <w:t xml:space="preserve">No single factor has more impact on shaping the quality and direction of your life over virtually every aspect of your existence than relationships. In a way, everyone is a social psychologist. People constantly form ideas/opinions about why a person or a group of people are acting the way they are. Social psychology is similar to what people find themselves naturally doing except it uses scientific tools to study these hypotheses (the ideas/opinions). Social psychologist are primarily interested in examining the different ways that individual’s effect groups of people and the way groups of people effect individual’s. In this unit you will be introduced to some historical studies and main concepts in this field. Topics covered in this chapter include social influences on behaviour, social impressions and judgements, the relationship between attitudes and behaviour, and effective communication. Unit 6 (Part 1) looks at attributes and actions, conformity, obedience, and compliance. Unit 7 (Part 2) examines prejudice and aggression, and, though not specifically covered in the textbook, yet important to social psychology, attraction and altruism.</w:t>
+      </w:r>
+    </w:p>
+    <w:p>
+      <w:pPr>
+        <w:pStyle w:val="Heading3"/>
+      </w:pPr>
+      <w:r>
+        <w:t xml:space="preserve">Topics</w:t>
+      </w:r>
+    </w:p>
+    <w:p>
+      <w:pPr>
+        <w:pStyle w:val="FirstParagraph"/>
+      </w:pPr>
+      <w:r>
+        <w:t xml:space="preserve">This unit is divided into the following topics:</w:t>
+      </w:r>
+    </w:p>
+    <w:p>
+      <w:pPr>
+        <w:pStyle w:val="Compact"/>
+        <w:numPr>
+          <w:ilvl w:val="0"/>
+          <w:numId w:val="1070"/>
+        </w:numPr>
+      </w:pPr>
+      <w:r>
+        <w:t xml:space="preserve">Attributes and Actions</w:t>
+      </w:r>
+    </w:p>
+    <w:p>
+      <w:pPr>
+        <w:pStyle w:val="Compact"/>
+        <w:numPr>
+          <w:ilvl w:val="0"/>
+          <w:numId w:val="1070"/>
+        </w:numPr>
+      </w:pPr>
+      <w:r>
+        <w:t xml:space="preserve">Conformity</w:t>
+      </w:r>
+    </w:p>
+    <w:p>
+      <w:pPr>
+        <w:pStyle w:val="Compact"/>
+        <w:numPr>
+          <w:ilvl w:val="0"/>
+          <w:numId w:val="1070"/>
+        </w:numPr>
+      </w:pPr>
+      <w:r>
+        <w:t xml:space="preserve">Obedience</w:t>
+      </w:r>
+    </w:p>
+    <w:p>
+      <w:pPr>
+        <w:pStyle w:val="Compact"/>
+        <w:numPr>
+          <w:ilvl w:val="0"/>
+          <w:numId w:val="1070"/>
+        </w:numPr>
+      </w:pPr>
+      <w:r>
+        <w:t xml:space="preserve">Compliance</w:t>
+      </w:r>
+    </w:p>
+    <w:p>
+      <w:pPr>
+        <w:pStyle w:val="Heading3"/>
+      </w:pPr>
+      <w:r>
+        <w:t xml:space="preserve">Learning Outcomes</w:t>
+      </w:r>
+    </w:p>
+    <w:p>
+      <w:pPr>
+        <w:pStyle w:val="FirstParagraph"/>
+      </w:pPr>
+      <w:r>
+        <w:t xml:space="preserve">By the end of this unit, student’s will be able to:</w:t>
+      </w:r>
+    </w:p>
+    <w:p>
+      <w:pPr>
+        <w:pStyle w:val="Compact"/>
+        <w:numPr>
+          <w:ilvl w:val="0"/>
+          <w:numId w:val="1071"/>
+        </w:numPr>
+      </w:pPr>
+      <w:r>
+        <w:t xml:space="preserve">Define, and apply, the key terminology associated with social influence, social cognition, and on attitudes, behaviour, and effective communication.</w:t>
+      </w:r>
+    </w:p>
+    <w:p>
+      <w:pPr>
+        <w:pStyle w:val="Compact"/>
+        <w:numPr>
+          <w:ilvl w:val="0"/>
+          <w:numId w:val="1071"/>
+        </w:numPr>
+      </w:pPr>
+      <w:r>
+        <w:t xml:space="preserve">Describe why individuals conform to others’ behaviours, how individuals and groups can influence behaviours, and how we form first impressions and how these impressions influence us.</w:t>
+      </w:r>
+    </w:p>
+    <w:p>
+      <w:pPr>
+        <w:pStyle w:val="Compact"/>
+        <w:numPr>
+          <w:ilvl w:val="0"/>
+          <w:numId w:val="1071"/>
+        </w:numPr>
+      </w:pPr>
+      <w:r>
+        <w:t xml:space="preserve">Apply your knowledge of the bystander effect to ensure that you will be helped if you are in an emergency, of social cognition to help overcome prejudice and discrimination, and of the central route to describe how a message should be designed.</w:t>
+      </w:r>
+    </w:p>
+    <w:p>
+      <w:pPr>
+        <w:pStyle w:val="Compact"/>
+        <w:numPr>
+          <w:ilvl w:val="0"/>
+          <w:numId w:val="1071"/>
+        </w:numPr>
+      </w:pPr>
+      <w:r>
+        <w:t xml:space="preserve">Analyze whether guards who participate in abuse are inherently bad people, or if their behaviour is the product of social influences and whether people who commit discriminatory acts are necessarily prejudiced.</w:t>
+      </w:r>
+    </w:p>
+    <w:p>
+      <w:pPr>
+        <w:pStyle w:val="Compact"/>
+        <w:numPr>
+          <w:ilvl w:val="0"/>
+          <w:numId w:val="1071"/>
+        </w:numPr>
+      </w:pPr>
+      <w:r>
+        <w:t xml:space="preserve">Describe how behaviours influence attitudes in terms of cognitive dissonance theory.</w:t>
+      </w:r>
+    </w:p>
+    <w:p>
+      <w:pPr>
+        <w:pStyle w:val="Heading3"/>
+      </w:pPr>
+      <w:r>
+        <w:t xml:space="preserve">Learning Activities</w:t>
+      </w:r>
+    </w:p>
+    <w:p>
+      <w:pPr>
+        <w:pStyle w:val="FirstParagraph"/>
+      </w:pPr>
+      <w:r>
+        <w:t xml:space="preserve">Here is a checklist of learning activities you will benefit from in completing this unit. You may find it helpful in planning your work.</w:t>
+      </w:r>
+    </w:p>
+    <w:p>
+      <w:pPr>
+        <w:pStyle w:val="BodyText"/>
+      </w:pPr>
+      <w:r>
+        <w:rPr>
+          <w:color w:val="2375DA"/>
+          <w:sz w:val="16"/>
+        </w:rPr>
+        <w:t>--- Begin Learning Activity ---</w:t>
+      </w:r>
+    </w:p>
+    <w:p>
+      <w:pPr>
+        <w:pStyle w:val="Compact"/>
+        <w:numPr>
+          <w:ilvl w:val="0"/>
+          <w:numId w:val="1072"/>
+        </w:numPr>
+      </w:pPr>
+      <w:r>
+        <w:t xml:space="preserve">Read the relevant sections of Chapter 13 of your textbook</w:t>
+      </w:r>
+    </w:p>
+    <w:p>
+      <w:pPr>
+        <w:pStyle w:val="Compact"/>
+        <w:numPr>
+          <w:ilvl w:val="0"/>
+          <w:numId w:val="1072"/>
+        </w:numPr>
+      </w:pPr>
+      <w:r>
+        <w:t xml:space="preserve">Review the Chapter 13 - Notes (intended to support your understanding of your readings)</w:t>
+      </w:r>
+    </w:p>
+    <w:p>
+      <w:pPr>
+        <w:pStyle w:val="Compact"/>
+        <w:numPr>
+          <w:ilvl w:val="0"/>
+          <w:numId w:val="1072"/>
+        </w:numPr>
+      </w:pPr>
+      <w:r>
+        <w:t xml:space="preserve">Read about</w:t>
+      </w:r>
+      <w:r>
+        <w:t xml:space="preserve"> </w:t>
+      </w:r>
+      <w:r>
+        <w:rPr>
+          <w:i/>
+          <w:iCs/>
+        </w:rPr>
+        <w:t xml:space="preserve">Attribution Theory</w:t>
+      </w:r>
+      <w:r>
+        <w:t xml:space="preserve"> </w:t>
+      </w:r>
+      <w:r>
+        <w:t xml:space="preserve">and</w:t>
+      </w:r>
+      <w:r>
+        <w:t xml:space="preserve"> </w:t>
+      </w:r>
+      <w:r>
+        <w:rPr>
+          <w:i/>
+          <w:iCs/>
+        </w:rPr>
+        <w:t xml:space="preserve">Cognitive Dissonance</w:t>
+      </w:r>
+    </w:p>
+    <w:p>
+      <w:pPr>
+        <w:pStyle w:val="Compact"/>
+        <w:numPr>
+          <w:ilvl w:val="0"/>
+          <w:numId w:val="1072"/>
+        </w:numPr>
+      </w:pPr>
+      <w:r>
+        <w:t xml:space="preserve">Read and Reflect on the two articles</w:t>
+      </w:r>
+      <w:r>
+        <w:t xml:space="preserve"> </w:t>
+      </w:r>
+      <w:r>
+        <w:rPr>
+          <w:i/>
+          <w:iCs/>
+        </w:rPr>
+        <w:t xml:space="preserve">Social Influence</w:t>
+      </w:r>
+      <w:r>
+        <w:t xml:space="preserve"> </w:t>
+      </w:r>
+      <w:r>
+        <w:t xml:space="preserve">and</w:t>
+      </w:r>
+      <w:r>
+        <w:t xml:space="preserve"> </w:t>
+      </w:r>
+      <w:r>
+        <w:rPr>
+          <w:i/>
+          <w:iCs/>
+        </w:rPr>
+        <w:t xml:space="preserve">Conformity and Obedience</w:t>
+      </w:r>
+    </w:p>
+    <w:p>
+      <w:pPr>
+        <w:pStyle w:val="Compact"/>
+        <w:numPr>
+          <w:ilvl w:val="0"/>
+          <w:numId w:val="1072"/>
+        </w:numPr>
+      </w:pPr>
+      <w:r>
+        <w:t xml:space="preserve">Read the four resources on ethical guidelines when performing research</w:t>
+      </w:r>
+    </w:p>
+    <w:p>
+      <w:pPr>
+        <w:pStyle w:val="Compact"/>
+        <w:numPr>
+          <w:ilvl w:val="0"/>
+          <w:numId w:val="1072"/>
+        </w:numPr>
+      </w:pPr>
+      <w:r>
+        <w:t xml:space="preserve">Explore the two articles on the</w:t>
+      </w:r>
+      <w:r>
+        <w:t xml:space="preserve"> </w:t>
+      </w:r>
+      <w:r>
+        <w:rPr>
+          <w:i/>
+          <w:iCs/>
+        </w:rPr>
+        <w:t xml:space="preserve">Influence of Social Media</w:t>
+      </w:r>
+      <w:r>
+        <w:t xml:space="preserve"> </w:t>
+      </w:r>
+      <w:r>
+        <w:t xml:space="preserve">and</w:t>
+      </w:r>
+      <w:r>
+        <w:t xml:space="preserve"> </w:t>
+      </w:r>
+      <w:r>
+        <w:rPr>
+          <w:i/>
+          <w:iCs/>
+        </w:rPr>
+        <w:t xml:space="preserve">Cults</w:t>
+      </w:r>
+    </w:p>
+    <w:p>
+      <w:pPr>
+        <w:pStyle w:val="FirstParagraph"/>
+      </w:pPr>
+      <w:r>
+        <w:rPr>
+          <w:color w:val="2375DA"/>
+          <w:sz w:val="16"/>
+        </w:rPr>
+        <w:t>--- End Learning Activity ---</w:t>
+      </w:r>
+    </w:p>
+    <w:p>
+      <w:pPr>
+        <w:pStyle w:val="BodyText"/>
       </w:pPr>
       <w:r>
         <w:rPr>
           <w:color w:val="198402"/>
           <w:sz w:val="16"/>
         </w:rPr>
-        <w:t>--- Begin Note ---</w:t>
-      </w:r>
-    </w:p>
-    <w:p>
-      <w:pPr>
-        <w:pStyle w:val="BodyText"/>
-      </w:pPr>
-      <w:r>
-        <w:t xml:space="preserve">Refer to the course schedule for graded assignments you are responsible for submitting.</w:t>
-      </w:r>
-      <w:r>
-        <w:t xml:space="preserve"> </w:t>
-      </w:r>
+        <w:t>--- Begin Note (w/ icon) ---</w:t>
+      </w:r>
+    </w:p>
+    <w:p>
+      <w:pPr>
+        <w:pStyle w:val="BodyText"/>
+      </w:pPr>
       <w:r>
         <w:rPr>
           <w:b/>
           <w:bCs/>
-        </w:rPr>
-        <w:t xml:space="preserve">All graded assignments, and their due dates, can be found on the</w:t>
-      </w:r>
-      <w:r>
-        <w:rPr>
-          <w:b/>
-          <w:bCs/>
-        </w:rPr>
-        <w:t xml:space="preserve"> </w:t>
-      </w:r>
-      <w:r>
-        <w:rPr>
-          <w:b/>
-          <w:bCs/>
-        </w:rPr>
-        <w:t xml:space="preserve">“Assessment”</w:t>
-      </w:r>
-      <w:r>
-        <w:rPr>
-          <w:b/>
-          <w:bCs/>
-        </w:rPr>
-        <w:t xml:space="preserve"> </w:t>
-      </w:r>
-      <w:r>
-        <w:rPr>
-          <w:b/>
-          <w:bCs/>
-        </w:rPr>
-        <w:t xml:space="preserve">tab.</w:t>
-      </w:r>
-    </w:p>
-    <w:p>
-      <w:pPr>
-        <w:pStyle w:val="BodyText"/>
-      </w:pPr>
-      <w:r>
-        <w:t xml:space="preserve">In addition to any graded assignments you are responsible for submitting, be sure to complete all the Learning Activities that have been provided throughout the content - these are intended to support your understanding of the content.</w:t>
+          <w:i/>
+          <w:iCs/>
+        </w:rPr>
+        <w:t xml:space="preserve">Note</w:t>
+      </w:r>
+      <w:r>
+        <w:t xml:space="preserve"> </w:t>
+      </w:r>
+      <w:r>
+        <w:t xml:space="preserve">The course units follow topics in the textbook,</w:t>
+      </w:r>
+      <w:r>
+        <w:t xml:space="preserve"> </w:t>
+      </w:r>
+      <w:r>
+        <w:rPr>
+          <w:i/>
+          <w:iCs/>
+        </w:rPr>
+        <w:t xml:space="preserve">Revel for An Introduction to Psychological Science</w:t>
+      </w:r>
+      <w:r>
+        <w:t xml:space="preserve"> </w:t>
+      </w:r>
+      <w:r>
+        <w:t xml:space="preserve">by Krause et al. (4th Edition). For each unit, please read the pertinent chapter(s) before completing the assessment for the unit.</w:t>
       </w:r>
     </w:p>
     <w:p>
@@ -8970,102 +9086,74 @@
     </w:p>
     <w:p>
       <w:pPr>
-        <w:pStyle w:val="BodyText"/>
-      </w:pPr>
-      <w:r>
-        <w:rPr>
-          <w:color w:val="96958E"/>
-          <w:sz w:val="16"/>
-        </w:rPr>
-        <w:t>--- Begin Checking Your Learning ---</w:t>
-      </w:r>
-    </w:p>
-    <w:p>
-      <w:pPr>
-        <w:pStyle w:val="BodyText"/>
-      </w:pPr>
-      <w:r>
-        <w:t xml:space="preserve">Before you move on to the next unit, check that you are able to:</w:t>
-      </w:r>
-    </w:p>
-    <w:p>
-      <w:pPr>
-        <w:pStyle w:val="Compact"/>
-        <w:numPr>
-          <w:ilvl w:val="0"/>
-          <w:numId w:val="1069"/>
-        </w:numPr>
-      </w:pPr>
-      <w:r>
-        <w:t xml:space="preserve">Know the key terminology associated with contemporary approaches, cultural and biological approaches, and psychodynamic and humanistic approaches to personality.</w:t>
-      </w:r>
-    </w:p>
-    <w:p>
-      <w:pPr>
-        <w:pStyle w:val="Compact"/>
-        <w:numPr>
-          <w:ilvl w:val="0"/>
-          <w:numId w:val="1069"/>
-        </w:numPr>
-      </w:pPr>
-      <w:r>
-        <w:t xml:space="preserve">Describe the behaviourist and social-cognitive views, evolutionary theories, and Freudian developmental and defensive explanations of personality.</w:t>
-      </w:r>
-    </w:p>
-    <w:p>
-      <w:pPr>
-        <w:pStyle w:val="Compact"/>
-        <w:numPr>
-          <w:ilvl w:val="0"/>
-          <w:numId w:val="1069"/>
-        </w:numPr>
-      </w:pPr>
-      <w:r>
-        <w:t xml:space="preserve">Apply the Big Five personality traits, psychodynamic, and humanistic perspectives to understand personality.</w:t>
-      </w:r>
-    </w:p>
-    <w:p>
-      <w:pPr>
-        <w:pStyle w:val="Compact"/>
-        <w:numPr>
-          <w:ilvl w:val="0"/>
-          <w:numId w:val="1069"/>
-        </w:numPr>
-      </w:pPr>
-      <w:r>
-        <w:t xml:space="preserve">Analyze the roots of violence and prejudice, roles of personality traits and psychological and physical states, and the genetic basis of personality in determining behaviour.</w:t>
-      </w:r>
-    </w:p>
-    <w:p>
-      <w:pPr>
-        <w:pStyle w:val="Compact"/>
-        <w:numPr>
-          <w:ilvl w:val="0"/>
-          <w:numId w:val="1069"/>
-        </w:numPr>
-      </w:pPr>
-      <w:r>
-        <w:t xml:space="preserve">Analyze claims that males and females have fundamentally different personalities and whether projective tests are valid measures of personality.</w:t>
-      </w:r>
-    </w:p>
-    <w:p>
-      <w:pPr>
-        <w:pStyle w:val="FirstParagraph"/>
-      </w:pPr>
-      <w:r>
-        <w:rPr>
-          <w:color w:val="96958E"/>
-          <w:sz w:val="16"/>
-        </w:rPr>
-        <w:t>--- End Checking Your Learning ---</w:t>
-      </w:r>
-    </w:p>
-    <w:p>
-      <w:pPr>
-        <w:pStyle w:val="Heading1"/>
-      </w:pPr>
-      <w:r>
-        <w:t xml:space="preserve">6. Social Psychology - Part 1</w:t>
+        <w:pStyle w:val="Heading3"/>
+      </w:pPr>
+      <w:r>
+        <w:t xml:space="preserve">Assessment</w:t>
+      </w:r>
+    </w:p>
+    <w:p>
+      <w:pPr>
+        <w:pStyle w:val="FirstParagraph"/>
+      </w:pPr>
+      <w:r>
+        <w:t xml:space="preserve">In this course you demonstrate your understanding of the course learning outcomes in different ways, including papers, projects, discussions and quizzes. Please see the Assessment section in Moodle for assignment details and due dates.</w:t>
+      </w:r>
+    </w:p>
+    <w:p>
+      <w:pPr>
+        <w:pStyle w:val="Heading3"/>
+      </w:pPr>
+      <w:r>
+        <w:t xml:space="preserve">Resources</w:t>
+      </w:r>
+    </w:p>
+    <w:p>
+      <w:pPr>
+        <w:pStyle w:val="FirstParagraph"/>
+      </w:pPr>
+      <w:r>
+        <w:t xml:space="preserve">Here are the resources you will need to complete this unit:</w:t>
+      </w:r>
+    </w:p>
+    <w:p>
+      <w:pPr>
+        <w:pStyle w:val="Compact"/>
+        <w:numPr>
+          <w:ilvl w:val="0"/>
+          <w:numId w:val="1073"/>
+        </w:numPr>
+      </w:pPr>
+      <w:r>
+        <w:t xml:space="preserve">Krause, M., Corts, D., &amp; Smith, S. C. (2024).</w:t>
+      </w:r>
+      <w:r>
+        <w:t xml:space="preserve"> </w:t>
+      </w:r>
+      <w:r>
+        <w:rPr>
+          <w:i/>
+          <w:iCs/>
+        </w:rPr>
+        <w:t xml:space="preserve">Revel for An Introduction to Psychological Science, 4th Canadian Edition.</w:t>
+      </w:r>
+      <w:r>
+        <w:t xml:space="preserve"> </w:t>
+      </w:r>
+      <w:r>
+        <w:t xml:space="preserve">Pearson Ed.</w:t>
+      </w:r>
+    </w:p>
+    <w:p>
+      <w:pPr>
+        <w:pStyle w:val="Compact"/>
+        <w:numPr>
+          <w:ilvl w:val="0"/>
+          <w:numId w:val="1073"/>
+        </w:numPr>
+      </w:pPr>
+      <w:r>
+        <w:t xml:space="preserve">Other resources will be provided online.</w:t>
       </w:r>
     </w:p>
     <w:p>
@@ -9073,15 +9161,7 @@
         <w:pStyle w:val="Heading2"/>
       </w:pPr>
       <w:r>
-        <w:t xml:space="preserve">Overview</w:t>
-      </w:r>
-    </w:p>
-    <w:p>
-      <w:pPr>
-        <w:pStyle w:val="FirstParagraph"/>
-      </w:pPr>
-      <w:r>
-        <w:t xml:space="preserve">No single factor has more impact on shaping the quality and direction of your life over virtually every aspect of your existence than relationships. In a way, everyone is a social psychologist. People constantly form ideas/opinions about why a person or a group of people are acting the way they are. Social psychology is similar to what people find themselves naturally doing except it uses scientific tools to study these hypotheses (the ideas/opinions). Social psychologist are primarily interested in examining the different ways that individual’s effect groups of people and the way groups of people effect individual’s. In this unit you will be introduced to some historical studies and main concepts in this field. Topics covered in this chapter include social influences on behaviour, social impressions and judgements, the relationship between attitudes and behaviour, and effective communication. Unit 6 (Part 1) looks at attributes and actions, conformity, obedience, and compliance. Unit 7 (Part 2) examines prejudice and aggression, and, though not specifically covered in the textbook, yet important to social psychology, attraction and altruism.</w:t>
+        <w:t xml:space="preserve">6.1 Attributes and Actions</w:t>
       </w:r>
     </w:p>
     <w:p>
@@ -9089,63 +9169,92 @@
         <w:pStyle w:val="Heading3"/>
       </w:pPr>
       <w:r>
-        <w:t xml:space="preserve">Topics</w:t>
-      </w:r>
-    </w:p>
-    <w:p>
-      <w:pPr>
-        <w:pStyle w:val="FirstParagraph"/>
-      </w:pPr>
-      <w:r>
-        <w:t xml:space="preserve">This unit is divided into the following topics:</w:t>
-      </w:r>
-    </w:p>
-    <w:p>
-      <w:pPr>
-        <w:pStyle w:val="Compact"/>
-        <w:numPr>
-          <w:ilvl w:val="0"/>
-          <w:numId w:val="1070"/>
-        </w:numPr>
-      </w:pPr>
-      <w:r>
-        <w:t xml:space="preserve">Attributes and Actions</w:t>
-      </w:r>
-    </w:p>
-    <w:p>
-      <w:pPr>
-        <w:pStyle w:val="Compact"/>
-        <w:numPr>
-          <w:ilvl w:val="0"/>
-          <w:numId w:val="1070"/>
-        </w:numPr>
-      </w:pPr>
-      <w:r>
-        <w:t xml:space="preserve">Conformity</w:t>
-      </w:r>
-    </w:p>
-    <w:p>
-      <w:pPr>
-        <w:pStyle w:val="Compact"/>
-        <w:numPr>
-          <w:ilvl w:val="0"/>
-          <w:numId w:val="1070"/>
-        </w:numPr>
-      </w:pPr>
-      <w:r>
-        <w:t xml:space="preserve">Obedience</w:t>
-      </w:r>
-    </w:p>
-    <w:p>
-      <w:pPr>
-        <w:pStyle w:val="Compact"/>
-        <w:numPr>
-          <w:ilvl w:val="0"/>
-          <w:numId w:val="1070"/>
-        </w:numPr>
-      </w:pPr>
-      <w:r>
-        <w:t xml:space="preserve">Compliance</w:t>
+        <w:t xml:space="preserve">The Ultimate Attribution Error</w:t>
+      </w:r>
+    </w:p>
+    <w:p>
+      <w:pPr>
+        <w:pStyle w:val="FirstParagraph"/>
+      </w:pPr>
+      <w:r>
+        <w:t xml:space="preserve">If you study attribution further, perhaps in a</w:t>
+      </w:r>
+      <w:r>
+        <w:t xml:space="preserve"> </w:t>
+      </w:r>
+      <w:r>
+        <w:t xml:space="preserve">“Social Psychology”</w:t>
+      </w:r>
+      <w:r>
+        <w:t xml:space="preserve"> </w:t>
+      </w:r>
+      <w:r>
+        <w:t xml:space="preserve">course, you find that there are several errors in attribution common to our perceptions of behavior. The ultimate attribution error is a combination of biases that influences our interpretation of behavior in our friends and our foes. The ultimate attribution error is our tendency to use internal attributions to explain socially desirable actions by members of our own group and socially undesirable actions by members of an opposing group. The same bias leads us to use external attributions to explain socially undesirable actions of our own group and socially desirable actions of our foes (Hewstone, 1988; Pettigrew, 1979, 1980 ; Taylor and Jaggi, 1974 ).</w:t>
+      </w:r>
+    </w:p>
+    <w:p>
+      <w:pPr>
+        <w:pStyle w:val="BodyText"/>
+      </w:pPr>
+      <w:r>
+        <w:t xml:space="preserve">A study by Donald Taylor and V. Jaggi (1974) illustrates this bias among south Indian subjects. Taylor and Jaggi found that Hindu subjects attributed socially desirable actions to the good character of Hindus, but attributed the same actions in Muslims to environmental circumstances. In addition, Hindu subjects blamed socially undesirable actions on Hindus’ circumstances and Muslims’ character. We commit the ultimate attribution error when we say,</w:t>
+      </w:r>
+      <w:r>
+        <w:t xml:space="preserve"> </w:t>
+      </w:r>
+      <w:r>
+        <w:t xml:space="preserve">“Our soldiers fight because they have to”</w:t>
+      </w:r>
+      <w:r>
+        <w:t xml:space="preserve"> </w:t>
+      </w:r>
+      <w:r>
+        <w:t xml:space="preserve">(external attribution), but</w:t>
+      </w:r>
+      <w:r>
+        <w:t xml:space="preserve"> </w:t>
+      </w:r>
+      <w:r>
+        <w:t xml:space="preserve">“Our enemies fight because they are warlike”</w:t>
+      </w:r>
+      <w:r>
+        <w:t xml:space="preserve"> </w:t>
+      </w:r>
+      <w:r>
+        <w:t xml:space="preserve">(internal attribution). And,</w:t>
+      </w:r>
+      <w:r>
+        <w:t xml:space="preserve"> </w:t>
+      </w:r>
+      <w:r>
+        <w:t xml:space="preserve">“Our soldiers are naturally brave”</w:t>
+      </w:r>
+      <w:r>
+        <w:t xml:space="preserve">;</w:t>
+      </w:r>
+      <w:r>
+        <w:t xml:space="preserve"> </w:t>
+      </w:r>
+      <w:r>
+        <w:t xml:space="preserve">“Our enemies are forced to do daring deeds.”</w:t>
+      </w:r>
+    </w:p>
+    <w:p>
+      <w:pPr>
+        <w:pStyle w:val="BodyText"/>
+      </w:pPr>
+      <w:r>
+        <w:t xml:space="preserve">The ultimate attribution error tends to perpetuate our false stereotypes and prejudices. Our biased interpretations have a plausible ring because the reasons for our enemies’ actions are usually somewhat ambiguous and open to various interpretations. In addition, our friends fall into the same error and support our views. Consequently, we continue to see behavior the way we expect or would like it to be, and people we don’t like never get a chance to prove us wrong.</w:t>
+      </w:r>
+      <w:r>
+        <w:t xml:space="preserve"> </w:t>
+      </w:r>
+      <w:r>
+        <w:rPr>
+          <w:i/>
+          <w:iCs/>
+        </w:rPr>
+        <w:t xml:space="preserve">(from Invitation to Social Psychology by Ronald Philipchalk)</w:t>
       </w:r>
     </w:p>
     <w:p>
@@ -9153,75 +9262,61 @@
         <w:pStyle w:val="Heading3"/>
       </w:pPr>
       <w:r>
-        <w:t xml:space="preserve">Learning Outcomes</w:t>
-      </w:r>
-    </w:p>
-    <w:p>
-      <w:pPr>
-        <w:pStyle w:val="FirstParagraph"/>
-      </w:pPr>
-      <w:r>
-        <w:t xml:space="preserve">By the end of this unit, student’s will be able to:</w:t>
-      </w:r>
-    </w:p>
-    <w:p>
-      <w:pPr>
-        <w:pStyle w:val="Compact"/>
-        <w:numPr>
-          <w:ilvl w:val="0"/>
-          <w:numId w:val="1071"/>
-        </w:numPr>
-      </w:pPr>
-      <w:r>
-        <w:t xml:space="preserve">Define, and apply, the key terminology associated with social influence, social cognition, and on attitudes, behaviour, and effective communication.</w:t>
-      </w:r>
-    </w:p>
-    <w:p>
-      <w:pPr>
-        <w:pStyle w:val="Compact"/>
-        <w:numPr>
-          <w:ilvl w:val="0"/>
-          <w:numId w:val="1071"/>
-        </w:numPr>
-      </w:pPr>
-      <w:r>
-        <w:t xml:space="preserve">Describe why individuals conform to others’ behaviours, how individuals and groups can influence behaviours, and how we form first impressions and how these impressions influence us.</w:t>
-      </w:r>
-    </w:p>
-    <w:p>
-      <w:pPr>
-        <w:pStyle w:val="Compact"/>
-        <w:numPr>
-          <w:ilvl w:val="0"/>
-          <w:numId w:val="1071"/>
-        </w:numPr>
-      </w:pPr>
-      <w:r>
-        <w:t xml:space="preserve">Apply your knowledge of the bystander effect to ensure that you will be helped if you are in an emergency, of social cognition to help overcome prejudice and discrimination, and of the central route to describe how a message should be designed.</w:t>
-      </w:r>
-    </w:p>
-    <w:p>
-      <w:pPr>
-        <w:pStyle w:val="Compact"/>
-        <w:numPr>
-          <w:ilvl w:val="0"/>
-          <w:numId w:val="1071"/>
-        </w:numPr>
-      </w:pPr>
-      <w:r>
-        <w:t xml:space="preserve">Analyze whether guards who participate in abuse are inherently bad people, or if their behaviour is the product of social influences and whether people who commit discriminatory acts are necessarily prejudiced.</w:t>
-      </w:r>
-    </w:p>
-    <w:p>
-      <w:pPr>
-        <w:pStyle w:val="Compact"/>
-        <w:numPr>
-          <w:ilvl w:val="0"/>
-          <w:numId w:val="1071"/>
-        </w:numPr>
-      </w:pPr>
-      <w:r>
-        <w:t xml:space="preserve">Describe how behaviours influence attitudes in terms of cognitive dissonance theory.</w:t>
+        <w:t xml:space="preserve">Actions and Attitudes</w:t>
+      </w:r>
+    </w:p>
+    <w:p>
+      <w:pPr>
+        <w:pStyle w:val="FirstParagraph"/>
+      </w:pPr>
+      <w:r>
+        <w:t xml:space="preserve">“You can’t legislate morality”</w:t>
+      </w:r>
+      <w:r>
+        <w:t xml:space="preserve"> </w:t>
+      </w:r>
+      <w:r>
+        <w:t xml:space="preserve">is a commonsense chestnut that social psycholo</w:t>
+      </w:r>
+      <w:r>
+        <w:softHyphen/>
+      </w:r>
+      <w:r>
+        <w:t xml:space="preserve">gists have found not to be true. Attitudes do follow behavior. Eliot Aronson makes a persuasive argument that racial prejudiced attitudes and behaviors in the have actually responded dramatically and positively to civil rights legisla</w:t>
+      </w:r>
+      <w:r>
+        <w:softHyphen/>
+      </w:r>
+      <w:r>
+        <w:t xml:space="preserve">tion and to court actions in the last several decades. In addition, he discusses sev</w:t>
+      </w:r>
+      <w:r>
+        <w:softHyphen/>
+      </w:r>
+      <w:r>
+        <w:t xml:space="preserve">eral other methods that have been successfully used to reduce prejudice and discrimination, including his</w:t>
+      </w:r>
+      <w:r>
+        <w:t xml:space="preserve"> </w:t>
+      </w:r>
+      <w:r>
+        <w:t xml:space="preserve">“jigsaw”</w:t>
+      </w:r>
+      <w:r>
+        <w:t xml:space="preserve"> </w:t>
+      </w:r>
+      <w:r>
+        <w:t xml:space="preserve">technique, designed for use with grade school children.</w:t>
+      </w:r>
+      <w:r>
+        <w:t xml:space="preserve"> </w:t>
+      </w:r>
+      <w:r>
+        <w:rPr>
+          <w:i/>
+          <w:iCs/>
+        </w:rPr>
+        <w:t xml:space="preserve">Aronson, E. (1992). The social animal (6th ed.). New York: W. H. Freeman.</w:t>
       </w:r>
     </w:p>
     <w:p>
@@ -9229,20 +9324,12 @@
         <w:pStyle w:val="Heading3"/>
       </w:pPr>
       <w:r>
-        <w:t xml:space="preserve">Learning Activities</w:t>
-      </w:r>
-    </w:p>
-    <w:p>
-      <w:pPr>
-        <w:pStyle w:val="FirstParagraph"/>
-      </w:pPr>
-      <w:r>
-        <w:t xml:space="preserve">Here is a checklist of learning activities you will benefit from in completing this unit. You may find it helpful in planning your work.</w:t>
-      </w:r>
-    </w:p>
-    <w:p>
-      <w:pPr>
-        <w:pStyle w:val="BodyText"/>
+        <w:t xml:space="preserve">6.1.1 Activity: Read and Reflect</w:t>
+      </w:r>
+    </w:p>
+    <w:p>
+      <w:pPr>
+        <w:pStyle w:val="FirstParagraph"/>
       </w:pPr>
       <w:r>
         <w:rPr>
@@ -9254,483 +9341,6 @@
     </w:p>
     <w:p>
       <w:pPr>
-        <w:pStyle w:val="Compact"/>
-        <w:numPr>
-          <w:ilvl w:val="0"/>
-          <w:numId w:val="1072"/>
-        </w:numPr>
-      </w:pPr>
-      <w:r>
-        <w:t xml:space="preserve">Read the relevant sections of Chapter 13 of your textbook</w:t>
-      </w:r>
-    </w:p>
-    <w:p>
-      <w:pPr>
-        <w:pStyle w:val="Compact"/>
-        <w:numPr>
-          <w:ilvl w:val="0"/>
-          <w:numId w:val="1072"/>
-        </w:numPr>
-      </w:pPr>
-      <w:r>
-        <w:t xml:space="preserve">Review the Chapter 13 - Notes (intended to support your understanding of your readings)</w:t>
-      </w:r>
-    </w:p>
-    <w:p>
-      <w:pPr>
-        <w:pStyle w:val="Compact"/>
-        <w:numPr>
-          <w:ilvl w:val="0"/>
-          <w:numId w:val="1072"/>
-        </w:numPr>
-      </w:pPr>
-      <w:r>
-        <w:t xml:space="preserve">Read about</w:t>
-      </w:r>
-      <w:r>
-        <w:t xml:space="preserve"> </w:t>
-      </w:r>
-      <w:r>
-        <w:rPr>
-          <w:i/>
-          <w:iCs/>
-        </w:rPr>
-        <w:t xml:space="preserve">Attribution Theory</w:t>
-      </w:r>
-      <w:r>
-        <w:t xml:space="preserve"> </w:t>
-      </w:r>
-      <w:r>
-        <w:t xml:space="preserve">and</w:t>
-      </w:r>
-      <w:r>
-        <w:t xml:space="preserve"> </w:t>
-      </w:r>
-      <w:r>
-        <w:rPr>
-          <w:i/>
-          <w:iCs/>
-        </w:rPr>
-        <w:t xml:space="preserve">Cognitive Dissonance</w:t>
-      </w:r>
-    </w:p>
-    <w:p>
-      <w:pPr>
-        <w:pStyle w:val="Compact"/>
-        <w:numPr>
-          <w:ilvl w:val="0"/>
-          <w:numId w:val="1072"/>
-        </w:numPr>
-      </w:pPr>
-      <w:r>
-        <w:t xml:space="preserve">Read and Reflect on the two articles</w:t>
-      </w:r>
-      <w:r>
-        <w:t xml:space="preserve"> </w:t>
-      </w:r>
-      <w:r>
-        <w:rPr>
-          <w:i/>
-          <w:iCs/>
-        </w:rPr>
-        <w:t xml:space="preserve">Social Influence</w:t>
-      </w:r>
-      <w:r>
-        <w:t xml:space="preserve"> </w:t>
-      </w:r>
-      <w:r>
-        <w:t xml:space="preserve">and</w:t>
-      </w:r>
-      <w:r>
-        <w:t xml:space="preserve"> </w:t>
-      </w:r>
-      <w:r>
-        <w:rPr>
-          <w:i/>
-          <w:iCs/>
-        </w:rPr>
-        <w:t xml:space="preserve">Conformity and Obedience</w:t>
-      </w:r>
-    </w:p>
-    <w:p>
-      <w:pPr>
-        <w:pStyle w:val="Compact"/>
-        <w:numPr>
-          <w:ilvl w:val="0"/>
-          <w:numId w:val="1072"/>
-        </w:numPr>
-      </w:pPr>
-      <w:r>
-        <w:t xml:space="preserve">Read the four resources on ethical guidelines when performing research</w:t>
-      </w:r>
-    </w:p>
-    <w:p>
-      <w:pPr>
-        <w:pStyle w:val="Compact"/>
-        <w:numPr>
-          <w:ilvl w:val="0"/>
-          <w:numId w:val="1072"/>
-        </w:numPr>
-      </w:pPr>
-      <w:r>
-        <w:t xml:space="preserve">Explore the two articles on the</w:t>
-      </w:r>
-      <w:r>
-        <w:t xml:space="preserve"> </w:t>
-      </w:r>
-      <w:r>
-        <w:rPr>
-          <w:i/>
-          <w:iCs/>
-        </w:rPr>
-        <w:t xml:space="preserve">Influence of Social Media</w:t>
-      </w:r>
-      <w:r>
-        <w:t xml:space="preserve"> </w:t>
-      </w:r>
-      <w:r>
-        <w:t xml:space="preserve">and</w:t>
-      </w:r>
-      <w:r>
-        <w:t xml:space="preserve"> </w:t>
-      </w:r>
-      <w:r>
-        <w:rPr>
-          <w:i/>
-          <w:iCs/>
-        </w:rPr>
-        <w:t xml:space="preserve">Cults</w:t>
-      </w:r>
-    </w:p>
-    <w:p>
-      <w:pPr>
-        <w:pStyle w:val="FirstParagraph"/>
-      </w:pPr>
-      <w:r>
-        <w:rPr>
-          <w:color w:val="2375DA"/>
-          <w:sz w:val="16"/>
-        </w:rPr>
-        <w:t>--- End Learning Activity ---</w:t>
-      </w:r>
-    </w:p>
-    <w:p>
-      <w:pPr>
-        <w:pStyle w:val="BodyText"/>
-      </w:pPr>
-      <w:r>
-        <w:rPr>
-          <w:color w:val="198402"/>
-          <w:sz w:val="16"/>
-        </w:rPr>
-        <w:t>--- Begin Note (w/ icon) ---</w:t>
-      </w:r>
-    </w:p>
-    <w:p>
-      <w:pPr>
-        <w:pStyle w:val="BodyText"/>
-      </w:pPr>
-      <w:r>
-        <w:rPr>
-          <w:b/>
-          <w:bCs/>
-          <w:i/>
-          <w:iCs/>
-        </w:rPr>
-        <w:t xml:space="preserve">Note</w:t>
-      </w:r>
-      <w:r>
-        <w:t xml:space="preserve"> </w:t>
-      </w:r>
-      <w:r>
-        <w:t xml:space="preserve">The course units follow topics in the textbook,</w:t>
-      </w:r>
-      <w:r>
-        <w:t xml:space="preserve"> </w:t>
-      </w:r>
-      <w:r>
-        <w:rPr>
-          <w:i/>
-          <w:iCs/>
-        </w:rPr>
-        <w:t xml:space="preserve">Revel for An Introduction to Psychological Science</w:t>
-      </w:r>
-      <w:r>
-        <w:t xml:space="preserve"> </w:t>
-      </w:r>
-      <w:r>
-        <w:t xml:space="preserve">by Krause et al. (4th Edition). For each unit, please read the pertinent chapter(s) before completing the assessment for the unit.</w:t>
-      </w:r>
-    </w:p>
-    <w:p>
-      <w:pPr>
-        <w:pStyle w:val="BodyText"/>
-      </w:pPr>
-      <w:r>
-        <w:rPr>
-          <w:color w:val="198402"/>
-          <w:sz w:val="16"/>
-        </w:rPr>
-        <w:t>--- End Note ---</w:t>
-      </w:r>
-    </w:p>
-    <w:p>
-      <w:pPr>
-        <w:pStyle w:val="Heading3"/>
-      </w:pPr>
-      <w:r>
-        <w:t xml:space="preserve">Assessment</w:t>
-      </w:r>
-    </w:p>
-    <w:p>
-      <w:pPr>
-        <w:pStyle w:val="FirstParagraph"/>
-      </w:pPr>
-      <w:r>
-        <w:t xml:space="preserve">In this course you demonstrate your understanding of the course learning outcomes in different ways, including papers, projects, discussions and quizzes. Please see the Assessment section in Moodle for assignment details and due dates.</w:t>
-      </w:r>
-    </w:p>
-    <w:p>
-      <w:pPr>
-        <w:pStyle w:val="Heading3"/>
-      </w:pPr>
-      <w:r>
-        <w:t xml:space="preserve">Resources</w:t>
-      </w:r>
-    </w:p>
-    <w:p>
-      <w:pPr>
-        <w:pStyle w:val="FirstParagraph"/>
-      </w:pPr>
-      <w:r>
-        <w:t xml:space="preserve">Here are the resources you will need to complete this unit:</w:t>
-      </w:r>
-    </w:p>
-    <w:p>
-      <w:pPr>
-        <w:pStyle w:val="Compact"/>
-        <w:numPr>
-          <w:ilvl w:val="0"/>
-          <w:numId w:val="1073"/>
-        </w:numPr>
-      </w:pPr>
-      <w:r>
-        <w:t xml:space="preserve">Krause, M., Corts, D., &amp; Smith, S. C. (2024).</w:t>
-      </w:r>
-      <w:r>
-        <w:t xml:space="preserve"> </w:t>
-      </w:r>
-      <w:r>
-        <w:rPr>
-          <w:i/>
-          <w:iCs/>
-        </w:rPr>
-        <w:t xml:space="preserve">Revel for An Introduction to Psychological Science, 4th Canadian Edition.</w:t>
-      </w:r>
-      <w:r>
-        <w:t xml:space="preserve"> </w:t>
-      </w:r>
-      <w:r>
-        <w:t xml:space="preserve">Pearson Ed.</w:t>
-      </w:r>
-    </w:p>
-    <w:p>
-      <w:pPr>
-        <w:pStyle w:val="Compact"/>
-        <w:numPr>
-          <w:ilvl w:val="0"/>
-          <w:numId w:val="1073"/>
-        </w:numPr>
-      </w:pPr>
-      <w:r>
-        <w:t xml:space="preserve">Other resources will be provided online.</w:t>
-      </w:r>
-    </w:p>
-    <w:p>
-      <w:pPr>
-        <w:pStyle w:val="Heading2"/>
-      </w:pPr>
-      <w:r>
-        <w:t xml:space="preserve">6.1 Attributes and Actions</w:t>
-      </w:r>
-    </w:p>
-    <w:p>
-      <w:pPr>
-        <w:pStyle w:val="Heading3"/>
-      </w:pPr>
-      <w:r>
-        <w:t xml:space="preserve">The Ultimate Attribution Error</w:t>
-      </w:r>
-    </w:p>
-    <w:p>
-      <w:pPr>
-        <w:pStyle w:val="FirstParagraph"/>
-      </w:pPr>
-      <w:r>
-        <w:t xml:space="preserve">If you study attribution further, perhaps in a</w:t>
-      </w:r>
-      <w:r>
-        <w:t xml:space="preserve"> </w:t>
-      </w:r>
-      <w:r>
-        <w:t xml:space="preserve">“Social Psychology”</w:t>
-      </w:r>
-      <w:r>
-        <w:t xml:space="preserve"> </w:t>
-      </w:r>
-      <w:r>
-        <w:t xml:space="preserve">course, you find that there are several errors in attribution common to our perceptions of behavior. The ultimate attribution error is a combination of biases that influences our interpretation of behavior in our friends and our foes. The ultimate attribution error is our tendency to use internal attributions to explain socially desirable actions by members of our own group and socially undesirable actions by members of an opposing group. The same bias leads us to use external attributions to explain socially undesirable actions of our own group and socially desirable actions of our foes (Hewstone, 1988; Pettigrew, 1979, 1980 ; Taylor and Jaggi, 1974 ).</w:t>
-      </w:r>
-    </w:p>
-    <w:p>
-      <w:pPr>
-        <w:pStyle w:val="BodyText"/>
-      </w:pPr>
-      <w:r>
-        <w:t xml:space="preserve">A study by Donald Taylor and V. Jaggi (1974) illustrates this bias among south Indian subjects. Taylor and Jaggi found that Hindu subjects attributed socially desirable actions to the good character of Hindus, but attributed the same actions in Muslims to environmental circumstances. In addition, Hindu subjects blamed socially undesirable actions on Hindus’ circumstances and Muslims’ character. We commit the ultimate attribution error when we say,</w:t>
-      </w:r>
-      <w:r>
-        <w:t xml:space="preserve"> </w:t>
-      </w:r>
-      <w:r>
-        <w:t xml:space="preserve">“Our soldiers fight because they have to”</w:t>
-      </w:r>
-      <w:r>
-        <w:t xml:space="preserve"> </w:t>
-      </w:r>
-      <w:r>
-        <w:t xml:space="preserve">(external attribution), but</w:t>
-      </w:r>
-      <w:r>
-        <w:t xml:space="preserve"> </w:t>
-      </w:r>
-      <w:r>
-        <w:t xml:space="preserve">“Our enemies fight because they are warlike”</w:t>
-      </w:r>
-      <w:r>
-        <w:t xml:space="preserve"> </w:t>
-      </w:r>
-      <w:r>
-        <w:t xml:space="preserve">(internal attribution). And,</w:t>
-      </w:r>
-      <w:r>
-        <w:t xml:space="preserve"> </w:t>
-      </w:r>
-      <w:r>
-        <w:t xml:space="preserve">“Our soldiers are naturally brave”</w:t>
-      </w:r>
-      <w:r>
-        <w:t xml:space="preserve">;</w:t>
-      </w:r>
-      <w:r>
-        <w:t xml:space="preserve"> </w:t>
-      </w:r>
-      <w:r>
-        <w:t xml:space="preserve">“Our enemies are forced to do daring deeds.”</w:t>
-      </w:r>
-    </w:p>
-    <w:p>
-      <w:pPr>
-        <w:pStyle w:val="BodyText"/>
-      </w:pPr>
-      <w:r>
-        <w:t xml:space="preserve">The ultimate attribution error tends to perpetuate our false stereotypes and prejudices. Our biased interpretations have a plausible ring because the reasons for our enemies’ actions are usually somewhat ambiguous and open to various interpretations. In addition, our friends fall into the same error and support our views. Consequently, we continue to see behavior the way we expect or would like it to be, and people we don’t like never get a chance to prove us wrong.</w:t>
-      </w:r>
-      <w:r>
-        <w:t xml:space="preserve"> </w:t>
-      </w:r>
-      <w:r>
-        <w:rPr>
-          <w:i/>
-          <w:iCs/>
-        </w:rPr>
-        <w:t xml:space="preserve">(from Invitation to Social Psychology by Ronald Philipchalk)</w:t>
-      </w:r>
-    </w:p>
-    <w:p>
-      <w:pPr>
-        <w:pStyle w:val="Heading3"/>
-      </w:pPr>
-      <w:r>
-        <w:t xml:space="preserve">Actions and Attitudes</w:t>
-      </w:r>
-    </w:p>
-    <w:p>
-      <w:pPr>
-        <w:pStyle w:val="FirstParagraph"/>
-      </w:pPr>
-      <w:r>
-        <w:t xml:space="preserve">“You can’t legislate morality”</w:t>
-      </w:r>
-      <w:r>
-        <w:t xml:space="preserve"> </w:t>
-      </w:r>
-      <w:r>
-        <w:t xml:space="preserve">is a commonsense chestnut that social psycholo</w:t>
-      </w:r>
-      <w:r>
-        <w:softHyphen/>
-      </w:r>
-      <w:r>
-        <w:t xml:space="preserve">gists have found not to be true. Attitudes do follow behavior. Eliot Aronson makes a persuasive argument that racial prejudiced attitudes and behaviors in the have actually responded dramatically and positively to civil rights legisla</w:t>
-      </w:r>
-      <w:r>
-        <w:softHyphen/>
-      </w:r>
-      <w:r>
-        <w:t xml:space="preserve">tion and to court actions in the last several decades. In addition, he discusses sev</w:t>
-      </w:r>
-      <w:r>
-        <w:softHyphen/>
-      </w:r>
-      <w:r>
-        <w:t xml:space="preserve">eral other methods that have been successfully used to reduce prejudice and discrimination, including his</w:t>
-      </w:r>
-      <w:r>
-        <w:t xml:space="preserve"> </w:t>
-      </w:r>
-      <w:r>
-        <w:t xml:space="preserve">“jigsaw”</w:t>
-      </w:r>
-      <w:r>
-        <w:t xml:space="preserve"> </w:t>
-      </w:r>
-      <w:r>
-        <w:t xml:space="preserve">technique, designed for use with grade school children.</w:t>
-      </w:r>
-      <w:r>
-        <w:t xml:space="preserve"> </w:t>
-      </w:r>
-      <w:r>
-        <w:rPr>
-          <w:i/>
-          <w:iCs/>
-        </w:rPr>
-        <w:t xml:space="preserve">Aronson, E. (1992). The social animal (6th ed.). New York: W. H. Freeman.</w:t>
-      </w:r>
-    </w:p>
-    <w:p>
-      <w:pPr>
-        <w:pStyle w:val="Heading3"/>
-      </w:pPr>
-      <w:r>
-        <w:t xml:space="preserve">6.1.1 Activity: Read and Reflect</w:t>
-      </w:r>
-    </w:p>
-    <w:p>
-      <w:pPr>
-        <w:pStyle w:val="FirstParagraph"/>
-      </w:pPr>
-      <w:r>
-        <w:rPr>
-          <w:color w:val="2375DA"/>
-          <w:sz w:val="16"/>
-        </w:rPr>
-        <w:t>--- Begin Learning Activity ---</w:t>
-      </w:r>
-    </w:p>
-    <w:p>
-      <w:pPr>
         <w:pStyle w:val="BodyText"/>
       </w:pPr>
       <w:r>
@@ -9745,7 +9355,7 @@
           <w:numId w:val="1074"/>
         </w:numPr>
       </w:pPr>
-      <w:hyperlink r:id="rId60">
+      <w:hyperlink r:id="rId59">
         <w:r>
           <w:rPr>
             <w:rStyle w:val="Hyperlink"/>
@@ -9764,7 +9374,7 @@
           <w:numId w:val="1074"/>
         </w:numPr>
       </w:pPr>
-      <w:hyperlink r:id="rId61">
+      <w:hyperlink r:id="rId60">
         <w:r>
           <w:rPr>
             <w:rStyle w:val="Hyperlink"/>
@@ -10077,7 +9687,7 @@
           <w:numId w:val="1076"/>
         </w:numPr>
       </w:pPr>
-      <w:hyperlink r:id="rId62">
+      <w:hyperlink r:id="rId61">
         <w:r>
           <w:rPr>
             <w:rStyle w:val="Hyperlink"/>
@@ -10124,7 +9734,7 @@
           <w:numId w:val="1077"/>
         </w:numPr>
       </w:pPr>
-      <w:hyperlink r:id="rId63">
+      <w:hyperlink r:id="rId62">
         <w:r>
           <w:rPr>
             <w:rStyle w:val="Hyperlink"/>
@@ -10143,7 +9753,7 @@
           <w:numId w:val="1077"/>
         </w:numPr>
       </w:pPr>
-      <w:hyperlink r:id="rId64">
+      <w:hyperlink r:id="rId63">
         <w:r>
           <w:rPr>
             <w:rStyle w:val="Hyperlink"/>
@@ -10724,7 +10334,7 @@
           <w:numId w:val="1079"/>
         </w:numPr>
       </w:pPr>
-      <w:hyperlink r:id="rId65">
+      <w:hyperlink r:id="rId64">
         <w:r>
           <w:rPr>
             <w:rStyle w:val="Hyperlink"/>
@@ -10743,7 +10353,7 @@
           <w:numId w:val="1079"/>
         </w:numPr>
       </w:pPr>
-      <w:hyperlink r:id="rId66">
+      <w:hyperlink r:id="rId65">
         <w:r>
           <w:rPr>
             <w:rStyle w:val="Hyperlink"/>
@@ -11205,7 +10815,7 @@
           <w:numId w:val="1082"/>
         </w:numPr>
       </w:pPr>
-      <w:hyperlink r:id="rId67">
+      <w:hyperlink r:id="rId66">
         <w:r>
           <w:rPr>
             <w:rStyle w:val="Hyperlink"/>
@@ -11232,7 +10842,7 @@
           <w:numId w:val="1082"/>
         </w:numPr>
       </w:pPr>
-      <w:hyperlink r:id="rId68">
+      <w:hyperlink r:id="rId67">
         <w:r>
           <w:rPr>
             <w:rStyle w:val="Hyperlink"/>
@@ -11402,73 +11012,789 @@
         <w:pStyle w:val="Heading2"/>
       </w:pPr>
       <w:r>
-        <w:t xml:space="preserve">Assessment</w:t>
-      </w:r>
-    </w:p>
-    <w:p>
-      <w:pPr>
-        <w:pStyle w:val="FirstParagraph"/>
+        <w:t xml:space="preserve">Summary</w:t>
+      </w:r>
+    </w:p>
+    <w:p>
+      <w:pPr>
+        <w:pStyle w:val="FirstParagraph"/>
+      </w:pPr>
+      <w:r>
+        <w:rPr>
+          <w:color w:val="96958E"/>
+          <w:sz w:val="16"/>
+        </w:rPr>
+        <w:t>--- Begin Checking Your Learning ---</w:t>
+      </w:r>
+    </w:p>
+    <w:p>
+      <w:pPr>
+        <w:pStyle w:val="BodyText"/>
+      </w:pPr>
+      <w:r>
+        <w:t xml:space="preserve">Before you move on to the next unit, check that you are able to:</w:t>
+      </w:r>
+    </w:p>
+    <w:p>
+      <w:pPr>
+        <w:pStyle w:val="Compact"/>
+        <w:numPr>
+          <w:ilvl w:val="0"/>
+          <w:numId w:val="1084"/>
+        </w:numPr>
+      </w:pPr>
+      <w:r>
+        <w:t xml:space="preserve">Define the key terminology associated with social influence, social cognition, and on attitudes, behaviour, and effective communication.</w:t>
+      </w:r>
+    </w:p>
+    <w:p>
+      <w:pPr>
+        <w:pStyle w:val="Compact"/>
+        <w:numPr>
+          <w:ilvl w:val="0"/>
+          <w:numId w:val="1084"/>
+        </w:numPr>
+      </w:pPr>
+      <w:r>
+        <w:t xml:space="preserve">Describe why individuals conform to others’ behaviours, how individuals and groups can influence behaviours, and how we form first impressions and how these impressions influence us.</w:t>
+      </w:r>
+    </w:p>
+    <w:p>
+      <w:pPr>
+        <w:pStyle w:val="Compact"/>
+        <w:numPr>
+          <w:ilvl w:val="0"/>
+          <w:numId w:val="1084"/>
+        </w:numPr>
+      </w:pPr>
+      <w:r>
+        <w:t xml:space="preserve">Apply your knowledge of the bystander effect to ensure that you will be helped if you are in an emergency, of social cognition to help overcome prejudice and discrimination, and of the central route to describe how a message should be designed.</w:t>
+      </w:r>
+    </w:p>
+    <w:p>
+      <w:pPr>
+        <w:pStyle w:val="Compact"/>
+        <w:numPr>
+          <w:ilvl w:val="0"/>
+          <w:numId w:val="1084"/>
+        </w:numPr>
+      </w:pPr>
+      <w:r>
+        <w:t xml:space="preserve">Analyze whether guards who participate in abuse are inherently bad people, or if their behaviour is the product of social influences and whether people who commit discriminatory acts are necessarily prejudiced.</w:t>
+      </w:r>
+    </w:p>
+    <w:p>
+      <w:pPr>
+        <w:pStyle w:val="Compact"/>
+        <w:numPr>
+          <w:ilvl w:val="0"/>
+          <w:numId w:val="1084"/>
+        </w:numPr>
+      </w:pPr>
+      <w:r>
+        <w:t xml:space="preserve">Describe how behaviours influence attitudes in terms of cognitive dissonance theory.</w:t>
+      </w:r>
+    </w:p>
+    <w:p>
+      <w:pPr>
+        <w:pStyle w:val="FirstParagraph"/>
+      </w:pPr>
+      <w:r>
+        <w:rPr>
+          <w:color w:val="96958E"/>
+          <w:sz w:val="16"/>
+        </w:rPr>
+        <w:t>--- End Checking Your Learning ---</w:t>
+      </w:r>
+    </w:p>
+    <w:p>
+      <w:pPr>
+        <w:pStyle w:val="Heading1"/>
+      </w:pPr>
+      <w:r>
+        <w:t xml:space="preserve">7. Social Psychology - Part 2</w:t>
+      </w:r>
+    </w:p>
+    <w:p>
+      <w:pPr>
+        <w:pStyle w:val="Heading2"/>
+      </w:pPr>
+      <w:r>
+        <w:t xml:space="preserve">Overview</w:t>
+      </w:r>
+    </w:p>
+    <w:p>
+      <w:pPr>
+        <w:pStyle w:val="FirstParagraph"/>
+      </w:pPr>
+      <w:r>
+        <w:t xml:space="preserve">In this unit, we continue to build upon Unit 6. No single factor has more impact on shaping the quality and direction of your life over virtually every aspect of your existence than relationships. In a way, everyone is a social psychologist. People constantly form ideas/opinions about why a person or a group of people are acting the way they are. Social psychology is similar to what people find themselves naturally doing except it uses scientific tools to study these hypotheses (the ideas/opinions). Social psychologist are primarily interested in examining the different ways that individual’s effect groups of people and the way groups of people effect individual’s. In this unit you will be introduced to some historical studies and main concepts in this field. Topics covered in this chapter include social influences on behaviour, social impressions and judgements, the relationship between attitudes and behaviour, and effective communication. In Unit 6 (Part 1) you looked at attributes and actions, conformity, obedience, and compliance.</w:t>
+      </w:r>
+    </w:p>
+    <w:p>
+      <w:pPr>
+        <w:pStyle w:val="BodyText"/>
+      </w:pPr>
+      <w:r>
+        <w:t xml:space="preserve">Please note that this unit will also examine prejudice and aggression. Although these topics are not specifically covered in the textbook, they are important to social psychology, attraction, and altruism.</w:t>
+      </w:r>
+    </w:p>
+    <w:p>
+      <w:pPr>
+        <w:pStyle w:val="Heading3"/>
+      </w:pPr>
+      <w:r>
+        <w:t xml:space="preserve">Topics</w:t>
+      </w:r>
+    </w:p>
+    <w:p>
+      <w:pPr>
+        <w:pStyle w:val="FirstParagraph"/>
+      </w:pPr>
+      <w:r>
+        <w:t xml:space="preserve">This unit is divided into the following topics:</w:t>
+      </w:r>
+    </w:p>
+    <w:p>
+      <w:pPr>
+        <w:pStyle w:val="Compact"/>
+        <w:numPr>
+          <w:ilvl w:val="0"/>
+          <w:numId w:val="1085"/>
+        </w:numPr>
+      </w:pPr>
+      <w:r>
+        <w:t xml:space="preserve">Prejudice and Aggression</w:t>
+      </w:r>
+    </w:p>
+    <w:p>
+      <w:pPr>
+        <w:pStyle w:val="Compact"/>
+        <w:numPr>
+          <w:ilvl w:val="0"/>
+          <w:numId w:val="1085"/>
+        </w:numPr>
+      </w:pPr>
+      <w:r>
+        <w:t xml:space="preserve">Attraction and Altruism</w:t>
+      </w:r>
+    </w:p>
+    <w:p>
+      <w:pPr>
+        <w:pStyle w:val="Heading3"/>
+      </w:pPr>
+      <w:r>
+        <w:t xml:space="preserve">Learning Outcomes</w:t>
+      </w:r>
+    </w:p>
+    <w:p>
+      <w:pPr>
+        <w:pStyle w:val="FirstParagraph"/>
+      </w:pPr>
+      <w:r>
+        <w:t xml:space="preserve">By the end of this unit, student’s will be able to:</w:t>
+      </w:r>
+    </w:p>
+    <w:p>
+      <w:pPr>
+        <w:pStyle w:val="Compact"/>
+        <w:numPr>
+          <w:ilvl w:val="0"/>
+          <w:numId w:val="1086"/>
+        </w:numPr>
+      </w:pPr>
+      <w:r>
+        <w:t xml:space="preserve">Define the key terminology associated with social influence, social cognition, and on attitudes, behaviour, and effective communication.</w:t>
+      </w:r>
+    </w:p>
+    <w:p>
+      <w:pPr>
+        <w:pStyle w:val="Compact"/>
+        <w:numPr>
+          <w:ilvl w:val="0"/>
+          <w:numId w:val="1086"/>
+        </w:numPr>
+      </w:pPr>
+      <w:r>
+        <w:t xml:space="preserve">Describe why individuals conform to others’ behaviours, how individuals and groups can influence behaviours, and how we form first impressions and how these impressions influence us.</w:t>
+      </w:r>
+    </w:p>
+    <w:p>
+      <w:pPr>
+        <w:pStyle w:val="Compact"/>
+        <w:numPr>
+          <w:ilvl w:val="0"/>
+          <w:numId w:val="1086"/>
+        </w:numPr>
+      </w:pPr>
+      <w:r>
+        <w:t xml:space="preserve">Apply your knowledge of the bystander effect to ensure that you will be helped if you are in an emergency, of social cognition to help overcome prejudice and discrimination, and of the central route to describe how a message should be designed.</w:t>
+      </w:r>
+    </w:p>
+    <w:p>
+      <w:pPr>
+        <w:pStyle w:val="Compact"/>
+        <w:numPr>
+          <w:ilvl w:val="0"/>
+          <w:numId w:val="1086"/>
+        </w:numPr>
+      </w:pPr>
+      <w:r>
+        <w:t xml:space="preserve">Analyze whether guards who participate in abuse are inherently bad people, or if their behaviour is the product of social influences and whether people who commit discriminatory acts are necessarily prejudiced.</w:t>
+      </w:r>
+    </w:p>
+    <w:p>
+      <w:pPr>
+        <w:pStyle w:val="Compact"/>
+        <w:numPr>
+          <w:ilvl w:val="0"/>
+          <w:numId w:val="1086"/>
+        </w:numPr>
+      </w:pPr>
+      <w:r>
+        <w:t xml:space="preserve">Describe how behaviours influence attitudes in terms of cognitive dissonance theory.</w:t>
+      </w:r>
+    </w:p>
+    <w:p>
+      <w:pPr>
+        <w:pStyle w:val="Heading3"/>
+      </w:pPr>
+      <w:r>
+        <w:t xml:space="preserve">Learning Activities</w:t>
+      </w:r>
+    </w:p>
+    <w:p>
+      <w:pPr>
+        <w:pStyle w:val="FirstParagraph"/>
+      </w:pPr>
+      <w:r>
+        <w:t xml:space="preserve">Here is a checklist of learning activities you will benefit from in completing this unit. You may find it helpful in planning your work.</w:t>
+      </w:r>
+    </w:p>
+    <w:p>
+      <w:pPr>
+        <w:pStyle w:val="BodyText"/>
+      </w:pPr>
+      <w:r>
+        <w:rPr>
+          <w:color w:val="2375DA"/>
+          <w:sz w:val="16"/>
+        </w:rPr>
+        <w:t>--- Begin Learning Activity ---</w:t>
+      </w:r>
+    </w:p>
+    <w:p>
+      <w:pPr>
+        <w:pStyle w:val="Compact"/>
+        <w:numPr>
+          <w:ilvl w:val="0"/>
+          <w:numId w:val="1087"/>
+        </w:numPr>
+      </w:pPr>
+      <w:r>
+        <w:t xml:space="preserve">Read the relevant sections of Chapter 13 of your textbook</w:t>
+      </w:r>
+    </w:p>
+    <w:p>
+      <w:pPr>
+        <w:pStyle w:val="Compact"/>
+        <w:numPr>
+          <w:ilvl w:val="0"/>
+          <w:numId w:val="1087"/>
+        </w:numPr>
+      </w:pPr>
+      <w:r>
+        <w:t xml:space="preserve">Review the Chapter 13 - Notes (intended to support your understanding of your readings)</w:t>
+      </w:r>
+    </w:p>
+    <w:p>
+      <w:pPr>
+        <w:pStyle w:val="Compact"/>
+        <w:numPr>
+          <w:ilvl w:val="0"/>
+          <w:numId w:val="1087"/>
+        </w:numPr>
+      </w:pPr>
+      <w:r>
+        <w:t xml:space="preserve">Read about</w:t>
+      </w:r>
+      <w:r>
+        <w:t xml:space="preserve"> </w:t>
+      </w:r>
+      <w:r>
+        <w:rPr>
+          <w:i/>
+          <w:iCs/>
+        </w:rPr>
+        <w:t xml:space="preserve">Discussing Hate and Violence with Children,</w:t>
+      </w:r>
+      <w:r>
+        <w:t xml:space="preserve"> </w:t>
+      </w:r>
+      <w:r>
+        <w:rPr>
+          <w:i/>
+          <w:iCs/>
+        </w:rPr>
+        <w:t xml:space="preserve">Resolution on Violent Video Games,</w:t>
+      </w:r>
+      <w:r>
+        <w:t xml:space="preserve"> </w:t>
+      </w:r>
+      <w:r>
+        <w:t xml:space="preserve">and</w:t>
+      </w:r>
+      <w:r>
+        <w:t xml:space="preserve"> </w:t>
+      </w:r>
+      <w:r>
+        <w:rPr>
+          <w:i/>
+          <w:iCs/>
+        </w:rPr>
+        <w:t xml:space="preserve">Television and Video Violence</w:t>
+      </w:r>
+    </w:p>
+    <w:p>
+      <w:pPr>
+        <w:pStyle w:val="Compact"/>
+        <w:numPr>
+          <w:ilvl w:val="0"/>
+          <w:numId w:val="1087"/>
+        </w:numPr>
+      </w:pPr>
+      <w:r>
+        <w:t xml:space="preserve">Read and Reflect on the articles</w:t>
+      </w:r>
+      <w:r>
+        <w:t xml:space="preserve"> </w:t>
+      </w:r>
+      <w:r>
+        <w:rPr>
+          <w:i/>
+          <w:iCs/>
+        </w:rPr>
+        <w:t xml:space="preserve">Facial Attractiveness,</w:t>
+      </w:r>
+      <w:r>
+        <w:t xml:space="preserve"> </w:t>
+      </w:r>
+      <w:r>
+        <w:rPr>
+          <w:i/>
+          <w:iCs/>
+        </w:rPr>
+        <w:t xml:space="preserve">Survival of the Prettiest,</w:t>
+      </w:r>
+      <w:r>
+        <w:t xml:space="preserve"> </w:t>
+      </w:r>
+      <w:r>
+        <w:rPr>
+          <w:i/>
+          <w:iCs/>
+        </w:rPr>
+        <w:t xml:space="preserve">Altruism in Advertising,</w:t>
+      </w:r>
+      <w:r>
+        <w:t xml:space="preserve"> </w:t>
+      </w:r>
+      <w:r>
+        <w:t xml:space="preserve">and</w:t>
+      </w:r>
+      <w:r>
+        <w:t xml:space="preserve"> </w:t>
+      </w:r>
+      <w:r>
+        <w:rPr>
+          <w:i/>
+          <w:iCs/>
+        </w:rPr>
+        <w:t xml:space="preserve">Random Acts of Kindess</w:t>
+      </w:r>
+    </w:p>
+    <w:p>
+      <w:pPr>
+        <w:pStyle w:val="Compact"/>
+        <w:numPr>
+          <w:ilvl w:val="0"/>
+          <w:numId w:val="1087"/>
+        </w:numPr>
+      </w:pPr>
+      <w:r>
+        <w:t xml:space="preserve">Complete the Key Terms quiz (ungraded)</w:t>
+      </w:r>
+    </w:p>
+    <w:p>
+      <w:pPr>
+        <w:pStyle w:val="FirstParagraph"/>
+      </w:pPr>
+      <w:r>
+        <w:rPr>
+          <w:color w:val="2375DA"/>
+          <w:sz w:val="16"/>
+        </w:rPr>
+        <w:t>--- End Learning Activity ---</w:t>
+      </w:r>
+    </w:p>
+    <w:p>
+      <w:pPr>
+        <w:pStyle w:val="BodyText"/>
       </w:pPr>
       <w:r>
         <w:rPr>
           <w:color w:val="198402"/>
           <w:sz w:val="16"/>
         </w:rPr>
-        <w:t>--- Begin Note ---</w:t>
-      </w:r>
-    </w:p>
-    <w:p>
-      <w:pPr>
-        <w:pStyle w:val="BodyText"/>
-      </w:pPr>
-      <w:r>
-        <w:t xml:space="preserve">Refer to the course schedule for graded assignments you are responsible for submitting.</w:t>
-      </w:r>
-      <w:r>
-        <w:t xml:space="preserve"> </w:t>
-      </w:r>
+        <w:t>--- Begin Note (w/ icon) ---</w:t>
+      </w:r>
+    </w:p>
+    <w:p>
+      <w:pPr>
+        <w:pStyle w:val="BodyText"/>
+      </w:pPr>
       <w:r>
         <w:rPr>
           <w:b/>
           <w:bCs/>
-        </w:rPr>
-        <w:t xml:space="preserve">All graded assignments, and their due dates, can be found on the</w:t>
-      </w:r>
+          <w:i/>
+          <w:iCs/>
+        </w:rPr>
+        <w:t xml:space="preserve">Note</w:t>
+      </w:r>
+    </w:p>
+    <w:p>
+      <w:pPr>
+        <w:pStyle w:val="BodyText"/>
+      </w:pPr>
+      <w:r>
+        <w:t xml:space="preserve">The course units follow topics in the textbook,</w:t>
+      </w:r>
+      <w:r>
+        <w:t xml:space="preserve"> </w:t>
+      </w:r>
+      <w:r>
+        <w:rPr>
+          <w:i/>
+          <w:iCs/>
+        </w:rPr>
+        <w:t xml:space="preserve">Revel for An Introduction to Psychological Science</w:t>
+      </w:r>
+      <w:r>
+        <w:t xml:space="preserve"> </w:t>
+      </w:r>
+      <w:r>
+        <w:t xml:space="preserve">by Krause et al. (4th Edition). For each unit, please read the pertinent chapter(s) before completing the assessment for the unit.</w:t>
+      </w:r>
+    </w:p>
+    <w:p>
+      <w:pPr>
+        <w:pStyle w:val="BodyText"/>
+      </w:pPr>
+      <w:r>
+        <w:rPr>
+          <w:color w:val="198402"/>
+          <w:sz w:val="16"/>
+        </w:rPr>
+        <w:t>--- End Note ---</w:t>
+      </w:r>
+    </w:p>
+    <w:p>
+      <w:pPr>
+        <w:pStyle w:val="Heading3"/>
+      </w:pPr>
+      <w:r>
+        <w:t xml:space="preserve">Assessment</w:t>
+      </w:r>
+    </w:p>
+    <w:p>
+      <w:pPr>
+        <w:pStyle w:val="FirstParagraph"/>
+      </w:pPr>
+      <w:r>
+        <w:t xml:space="preserve">In this course you demonstrate your understanding of the course learning outcomes in different ways, including papers, projects, discussions and quizzes. Please see the Assessment section in Moodle for assignment details and due dates.</w:t>
+      </w:r>
+    </w:p>
+    <w:p>
+      <w:pPr>
+        <w:pStyle w:val="Heading3"/>
+      </w:pPr>
+      <w:r>
+        <w:t xml:space="preserve">Resources</w:t>
+      </w:r>
+    </w:p>
+    <w:p>
+      <w:pPr>
+        <w:pStyle w:val="FirstParagraph"/>
+      </w:pPr>
+      <w:r>
+        <w:t xml:space="preserve">Here are the resources you will need to complete this unit:</w:t>
+      </w:r>
+    </w:p>
+    <w:p>
+      <w:pPr>
+        <w:pStyle w:val="Compact"/>
+        <w:numPr>
+          <w:ilvl w:val="0"/>
+          <w:numId w:val="1088"/>
+        </w:numPr>
+      </w:pPr>
+      <w:r>
+        <w:t xml:space="preserve">Krause, M., Corts, D., &amp; Smith, S. C. (2024).</w:t>
+      </w:r>
+      <w:r>
+        <w:t xml:space="preserve"> </w:t>
+      </w:r>
+      <w:r>
+        <w:rPr>
+          <w:i/>
+          <w:iCs/>
+        </w:rPr>
+        <w:t xml:space="preserve">Revel for An Introduction to Psychological Science, 4th Canadian Edition.</w:t>
+      </w:r>
+      <w:r>
+        <w:t xml:space="preserve"> </w:t>
+      </w:r>
+      <w:r>
+        <w:t xml:space="preserve">Pearson Ed.</w:t>
+      </w:r>
+    </w:p>
+    <w:p>
+      <w:pPr>
+        <w:pStyle w:val="Compact"/>
+        <w:numPr>
+          <w:ilvl w:val="0"/>
+          <w:numId w:val="1088"/>
+        </w:numPr>
+      </w:pPr>
+      <w:r>
+        <w:t xml:space="preserve">Other resources will be provided online.</w:t>
+      </w:r>
+    </w:p>
+    <w:p>
+      <w:pPr>
+        <w:pStyle w:val="Heading2"/>
+      </w:pPr>
+      <w:r>
+        <w:t xml:space="preserve">7.1 Prejudice and Aggression</w:t>
+      </w:r>
+    </w:p>
+    <w:p>
+      <w:pPr>
+        <w:pStyle w:val="Heading3"/>
+      </w:pPr>
+      <w:r>
+        <w:t xml:space="preserve">Prejudice &amp; Religion</w:t>
+      </w:r>
+    </w:p>
+    <w:p>
+      <w:pPr>
+        <w:pStyle w:val="FirstParagraph"/>
+      </w:pPr>
+      <w:r>
+        <w:t xml:space="preserve">Some of the first research to study the effects of religion (Christianity) investigated its role in prejudice. The consistent finding of this line of study was that the more religious people were, the more prejudiced they were likely to be Allport and Kramer (1946). Because racial prejudice is so clearly contrary to religious teaching, Gordon Allport called this Religion’s Grand Paradox. In the area of racial prejudice in North America, Christianity did not appear to improve behavior.</w:t>
+      </w:r>
+    </w:p>
+    <w:p>
+      <w:pPr>
+        <w:pStyle w:val="BodyText"/>
+      </w:pPr>
+      <w:r>
+        <w:t xml:space="preserve">Religion’s Grand Paradox was gradually resolved as researchers refined their definition of religious. When the apparently prejudiced church attenders were divided into those for whom religion served a social function and was a means to an end (extrinsic religious orientation) and those for whom religion was an integral part of their lives and an end in itself (intrinsic religious orientation), it was the extrinsics who had raised the prejudice scores of the entire group. The intrinsics were found to be even less prejudiced than the non-attenders. Apparently an intrinsic religious orientation has a beneficial effect on behavior, at least on racial prejudice (Allport, 1959).</w:t>
+      </w:r>
+    </w:p>
+    <w:p>
+      <w:pPr>
+        <w:pStyle w:val="Heading3"/>
+      </w:pPr>
+      <w:r>
+        <w:t xml:space="preserve">Sports as Catharsis?</w:t>
+      </w:r>
+    </w:p>
+    <w:p>
+      <w:pPr>
+        <w:pStyle w:val="FirstParagraph"/>
+      </w:pPr>
+      <w:r>
+        <w:t xml:space="preserve">The idea that relieving emotional tension causes a purging of pent-up energy is called the catharsis hypothesis. According to Aristotle—who first proposed the concept of catharsis—even viewing powerful emotional events can be cathartic. Thus we should be able to reduce our aggressive tendencies by watching others act out their aggression, as well as by acting aggressively ourselves.</w:t>
+      </w:r>
+    </w:p>
+    <w:p>
+      <w:pPr>
+        <w:pStyle w:val="BodyText"/>
+      </w:pPr>
+      <w:r>
+        <w:t xml:space="preserve">Research, however, does not lend much support to this common-sense idea. For example, Robert Arms and his associates report that hockey, football, and wrestling fans exhibit more aggression after viewing the event than before (Arms et al., 1979; Goldstein &amp; Arms, 1971; Russell, 1983) (see Figure 11.1). Arthur Patterson (1974) found that high school football players were more aggressive after the season than before it. And Dane Archer and Rosemary Gartner report that a nation’s murder rate tends to jump after a war is over (Archer &amp; Gartner, 1976).</w:t>
+      </w:r>
+    </w:p>
+    <w:p>
+      <w:pPr>
+        <w:pStyle w:val="Heading3"/>
+      </w:pPr>
+      <w:r>
+        <w:t xml:space="preserve">Compensatory Machoism</w:t>
+      </w:r>
+    </w:p>
+    <w:p>
+      <w:pPr>
+        <w:pStyle w:val="FirstParagraph"/>
+      </w:pPr>
+      <w:r>
+        <w:t xml:space="preserve">Marshall Segall and his colleagues point out that cultures typically expect men to be macho —that is, to behave in ways that indicate their strength, virility, and willingness to confront an adversary. But Segall and his colleagues suggest that biological mechanisms interact with complex cultural processes to produce a kind of</w:t>
+      </w:r>
+      <w:r>
+        <w:t xml:space="preserve"> </w:t>
+      </w:r>
+      <w:r>
+        <w:t xml:space="preserve">“compensatory machoism.”</w:t>
+      </w:r>
+      <w:r>
+        <w:t xml:space="preserve"> </w:t>
+      </w:r>
+      <w:r>
+        <w:t xml:space="preserve">Very briefly, the elements in this process are these:</w:t>
+      </w:r>
+    </w:p>
+    <w:p>
+      <w:pPr>
+        <w:pStyle w:val="Compact"/>
+        <w:numPr>
+          <w:ilvl w:val="0"/>
+          <w:numId w:val="1089"/>
+        </w:numPr>
+      </w:pPr>
+      <w:r>
+        <w:t xml:space="preserve">All societies have some division of labor by sex, resulting in sex-linked roles. For example, females do most of the child rearing in most societies and virtually all of it in some. Boys have less opportunity than girls to learn their roles by modeling because they are raised by women and have comparatively little contact with adult males.</w:t>
+      </w:r>
+    </w:p>
+    <w:p>
+      <w:pPr>
+        <w:pStyle w:val="Compact"/>
+        <w:numPr>
+          <w:ilvl w:val="0"/>
+          <w:numId w:val="1089"/>
+        </w:numPr>
+      </w:pPr>
+      <w:r>
+        <w:t xml:space="preserve">For various historical and environmental reasons, fathers in some societies are more likely to be absent. Paradoxically, in these societies young males are expected to develop a particularly distinct male identity. These young males are driven—consciously or unconsciously—to display</w:t>
+      </w:r>
+      <w:r>
+        <w:t xml:space="preserve"> </w:t>
+      </w:r>
+      <w:r>
+        <w:t xml:space="preserve">“manly”</w:t>
+      </w:r>
+      <w:r>
+        <w:t xml:space="preserve"> </w:t>
+      </w:r>
+      <w:r>
+        <w:t xml:space="preserve">behavior and avoid appearing</w:t>
+      </w:r>
+      <w:r>
+        <w:t xml:space="preserve"> </w:t>
+      </w:r>
+      <w:r>
+        <w:t xml:space="preserve">“womanly”</w:t>
+      </w:r>
+      <w:r>
+        <w:t xml:space="preserve"> </w:t>
+      </w:r>
+      <w:r>
+        <w:t xml:space="preserve">at all costs.</w:t>
+      </w:r>
+    </w:p>
+    <w:p>
+      <w:pPr>
+        <w:pStyle w:val="Compact"/>
+        <w:numPr>
+          <w:ilvl w:val="0"/>
+          <w:numId w:val="1089"/>
+        </w:numPr>
+      </w:pPr>
+      <w:r>
+        <w:t xml:space="preserve">Some societies recognize this need and provide initiation ceremonies that serve to</w:t>
+      </w:r>
+      <w:r>
+        <w:t xml:space="preserve"> </w:t>
+      </w:r>
+      <w:r>
+        <w:t xml:space="preserve">“stamp in”</w:t>
+      </w:r>
+      <w:r>
+        <w:t xml:space="preserve"> </w:t>
+      </w:r>
+      <w:r>
+        <w:t xml:space="preserve">masculinity for boys who need it because of inadequate opportunity to acquire it in childhood. These ceremonies affirm the young male’s adult masculinity.</w:t>
+      </w:r>
+    </w:p>
+    <w:p>
+      <w:pPr>
+        <w:pStyle w:val="Compact"/>
+        <w:numPr>
+          <w:ilvl w:val="0"/>
+          <w:numId w:val="1089"/>
+        </w:numPr>
+      </w:pPr>
+      <w:r>
+        <w:t xml:space="preserve">Adolescent males in societies without initiation ceremonies may exaggerate their biological tendencies toward aggression in an attempt to assert their own masculinity.</w:t>
+      </w:r>
+    </w:p>
+    <w:p>
+      <w:pPr>
+        <w:pStyle w:val="FirstParagraph"/>
+      </w:pPr>
+      <w:r>
+        <w:t xml:space="preserve">Segall and his associates explain,</w:t>
+      </w:r>
+      <w:r>
+        <w:t xml:space="preserve"> </w:t>
+      </w:r>
+      <w:r>
+        <w:t xml:space="preserve">“We suggest that in societies that have the preconditions requiring a stamping-in of masculinity, but which don’t achieve this through initiation ceremonies or other institutionalized practices, adolescent males will try on their own to assert their masculinity”</w:t>
+      </w:r>
+      <w:r>
+        <w:t xml:space="preserve"> </w:t>
+      </w:r>
+      <w:r>
+        <w:t xml:space="preserve">(p. 281). The Segall group calls the resultant aggression compensatory machoism. Compensatory machoism is the display of behavior intended to identify oneself with the cultural image of masculinity. The resulting aggression is rooted not in anger but in a</w:t>
+      </w:r>
+      <w:r>
+        <w:t xml:space="preserve"> </w:t>
+      </w:r>
+      <w:r>
+        <w:t xml:space="preserve">“felt need to escape from womanliness and to mark one’s masculine gender”</w:t>
+      </w:r>
+      <w:r>
+        <w:t xml:space="preserve"> </w:t>
+      </w:r>
+      <w:r>
+        <w:t xml:space="preserve">(p. 281).</w:t>
+      </w:r>
+    </w:p>
+    <w:p>
+      <w:pPr>
+        <w:pStyle w:val="BodyText"/>
+      </w:pPr>
+      <w:r>
+        <w:rPr>
+          <w:color w:val="198402"/>
+          <w:sz w:val="16"/>
+        </w:rPr>
+        <w:t>--- Begin Note (w/ icon) ---</w:t>
+      </w:r>
+    </w:p>
+    <w:p>
+      <w:pPr>
+        <w:pStyle w:val="BodyText"/>
+      </w:pPr>
       <w:r>
         <w:rPr>
           <w:b/>
           <w:bCs/>
-        </w:rPr>
-        <w:t xml:space="preserve"> </w:t>
-      </w:r>
-      <w:r>
-        <w:rPr>
-          <w:b/>
-          <w:bCs/>
-        </w:rPr>
-        <w:t xml:space="preserve">“Assessment”</w:t>
-      </w:r>
-      <w:r>
-        <w:rPr>
-          <w:b/>
-          <w:bCs/>
-        </w:rPr>
-        <w:t xml:space="preserve"> </w:t>
-      </w:r>
-      <w:r>
-        <w:rPr>
-          <w:b/>
-          <w:bCs/>
-        </w:rPr>
-        <w:t xml:space="preserve">tab.</w:t>
-      </w:r>
-    </w:p>
-    <w:p>
-      <w:pPr>
-        <w:pStyle w:val="BodyText"/>
-      </w:pPr>
-      <w:r>
-        <w:t xml:space="preserve">In addition to any graded assignments you are responsible for submitting, be sure to complete all the Learning Activities that have been provided throughout the content - these are intended to support your understanding of the content.</w:t>
+          <w:i/>
+          <w:iCs/>
+        </w:rPr>
+        <w:t xml:space="preserve">Can you think of a cultural group in North America that seems to illustrate this process particularly well?</w:t>
       </w:r>
     </w:p>
     <w:p>
@@ -11488,123 +11814,31 @@
         <w:pStyle w:val="BodyText"/>
       </w:pPr>
       <w:r>
-        <w:rPr>
-          <w:color w:val="96958E"/>
-          <w:sz w:val="16"/>
-        </w:rPr>
-        <w:t>--- Begin Checking Your Learning ---</w:t>
-      </w:r>
-    </w:p>
-    <w:p>
-      <w:pPr>
-        <w:pStyle w:val="BodyText"/>
-      </w:pPr>
-      <w:r>
-        <w:t xml:space="preserve">Before you move on to the next unit, check that you are able to:</w:t>
-      </w:r>
-    </w:p>
-    <w:p>
-      <w:pPr>
-        <w:pStyle w:val="Compact"/>
-        <w:numPr>
-          <w:ilvl w:val="0"/>
-          <w:numId w:val="1084"/>
-        </w:numPr>
-      </w:pPr>
-      <w:r>
-        <w:t xml:space="preserve">Define the key terminology associated with social influence, social cognition, and on attitudes, behaviour, and effective communication.</w:t>
-      </w:r>
-    </w:p>
-    <w:p>
-      <w:pPr>
-        <w:pStyle w:val="Compact"/>
-        <w:numPr>
-          <w:ilvl w:val="0"/>
-          <w:numId w:val="1084"/>
-        </w:numPr>
-      </w:pPr>
-      <w:r>
-        <w:t xml:space="preserve">Describe why individuals conform to others’ behaviours, how individuals and groups can influence behaviours, and how we form first impressions and how these impressions influence us.</w:t>
-      </w:r>
-    </w:p>
-    <w:p>
-      <w:pPr>
-        <w:pStyle w:val="Compact"/>
-        <w:numPr>
-          <w:ilvl w:val="0"/>
-          <w:numId w:val="1084"/>
-        </w:numPr>
-      </w:pPr>
-      <w:r>
-        <w:t xml:space="preserve">Apply your knowledge of the bystander effect to ensure that you will be helped if you are in an emergency, of social cognition to help overcome prejudice and discrimination, and of the central route to describe how a message should be designed.</w:t>
-      </w:r>
-    </w:p>
-    <w:p>
-      <w:pPr>
-        <w:pStyle w:val="Compact"/>
-        <w:numPr>
-          <w:ilvl w:val="0"/>
-          <w:numId w:val="1084"/>
-        </w:numPr>
-      </w:pPr>
-      <w:r>
-        <w:t xml:space="preserve">Analyze whether guards who participate in abuse are inherently bad people, or if their behaviour is the product of social influences and whether people who commit discriminatory acts are necessarily prejudiced.</w:t>
-      </w:r>
-    </w:p>
-    <w:p>
-      <w:pPr>
-        <w:pStyle w:val="Compact"/>
-        <w:numPr>
-          <w:ilvl w:val="0"/>
-          <w:numId w:val="1084"/>
-        </w:numPr>
-      </w:pPr>
-      <w:r>
-        <w:t xml:space="preserve">Describe how behaviours influence attitudes in terms of cognitive dissonance theory.</w:t>
-      </w:r>
-    </w:p>
-    <w:p>
-      <w:pPr>
-        <w:pStyle w:val="FirstParagraph"/>
-      </w:pPr>
-      <w:r>
-        <w:rPr>
-          <w:color w:val="96958E"/>
-          <w:sz w:val="16"/>
-        </w:rPr>
-        <w:t>--- End Checking Your Learning ---</w:t>
-      </w:r>
-    </w:p>
-    <w:p>
-      <w:pPr>
-        <w:pStyle w:val="Heading1"/>
-      </w:pPr>
-      <w:r>
-        <w:t xml:space="preserve">7. Social Psychology - Part 2</w:t>
-      </w:r>
-    </w:p>
-    <w:p>
-      <w:pPr>
-        <w:pStyle w:val="Heading2"/>
-      </w:pPr>
-      <w:r>
-        <w:t xml:space="preserve">Overview</w:t>
-      </w:r>
-    </w:p>
-    <w:p>
-      <w:pPr>
-        <w:pStyle w:val="FirstParagraph"/>
-      </w:pPr>
-      <w:r>
-        <w:t xml:space="preserve">In this unit, we continue to build upon Unit 6. No single factor has more impact on shaping the quality and direction of your life over virtually every aspect of your existence than relationships. In a way, everyone is a social psychologist. People constantly form ideas/opinions about why a person or a group of people are acting the way they are. Social psychology is similar to what people find themselves naturally doing except it uses scientific tools to study these hypotheses (the ideas/opinions). Social psychologist are primarily interested in examining the different ways that individual’s effect groups of people and the way groups of people effect individual’s. In this unit you will be introduced to some historical studies and main concepts in this field. Topics covered in this chapter include social influences on behaviour, social impressions and judgements, the relationship between attitudes and behaviour, and effective communication. In Unit 6 (Part 1) you looked at attributes and actions, conformity, obedience, and compliance.</w:t>
-      </w:r>
-    </w:p>
-    <w:p>
-      <w:pPr>
-        <w:pStyle w:val="BodyText"/>
-      </w:pPr>
-      <w:r>
-        <w:t xml:space="preserve">Please note that this unit will also examine prejudice and aggression. Although these topics are not specifically covered in the textbook, they are important to social psychology, attraction, and altruism.</w:t>
+        <w:t xml:space="preserve">Marshall Segall and his colleagues suggest that many young black American males illustrate this process. Social conditions (unemployment, educational deficits, racial discrimination) contribute to a prevalence of broken homes with female-headed households. Young men in these conditions attempt to assert their masculine identity through compensatory machoism. They are tough, independent, and violently aggressive. As a result, murder is their leading cause of death. A black man in stands a 1-in-21 chance of being murdered in his lifetime, compared with 1 in 131 for white men and 1 in 369 for white women. The Segall group quotes one young black male who says that in urban ghettos</w:t>
+      </w:r>
+      <w:r>
+        <w:t xml:space="preserve"> </w:t>
+      </w:r>
+      <w:r>
+        <w:rPr>
+          <w:i/>
+          <w:iCs/>
+        </w:rPr>
+        <w:t xml:space="preserve">“You must walk angry, talk angry, think angry . . . . You’re either a chump or a champ . . . . You’re macho or gay.”</w:t>
+      </w:r>
+      <w:r>
+        <w:rPr>
+          <w:i/>
+          <w:iCs/>
+        </w:rPr>
+        <w:t xml:space="preserve"> </w:t>
+      </w:r>
+      <w:r>
+        <w:rPr>
+          <w:i/>
+          <w:iCs/>
+        </w:rPr>
+        <w:t xml:space="preserve">(adapted from Invitation to Social Psychology by Ronald Philipchalk)</w:t>
       </w:r>
     </w:p>
     <w:p>
@@ -11612,39 +11846,37 @@
         <w:pStyle w:val="Heading3"/>
       </w:pPr>
       <w:r>
-        <w:t xml:space="preserve">Topics</w:t>
-      </w:r>
-    </w:p>
-    <w:p>
-      <w:pPr>
-        <w:pStyle w:val="FirstParagraph"/>
-      </w:pPr>
-      <w:r>
-        <w:t xml:space="preserve">This unit is divided into the following topics:</w:t>
-      </w:r>
-    </w:p>
-    <w:p>
-      <w:pPr>
-        <w:pStyle w:val="Compact"/>
-        <w:numPr>
-          <w:ilvl w:val="0"/>
-          <w:numId w:val="1085"/>
-        </w:numPr>
-      </w:pPr>
-      <w:r>
-        <w:t xml:space="preserve">Prejudice and Aggression</w:t>
-      </w:r>
-    </w:p>
-    <w:p>
-      <w:pPr>
-        <w:pStyle w:val="Compact"/>
-        <w:numPr>
-          <w:ilvl w:val="0"/>
-          <w:numId w:val="1085"/>
-        </w:numPr>
-      </w:pPr>
-      <w:r>
-        <w:t xml:space="preserve">Attraction and Altruism</w:t>
+        <w:t xml:space="preserve">Empathy &amp; Aggression</w:t>
+      </w:r>
+    </w:p>
+    <w:p>
+      <w:pPr>
+        <w:pStyle w:val="FirstParagraph"/>
+      </w:pPr>
+      <w:r>
+        <w:t xml:space="preserve">Several researchers suggest that empathy and concern for others may be important tools for reducing aggression. Prejudice, discrimination, and violent sexual aggression flourish when we dehumanize a victim. Empathy reverses this process by making us identify with a potential victim. For example, Ken-Ichi Ohbuchi and his colleagues found that Japanese students gave less shock to a</w:t>
+      </w:r>
+      <w:r>
+        <w:t xml:space="preserve"> </w:t>
+      </w:r>
+      <w:r>
+        <w:t xml:space="preserve">“victim”</w:t>
+      </w:r>
+      <w:r>
+        <w:t xml:space="preserve"> </w:t>
+      </w:r>
+      <w:r>
+        <w:t xml:space="preserve">if the victim first aroused subjects’ empathy by disclosing information about herself or by expressing her fear of shock.</w:t>
+      </w:r>
+      <w:r>
+        <w:t xml:space="preserve"> </w:t>
+      </w:r>
+      <w:r>
+        <w:rPr>
+          <w:i/>
+          <w:iCs/>
+        </w:rPr>
+        <w:t xml:space="preserve">(adapted from Invitation to Social Psychology by Ronald Philipchalk)</w:t>
       </w:r>
     </w:p>
     <w:p>
@@ -11652,75 +11884,45 @@
         <w:pStyle w:val="Heading3"/>
       </w:pPr>
       <w:r>
-        <w:t xml:space="preserve">Learning Outcomes</w:t>
-      </w:r>
-    </w:p>
-    <w:p>
-      <w:pPr>
-        <w:pStyle w:val="FirstParagraph"/>
-      </w:pPr>
-      <w:r>
-        <w:t xml:space="preserve">By the end of this unit, student’s will be able to:</w:t>
-      </w:r>
-    </w:p>
-    <w:p>
-      <w:pPr>
-        <w:pStyle w:val="Compact"/>
-        <w:numPr>
-          <w:ilvl w:val="0"/>
-          <w:numId w:val="1086"/>
-        </w:numPr>
-      </w:pPr>
-      <w:r>
-        <w:t xml:space="preserve">Define the key terminology associated with social influence, social cognition, and on attitudes, behaviour, and effective communication.</w:t>
-      </w:r>
-    </w:p>
-    <w:p>
-      <w:pPr>
-        <w:pStyle w:val="Compact"/>
-        <w:numPr>
-          <w:ilvl w:val="0"/>
-          <w:numId w:val="1086"/>
-        </w:numPr>
-      </w:pPr>
-      <w:r>
-        <w:t xml:space="preserve">Describe why individuals conform to others’ behaviours, how individuals and groups can influence behaviours, and how we form first impressions and how these impressions influence us.</w:t>
-      </w:r>
-    </w:p>
-    <w:p>
-      <w:pPr>
-        <w:pStyle w:val="Compact"/>
-        <w:numPr>
-          <w:ilvl w:val="0"/>
-          <w:numId w:val="1086"/>
-        </w:numPr>
-      </w:pPr>
-      <w:r>
-        <w:t xml:space="preserve">Apply your knowledge of the bystander effect to ensure that you will be helped if you are in an emergency, of social cognition to help overcome prejudice and discrimination, and of the central route to describe how a message should be designed.</w:t>
-      </w:r>
-    </w:p>
-    <w:p>
-      <w:pPr>
-        <w:pStyle w:val="Compact"/>
-        <w:numPr>
-          <w:ilvl w:val="0"/>
-          <w:numId w:val="1086"/>
-        </w:numPr>
-      </w:pPr>
-      <w:r>
-        <w:t xml:space="preserve">Analyze whether guards who participate in abuse are inherently bad people, or if their behaviour is the product of social influences and whether people who commit discriminatory acts are necessarily prejudiced.</w:t>
-      </w:r>
-    </w:p>
-    <w:p>
-      <w:pPr>
-        <w:pStyle w:val="Compact"/>
-        <w:numPr>
-          <w:ilvl w:val="0"/>
-          <w:numId w:val="1086"/>
-        </w:numPr>
-      </w:pPr>
-      <w:r>
-        <w:t xml:space="preserve">Describe how behaviours influence attitudes in terms of cognitive dissonance theory.</w:t>
+        <w:t xml:space="preserve">Conflict Resolution &amp; Culture</w:t>
+      </w:r>
+    </w:p>
+    <w:p>
+      <w:pPr>
+        <w:pStyle w:val="FirstParagraph"/>
+      </w:pPr>
+      <w:r>
+        <w:t xml:space="preserve">Fumie Kumagai and Murray Straus report significant differences in the way con</w:t>
+      </w:r>
+      <w:r>
+        <w:softHyphen/>
+      </w:r>
+      <w:r>
+        <w:t xml:space="preserve">flicts are resolved between marital partners in different cultures. Using the</w:t>
+      </w:r>
+      <w:r>
+        <w:t xml:space="preserve"> </w:t>
+      </w:r>
+      <w:r>
+        <w:t xml:space="preserve">“Conflict Tactics Scale,”</w:t>
+      </w:r>
+      <w:r>
+        <w:t xml:space="preserve"> </w:t>
+      </w:r>
+      <w:r>
+        <w:t xml:space="preserve">these researchers asked high school seniors in, and the United States how their parents settled disputes. Violent means of</w:t>
+      </w:r>
+      <w:r>
+        <w:t xml:space="preserve"> </w:t>
+      </w:r>
+      <w:r>
+        <w:t xml:space="preserve">“resolution”</w:t>
+      </w:r>
+      <w:r>
+        <w:t xml:space="preserve"> </w:t>
+      </w:r>
+      <w:r>
+        <w:t xml:space="preserve">were most common in American couples, followed by Japanese, and then Indian couples.</w:t>
       </w:r>
     </w:p>
     <w:p>
@@ -11728,20 +11930,12 @@
         <w:pStyle w:val="Heading3"/>
       </w:pPr>
       <w:r>
-        <w:t xml:space="preserve">Learning Activities</w:t>
-      </w:r>
-    </w:p>
-    <w:p>
-      <w:pPr>
-        <w:pStyle w:val="FirstParagraph"/>
-      </w:pPr>
-      <w:r>
-        <w:t xml:space="preserve">Here is a checklist of learning activities you will benefit from in completing this unit. You may find it helpful in planning your work.</w:t>
-      </w:r>
-    </w:p>
-    <w:p>
-      <w:pPr>
-        <w:pStyle w:val="BodyText"/>
+        <w:t xml:space="preserve">7.1.1 Activity: Read and Reflect</w:t>
+      </w:r>
+    </w:p>
+    <w:p>
+      <w:pPr>
+        <w:pStyle w:val="FirstParagraph"/>
       </w:pPr>
       <w:r>
         <w:rPr>
@@ -11753,668 +11947,6 @@
     </w:p>
     <w:p>
       <w:pPr>
-        <w:pStyle w:val="Compact"/>
-        <w:numPr>
-          <w:ilvl w:val="0"/>
-          <w:numId w:val="1087"/>
-        </w:numPr>
-      </w:pPr>
-      <w:r>
-        <w:t xml:space="preserve">Read the relevant sections of Chapter 13 of your textbook</w:t>
-      </w:r>
-    </w:p>
-    <w:p>
-      <w:pPr>
-        <w:pStyle w:val="Compact"/>
-        <w:numPr>
-          <w:ilvl w:val="0"/>
-          <w:numId w:val="1087"/>
-        </w:numPr>
-      </w:pPr>
-      <w:r>
-        <w:t xml:space="preserve">Review the Chapter 13 - Notes (intended to support your understanding of your readings)</w:t>
-      </w:r>
-    </w:p>
-    <w:p>
-      <w:pPr>
-        <w:pStyle w:val="Compact"/>
-        <w:numPr>
-          <w:ilvl w:val="0"/>
-          <w:numId w:val="1087"/>
-        </w:numPr>
-      </w:pPr>
-      <w:r>
-        <w:t xml:space="preserve">Read about</w:t>
-      </w:r>
-      <w:r>
-        <w:t xml:space="preserve"> </w:t>
-      </w:r>
-      <w:r>
-        <w:rPr>
-          <w:i/>
-          <w:iCs/>
-        </w:rPr>
-        <w:t xml:space="preserve">Discussing Hate and Violence with Children,</w:t>
-      </w:r>
-      <w:r>
-        <w:t xml:space="preserve"> </w:t>
-      </w:r>
-      <w:r>
-        <w:rPr>
-          <w:i/>
-          <w:iCs/>
-        </w:rPr>
-        <w:t xml:space="preserve">Resolution on Violent Video Games,</w:t>
-      </w:r>
-      <w:r>
-        <w:t xml:space="preserve"> </w:t>
-      </w:r>
-      <w:r>
-        <w:t xml:space="preserve">and</w:t>
-      </w:r>
-      <w:r>
-        <w:t xml:space="preserve"> </w:t>
-      </w:r>
-      <w:r>
-        <w:rPr>
-          <w:i/>
-          <w:iCs/>
-        </w:rPr>
-        <w:t xml:space="preserve">Television and Video Violence</w:t>
-      </w:r>
-    </w:p>
-    <w:p>
-      <w:pPr>
-        <w:pStyle w:val="Compact"/>
-        <w:numPr>
-          <w:ilvl w:val="0"/>
-          <w:numId w:val="1087"/>
-        </w:numPr>
-      </w:pPr>
-      <w:r>
-        <w:t xml:space="preserve">Read and Reflect on the articles</w:t>
-      </w:r>
-      <w:r>
-        <w:t xml:space="preserve"> </w:t>
-      </w:r>
-      <w:r>
-        <w:rPr>
-          <w:i/>
-          <w:iCs/>
-        </w:rPr>
-        <w:t xml:space="preserve">Facial Attractiveness,</w:t>
-      </w:r>
-      <w:r>
-        <w:t xml:space="preserve"> </w:t>
-      </w:r>
-      <w:r>
-        <w:rPr>
-          <w:i/>
-          <w:iCs/>
-        </w:rPr>
-        <w:t xml:space="preserve">Survival of the Prettiest,</w:t>
-      </w:r>
-      <w:r>
-        <w:t xml:space="preserve"> </w:t>
-      </w:r>
-      <w:r>
-        <w:rPr>
-          <w:i/>
-          <w:iCs/>
-        </w:rPr>
-        <w:t xml:space="preserve">Altruism in Advertising,</w:t>
-      </w:r>
-      <w:r>
-        <w:t xml:space="preserve"> </w:t>
-      </w:r>
-      <w:r>
-        <w:t xml:space="preserve">and</w:t>
-      </w:r>
-      <w:r>
-        <w:t xml:space="preserve"> </w:t>
-      </w:r>
-      <w:r>
-        <w:rPr>
-          <w:i/>
-          <w:iCs/>
-        </w:rPr>
-        <w:t xml:space="preserve">Random Acts of Kindess</w:t>
-      </w:r>
-    </w:p>
-    <w:p>
-      <w:pPr>
-        <w:pStyle w:val="Compact"/>
-        <w:numPr>
-          <w:ilvl w:val="0"/>
-          <w:numId w:val="1087"/>
-        </w:numPr>
-      </w:pPr>
-      <w:r>
-        <w:t xml:space="preserve">Complete the Key Terms quiz (ungraded)</w:t>
-      </w:r>
-    </w:p>
-    <w:p>
-      <w:pPr>
-        <w:pStyle w:val="FirstParagraph"/>
-      </w:pPr>
-      <w:r>
-        <w:rPr>
-          <w:color w:val="2375DA"/>
-          <w:sz w:val="16"/>
-        </w:rPr>
-        <w:t>--- End Learning Activity ---</w:t>
-      </w:r>
-    </w:p>
-    <w:p>
-      <w:pPr>
-        <w:pStyle w:val="BodyText"/>
-      </w:pPr>
-      <w:r>
-        <w:rPr>
-          <w:color w:val="198402"/>
-          <w:sz w:val="16"/>
-        </w:rPr>
-        <w:t>--- Begin Note (w/ icon) ---</w:t>
-      </w:r>
-    </w:p>
-    <w:p>
-      <w:pPr>
-        <w:pStyle w:val="BodyText"/>
-      </w:pPr>
-      <w:r>
-        <w:rPr>
-          <w:b/>
-          <w:bCs/>
-          <w:i/>
-          <w:iCs/>
-        </w:rPr>
-        <w:t xml:space="preserve">Note</w:t>
-      </w:r>
-    </w:p>
-    <w:p>
-      <w:pPr>
-        <w:pStyle w:val="BodyText"/>
-      </w:pPr>
-      <w:r>
-        <w:t xml:space="preserve">The course units follow topics in the textbook,</w:t>
-      </w:r>
-      <w:r>
-        <w:t xml:space="preserve"> </w:t>
-      </w:r>
-      <w:r>
-        <w:rPr>
-          <w:i/>
-          <w:iCs/>
-        </w:rPr>
-        <w:t xml:space="preserve">Revel for An Introduction to Psychological Science</w:t>
-      </w:r>
-      <w:r>
-        <w:t xml:space="preserve"> </w:t>
-      </w:r>
-      <w:r>
-        <w:t xml:space="preserve">by Krause et al. (4th Edition). For each unit, please read the pertinent chapter(s) before completing the assessment for the unit.</w:t>
-      </w:r>
-    </w:p>
-    <w:p>
-      <w:pPr>
-        <w:pStyle w:val="BodyText"/>
-      </w:pPr>
-      <w:r>
-        <w:rPr>
-          <w:color w:val="198402"/>
-          <w:sz w:val="16"/>
-        </w:rPr>
-        <w:t>--- End Note ---</w:t>
-      </w:r>
-    </w:p>
-    <w:p>
-      <w:pPr>
-        <w:pStyle w:val="Heading3"/>
-      </w:pPr>
-      <w:r>
-        <w:t xml:space="preserve">Assessment</w:t>
-      </w:r>
-    </w:p>
-    <w:p>
-      <w:pPr>
-        <w:pStyle w:val="FirstParagraph"/>
-      </w:pPr>
-      <w:r>
-        <w:t xml:space="preserve">In this course you demonstrate your understanding of the course learning outcomes in different ways, including papers, projects, discussions and quizzes. Please see the Assessment section in Moodle for assignment details and due dates.</w:t>
-      </w:r>
-    </w:p>
-    <w:p>
-      <w:pPr>
-        <w:pStyle w:val="Heading3"/>
-      </w:pPr>
-      <w:r>
-        <w:t xml:space="preserve">Resources</w:t>
-      </w:r>
-    </w:p>
-    <w:p>
-      <w:pPr>
-        <w:pStyle w:val="FirstParagraph"/>
-      </w:pPr>
-      <w:r>
-        <w:t xml:space="preserve">Here are the resources you will need to complete this unit:</w:t>
-      </w:r>
-    </w:p>
-    <w:p>
-      <w:pPr>
-        <w:pStyle w:val="Compact"/>
-        <w:numPr>
-          <w:ilvl w:val="0"/>
-          <w:numId w:val="1088"/>
-        </w:numPr>
-      </w:pPr>
-      <w:r>
-        <w:t xml:space="preserve">Krause, M., Corts, D., &amp; Smith, S. C. (2024).</w:t>
-      </w:r>
-      <w:r>
-        <w:t xml:space="preserve"> </w:t>
-      </w:r>
-      <w:r>
-        <w:rPr>
-          <w:i/>
-          <w:iCs/>
-        </w:rPr>
-        <w:t xml:space="preserve">Revel for An Introduction to Psychological Science, 4th Canadian Edition.</w:t>
-      </w:r>
-      <w:r>
-        <w:t xml:space="preserve"> </w:t>
-      </w:r>
-      <w:r>
-        <w:t xml:space="preserve">Pearson Ed.</w:t>
-      </w:r>
-    </w:p>
-    <w:p>
-      <w:pPr>
-        <w:pStyle w:val="Compact"/>
-        <w:numPr>
-          <w:ilvl w:val="0"/>
-          <w:numId w:val="1088"/>
-        </w:numPr>
-      </w:pPr>
-      <w:r>
-        <w:t xml:space="preserve">Other resources will be provided online.</w:t>
-      </w:r>
-    </w:p>
-    <w:p>
-      <w:pPr>
-        <w:pStyle w:val="Heading2"/>
-      </w:pPr>
-      <w:r>
-        <w:t xml:space="preserve">7.1 Prejudice and Aggression</w:t>
-      </w:r>
-    </w:p>
-    <w:p>
-      <w:pPr>
-        <w:pStyle w:val="Heading3"/>
-      </w:pPr>
-      <w:r>
-        <w:t xml:space="preserve">Prejudice &amp; Religion</w:t>
-      </w:r>
-    </w:p>
-    <w:p>
-      <w:pPr>
-        <w:pStyle w:val="FirstParagraph"/>
-      </w:pPr>
-      <w:r>
-        <w:t xml:space="preserve">Some of the first research to study the effects of religion (Christianity) investigated its role in prejudice. The consistent finding of this line of study was that the more religious people were, the more prejudiced they were likely to be Allport and Kramer (1946). Because racial prejudice is so clearly contrary to religious teaching, Gordon Allport called this Religion’s Grand Paradox. In the area of racial prejudice in North America, Christianity did not appear to improve behavior.</w:t>
-      </w:r>
-    </w:p>
-    <w:p>
-      <w:pPr>
-        <w:pStyle w:val="BodyText"/>
-      </w:pPr>
-      <w:r>
-        <w:t xml:space="preserve">Religion’s Grand Paradox was gradually resolved as researchers refined their definition of religious. When the apparently prejudiced church attenders were divided into those for whom religion served a social function and was a means to an end (extrinsic religious orientation) and those for whom religion was an integral part of their lives and an end in itself (intrinsic religious orientation), it was the extrinsics who had raised the prejudice scores of the entire group. The intrinsics were found to be even less prejudiced than the non-attenders. Apparently an intrinsic religious orientation has a beneficial effect on behavior, at least on racial prejudice (Allport, 1959).</w:t>
-      </w:r>
-    </w:p>
-    <w:p>
-      <w:pPr>
-        <w:pStyle w:val="Heading3"/>
-      </w:pPr>
-      <w:r>
-        <w:t xml:space="preserve">Sports as Catharsis?</w:t>
-      </w:r>
-    </w:p>
-    <w:p>
-      <w:pPr>
-        <w:pStyle w:val="FirstParagraph"/>
-      </w:pPr>
-      <w:r>
-        <w:t xml:space="preserve">The idea that relieving emotional tension causes a purging of pent-up energy is called the catharsis hypothesis. According to Aristotle—who first proposed the concept of catharsis—even viewing powerful emotional events can be cathartic. Thus we should be able to reduce our aggressive tendencies by watching others act out their aggression, as well as by acting aggressively ourselves.</w:t>
-      </w:r>
-    </w:p>
-    <w:p>
-      <w:pPr>
-        <w:pStyle w:val="BodyText"/>
-      </w:pPr>
-      <w:r>
-        <w:t xml:space="preserve">Research, however, does not lend much support to this common-sense idea. For example, Robert Arms and his associates report that hockey, football, and wrestling fans exhibit more aggression after viewing the event than before (Arms et al., 1979; Goldstein &amp; Arms, 1971; Russell, 1983) (see Figure 11.1). Arthur Patterson (1974) found that high school football players were more aggressive after the season than before it. And Dane Archer and Rosemary Gartner report that a nation’s murder rate tends to jump after a war is over (Archer &amp; Gartner, 1976).</w:t>
-      </w:r>
-    </w:p>
-    <w:p>
-      <w:pPr>
-        <w:pStyle w:val="Heading3"/>
-      </w:pPr>
-      <w:r>
-        <w:t xml:space="preserve">Compensatory Machoism</w:t>
-      </w:r>
-    </w:p>
-    <w:p>
-      <w:pPr>
-        <w:pStyle w:val="FirstParagraph"/>
-      </w:pPr>
-      <w:r>
-        <w:t xml:space="preserve">Marshall Segall and his colleagues point out that cultures typically expect men to be macho —that is, to behave in ways that indicate their strength, virility, and willingness to confront an adversary. But Segall and his colleagues suggest that biological mechanisms interact with complex cultural processes to produce a kind of</w:t>
-      </w:r>
-      <w:r>
-        <w:t xml:space="preserve"> </w:t>
-      </w:r>
-      <w:r>
-        <w:t xml:space="preserve">“compensatory machoism.”</w:t>
-      </w:r>
-      <w:r>
-        <w:t xml:space="preserve"> </w:t>
-      </w:r>
-      <w:r>
-        <w:t xml:space="preserve">Very briefly, the elements in this process are these:</w:t>
-      </w:r>
-    </w:p>
-    <w:p>
-      <w:pPr>
-        <w:pStyle w:val="Compact"/>
-        <w:numPr>
-          <w:ilvl w:val="0"/>
-          <w:numId w:val="1089"/>
-        </w:numPr>
-      </w:pPr>
-      <w:r>
-        <w:t xml:space="preserve">All societies have some division of labor by sex, resulting in sex-linked roles. For example, females do most of the child rearing in most societies and virtually all of it in some. Boys have less opportunity than girls to learn their roles by modeling because they are raised by women and have comparatively little contact with adult males.</w:t>
-      </w:r>
-    </w:p>
-    <w:p>
-      <w:pPr>
-        <w:pStyle w:val="Compact"/>
-        <w:numPr>
-          <w:ilvl w:val="0"/>
-          <w:numId w:val="1089"/>
-        </w:numPr>
-      </w:pPr>
-      <w:r>
-        <w:t xml:space="preserve">For various historical and environmental reasons, fathers in some societies are more likely to be absent. Paradoxically, in these societies young males are expected to develop a particularly distinct male identity. These young males are driven—consciously or unconsciously—to display</w:t>
-      </w:r>
-      <w:r>
-        <w:t xml:space="preserve"> </w:t>
-      </w:r>
-      <w:r>
-        <w:t xml:space="preserve">“manly”</w:t>
-      </w:r>
-      <w:r>
-        <w:t xml:space="preserve"> </w:t>
-      </w:r>
-      <w:r>
-        <w:t xml:space="preserve">behavior and avoid appearing</w:t>
-      </w:r>
-      <w:r>
-        <w:t xml:space="preserve"> </w:t>
-      </w:r>
-      <w:r>
-        <w:t xml:space="preserve">“womanly”</w:t>
-      </w:r>
-      <w:r>
-        <w:t xml:space="preserve"> </w:t>
-      </w:r>
-      <w:r>
-        <w:t xml:space="preserve">at all costs.</w:t>
-      </w:r>
-    </w:p>
-    <w:p>
-      <w:pPr>
-        <w:pStyle w:val="Compact"/>
-        <w:numPr>
-          <w:ilvl w:val="0"/>
-          <w:numId w:val="1089"/>
-        </w:numPr>
-      </w:pPr>
-      <w:r>
-        <w:t xml:space="preserve">Some societies recognize this need and provide initiation ceremonies that serve to</w:t>
-      </w:r>
-      <w:r>
-        <w:t xml:space="preserve"> </w:t>
-      </w:r>
-      <w:r>
-        <w:t xml:space="preserve">“stamp in”</w:t>
-      </w:r>
-      <w:r>
-        <w:t xml:space="preserve"> </w:t>
-      </w:r>
-      <w:r>
-        <w:t xml:space="preserve">masculinity for boys who need it because of inadequate opportunity to acquire it in childhood. These ceremonies affirm the young male’s adult masculinity.</w:t>
-      </w:r>
-    </w:p>
-    <w:p>
-      <w:pPr>
-        <w:pStyle w:val="Compact"/>
-        <w:numPr>
-          <w:ilvl w:val="0"/>
-          <w:numId w:val="1089"/>
-        </w:numPr>
-      </w:pPr>
-      <w:r>
-        <w:t xml:space="preserve">Adolescent males in societies without initiation ceremonies may exaggerate their biological tendencies toward aggression in an attempt to assert their own masculinity.</w:t>
-      </w:r>
-    </w:p>
-    <w:p>
-      <w:pPr>
-        <w:pStyle w:val="FirstParagraph"/>
-      </w:pPr>
-      <w:r>
-        <w:t xml:space="preserve">Segall and his associates explain,</w:t>
-      </w:r>
-      <w:r>
-        <w:t xml:space="preserve"> </w:t>
-      </w:r>
-      <w:r>
-        <w:t xml:space="preserve">“We suggest that in societies that have the preconditions requiring a stamping-in of masculinity, but which don’t achieve this through initiation ceremonies or other institutionalized practices, adolescent males will try on their own to assert their masculinity”</w:t>
-      </w:r>
-      <w:r>
-        <w:t xml:space="preserve"> </w:t>
-      </w:r>
-      <w:r>
-        <w:t xml:space="preserve">(p. 281). The Segall group calls the resultant aggression compensatory machoism. Compensatory machoism is the display of behavior intended to identify oneself with the cultural image of masculinity. The resulting aggression is rooted not in anger but in a</w:t>
-      </w:r>
-      <w:r>
-        <w:t xml:space="preserve"> </w:t>
-      </w:r>
-      <w:r>
-        <w:t xml:space="preserve">“felt need to escape from womanliness and to mark one’s masculine gender”</w:t>
-      </w:r>
-      <w:r>
-        <w:t xml:space="preserve"> </w:t>
-      </w:r>
-      <w:r>
-        <w:t xml:space="preserve">(p. 281).</w:t>
-      </w:r>
-    </w:p>
-    <w:p>
-      <w:pPr>
-        <w:pStyle w:val="BodyText"/>
-      </w:pPr>
-      <w:r>
-        <w:rPr>
-          <w:color w:val="198402"/>
-          <w:sz w:val="16"/>
-        </w:rPr>
-        <w:t>--- Begin Note (w/ icon) ---</w:t>
-      </w:r>
-    </w:p>
-    <w:p>
-      <w:pPr>
-        <w:pStyle w:val="BodyText"/>
-      </w:pPr>
-      <w:r>
-        <w:rPr>
-          <w:b/>
-          <w:bCs/>
-          <w:i/>
-          <w:iCs/>
-        </w:rPr>
-        <w:t xml:space="preserve">Can you think of a cultural group in North America that seems to illustrate this process particularly well?</w:t>
-      </w:r>
-    </w:p>
-    <w:p>
-      <w:pPr>
-        <w:pStyle w:val="BodyText"/>
-      </w:pPr>
-      <w:r>
-        <w:rPr>
-          <w:color w:val="198402"/>
-          <w:sz w:val="16"/>
-        </w:rPr>
-        <w:t>--- End Note ---</w:t>
-      </w:r>
-    </w:p>
-    <w:p>
-      <w:pPr>
-        <w:pStyle w:val="BodyText"/>
-      </w:pPr>
-      <w:r>
-        <w:t xml:space="preserve">Marshall Segall and his colleagues suggest that many young black American males illustrate this process. Social conditions (unemployment, educational deficits, racial discrimination) contribute to a prevalence of broken homes with female-headed households. Young men in these conditions attempt to assert their masculine identity through compensatory machoism. They are tough, independent, and violently aggressive. As a result, murder is their leading cause of death. A black man in stands a 1-in-21 chance of being murdered in his lifetime, compared with 1 in 131 for white men and 1 in 369 for white women. The Segall group quotes one young black male who says that in urban ghettos</w:t>
-      </w:r>
-      <w:r>
-        <w:t xml:space="preserve"> </w:t>
-      </w:r>
-      <w:r>
-        <w:rPr>
-          <w:i/>
-          <w:iCs/>
-        </w:rPr>
-        <w:t xml:space="preserve">“You must walk angry, talk angry, think angry . . . . You’re either a chump or a champ . . . . You’re macho or gay.”</w:t>
-      </w:r>
-      <w:r>
-        <w:rPr>
-          <w:i/>
-          <w:iCs/>
-        </w:rPr>
-        <w:t xml:space="preserve"> </w:t>
-      </w:r>
-      <w:r>
-        <w:rPr>
-          <w:i/>
-          <w:iCs/>
-        </w:rPr>
-        <w:t xml:space="preserve">(adapted from Invitation to Social Psychology by Ronald Philipchalk)</w:t>
-      </w:r>
-    </w:p>
-    <w:p>
-      <w:pPr>
-        <w:pStyle w:val="Heading3"/>
-      </w:pPr>
-      <w:r>
-        <w:t xml:space="preserve">Empathy &amp; Aggression</w:t>
-      </w:r>
-    </w:p>
-    <w:p>
-      <w:pPr>
-        <w:pStyle w:val="FirstParagraph"/>
-      </w:pPr>
-      <w:r>
-        <w:t xml:space="preserve">Several researchers suggest that empathy and concern for others may be important tools for reducing aggression. Prejudice, discrimination, and violent sexual aggression flourish when we dehumanize a victim. Empathy reverses this process by making us identify with a potential victim. For example, Ken-Ichi Ohbuchi and his colleagues found that Japanese students gave less shock to a</w:t>
-      </w:r>
-      <w:r>
-        <w:t xml:space="preserve"> </w:t>
-      </w:r>
-      <w:r>
-        <w:t xml:space="preserve">“victim”</w:t>
-      </w:r>
-      <w:r>
-        <w:t xml:space="preserve"> </w:t>
-      </w:r>
-      <w:r>
-        <w:t xml:space="preserve">if the victim first aroused subjects’ empathy by disclosing information about herself or by expressing her fear of shock.</w:t>
-      </w:r>
-      <w:r>
-        <w:t xml:space="preserve"> </w:t>
-      </w:r>
-      <w:r>
-        <w:rPr>
-          <w:i/>
-          <w:iCs/>
-        </w:rPr>
-        <w:t xml:space="preserve">(adapted from Invitation to Social Psychology by Ronald Philipchalk)</w:t>
-      </w:r>
-    </w:p>
-    <w:p>
-      <w:pPr>
-        <w:pStyle w:val="Heading3"/>
-      </w:pPr>
-      <w:r>
-        <w:t xml:space="preserve">Conflict Resolution &amp; Culture</w:t>
-      </w:r>
-    </w:p>
-    <w:p>
-      <w:pPr>
-        <w:pStyle w:val="FirstParagraph"/>
-      </w:pPr>
-      <w:r>
-        <w:t xml:space="preserve">Fumie Kumagai and Murray Straus report significant differences in the way con</w:t>
-      </w:r>
-      <w:r>
-        <w:softHyphen/>
-      </w:r>
-      <w:r>
-        <w:t xml:space="preserve">flicts are resolved between marital partners in different cultures. Using the</w:t>
-      </w:r>
-      <w:r>
-        <w:t xml:space="preserve"> </w:t>
-      </w:r>
-      <w:r>
-        <w:t xml:space="preserve">“Conflict Tactics Scale,”</w:t>
-      </w:r>
-      <w:r>
-        <w:t xml:space="preserve"> </w:t>
-      </w:r>
-      <w:r>
-        <w:t xml:space="preserve">these researchers asked high school seniors in, and the United States how their parents settled disputes. Violent means of</w:t>
-      </w:r>
-      <w:r>
-        <w:t xml:space="preserve"> </w:t>
-      </w:r>
-      <w:r>
-        <w:t xml:space="preserve">“resolution”</w:t>
-      </w:r>
-      <w:r>
-        <w:t xml:space="preserve"> </w:t>
-      </w:r>
-      <w:r>
-        <w:t xml:space="preserve">were most common in American couples, followed by Japanese, and then Indian couples.</w:t>
-      </w:r>
-    </w:p>
-    <w:p>
-      <w:pPr>
-        <w:pStyle w:val="Heading3"/>
-      </w:pPr>
-      <w:r>
-        <w:t xml:space="preserve">7.1.1 Activity: Read and Reflect</w:t>
-      </w:r>
-    </w:p>
-    <w:p>
-      <w:pPr>
-        <w:pStyle w:val="FirstParagraph"/>
-      </w:pPr>
-      <w:r>
-        <w:rPr>
-          <w:color w:val="2375DA"/>
-          <w:sz w:val="16"/>
-        </w:rPr>
-        <w:t>--- Begin Learning Activity ---</w:t>
-      </w:r>
-    </w:p>
-    <w:p>
-      <w:pPr>
         <w:pStyle w:val="BodyText"/>
       </w:pPr>
       <w:r>
@@ -12429,7 +11961,7 @@
           <w:numId w:val="1090"/>
         </w:numPr>
       </w:pPr>
-      <w:hyperlink r:id="rId69">
+      <w:hyperlink r:id="rId68">
         <w:r>
           <w:rPr>
             <w:rStyle w:val="Hyperlink"/>
@@ -12448,7 +11980,7 @@
           <w:numId w:val="1090"/>
         </w:numPr>
       </w:pPr>
-      <w:hyperlink r:id="rId70">
+      <w:hyperlink r:id="rId69">
         <w:r>
           <w:rPr>
             <w:rStyle w:val="Hyperlink"/>
@@ -12467,7 +11999,7 @@
           <w:numId w:val="1090"/>
         </w:numPr>
       </w:pPr>
-      <w:hyperlink r:id="rId71">
+      <w:hyperlink r:id="rId70">
         <w:r>
           <w:rPr>
             <w:rStyle w:val="Hyperlink"/>
@@ -13034,7 +12566,7 @@
           <w:numId w:val="1093"/>
         </w:numPr>
       </w:pPr>
-      <w:hyperlink r:id="rId72">
+      <w:hyperlink r:id="rId71">
         <w:r>
           <w:rPr>
             <w:rStyle w:val="Hyperlink"/>
@@ -13053,7 +12585,7 @@
           <w:numId w:val="1093"/>
         </w:numPr>
       </w:pPr>
-      <w:hyperlink r:id="rId73">
+      <w:hyperlink r:id="rId72">
         <w:r>
           <w:rPr>
             <w:rStyle w:val="Hyperlink"/>
@@ -13063,6 +12595,9 @@
           <w:t xml:space="preserve">Survival of the Prettiest</w:t>
         </w:r>
       </w:hyperlink>
+      <w:r>
+        <w:t xml:space="preserve"> </w:t>
+      </w:r>
     </w:p>
     <w:p>
       <w:pPr>
@@ -13072,26 +12607,7 @@
           <w:numId w:val="1093"/>
         </w:numPr>
       </w:pPr>
-      <w:hyperlink r:id="rId74">
-        <w:r>
-          <w:rPr>
-            <w:rStyle w:val="Hyperlink"/>
-            <w:b/>
-            <w:bCs/>
-          </w:rPr>
-          <w:t xml:space="preserve">Altruism in Advertising</w:t>
-        </w:r>
-      </w:hyperlink>
-    </w:p>
-    <w:p>
-      <w:pPr>
-        <w:pStyle w:val="Compact"/>
-        <w:numPr>
-          <w:ilvl w:val="0"/>
-          <w:numId w:val="1093"/>
-        </w:numPr>
-      </w:pPr>
-      <w:hyperlink r:id="rId75">
+      <w:hyperlink r:id="rId73">
         <w:r>
           <w:rPr>
             <w:rStyle w:val="Hyperlink"/>
@@ -13146,7 +12662,7 @@
       <w:pPr>
         <w:pStyle w:val="BodyText"/>
       </w:pPr>
-      <w:hyperlink r:id="rId76">
+      <w:hyperlink r:id="rId74">
         <w:r>
           <w:rPr>
             <w:rStyle w:val="Hyperlink"/>
@@ -13260,73 +12776,481 @@
         <w:pStyle w:val="Heading2"/>
       </w:pPr>
       <w:r>
-        <w:t xml:space="preserve">Assessment</w:t>
-      </w:r>
-    </w:p>
-    <w:p>
-      <w:pPr>
-        <w:pStyle w:val="FirstParagraph"/>
+        <w:t xml:space="preserve">Summary</w:t>
+      </w:r>
+    </w:p>
+    <w:p>
+      <w:pPr>
+        <w:pStyle w:val="FirstParagraph"/>
+      </w:pPr>
+      <w:r>
+        <w:rPr>
+          <w:color w:val="96958E"/>
+          <w:sz w:val="16"/>
+        </w:rPr>
+        <w:t>--- Begin Checking Your Learning ---</w:t>
+      </w:r>
+    </w:p>
+    <w:p>
+      <w:pPr>
+        <w:pStyle w:val="BodyText"/>
+      </w:pPr>
+      <w:r>
+        <w:t xml:space="preserve">Before you move on to the next unit, check that you are able to:</w:t>
+      </w:r>
+    </w:p>
+    <w:p>
+      <w:pPr>
+        <w:pStyle w:val="Compact"/>
+        <w:numPr>
+          <w:ilvl w:val="0"/>
+          <w:numId w:val="1095"/>
+        </w:numPr>
+      </w:pPr>
+      <w:r>
+        <w:t xml:space="preserve">Define the key terminology associated with social influence, social cognition, and on attitudes, behaviour, and effective communication.</w:t>
+      </w:r>
+    </w:p>
+    <w:p>
+      <w:pPr>
+        <w:pStyle w:val="Compact"/>
+        <w:numPr>
+          <w:ilvl w:val="0"/>
+          <w:numId w:val="1095"/>
+        </w:numPr>
+      </w:pPr>
+      <w:r>
+        <w:t xml:space="preserve">Describe why individuals conform to others’ behaviours, how individuals and groups can influence behaviours, and how we form first impressions and how these impressions influence us.</w:t>
+      </w:r>
+    </w:p>
+    <w:p>
+      <w:pPr>
+        <w:pStyle w:val="Compact"/>
+        <w:numPr>
+          <w:ilvl w:val="0"/>
+          <w:numId w:val="1095"/>
+        </w:numPr>
+      </w:pPr>
+      <w:r>
+        <w:t xml:space="preserve">Apply your knowledge of the bystander effect to ensure that you will be helped if you are in an emergency, of social cognition to help overcome prejudice and discrimination, and of the central route to describe how a message should be designed.</w:t>
+      </w:r>
+    </w:p>
+    <w:p>
+      <w:pPr>
+        <w:pStyle w:val="Compact"/>
+        <w:numPr>
+          <w:ilvl w:val="0"/>
+          <w:numId w:val="1095"/>
+        </w:numPr>
+      </w:pPr>
+      <w:r>
+        <w:t xml:space="preserve">Analyze whether guards who participate in abuse are inherently bad people, or if their behaviour is the product of social influences and whether people who commit discriminatory acts are necessarily prejudiced.</w:t>
+      </w:r>
+    </w:p>
+    <w:p>
+      <w:pPr>
+        <w:pStyle w:val="Compact"/>
+        <w:numPr>
+          <w:ilvl w:val="0"/>
+          <w:numId w:val="1095"/>
+        </w:numPr>
+      </w:pPr>
+      <w:r>
+        <w:t xml:space="preserve">Describe how behaviours influence attitudes in terms of cognitive dissonance theory.</w:t>
+      </w:r>
+    </w:p>
+    <w:p>
+      <w:pPr>
+        <w:pStyle w:val="FirstParagraph"/>
+      </w:pPr>
+      <w:r>
+        <w:rPr>
+          <w:color w:val="96958E"/>
+          <w:sz w:val="16"/>
+        </w:rPr>
+        <w:t>--- End Checking Your Learning ---</w:t>
+      </w:r>
+    </w:p>
+    <w:p>
+      <w:pPr>
+        <w:pStyle w:val="Heading1"/>
+      </w:pPr>
+      <w:r>
+        <w:t xml:space="preserve">8. Health</w:t>
+      </w:r>
+    </w:p>
+    <w:p>
+      <w:pPr>
+        <w:pStyle w:val="Heading2"/>
+      </w:pPr>
+      <w:r>
+        <w:t xml:space="preserve">Overview</w:t>
+      </w:r>
+    </w:p>
+    <w:p>
+      <w:pPr>
+        <w:pStyle w:val="FirstParagraph"/>
+      </w:pPr>
+      <w:r>
+        <w:t xml:space="preserve">In Unit 8, you will examine what factors contribute to one’s general health. In Unit 9 you will gain more insight into stress and coping. Together, Units 8 and 9 span information from Chapter14 in your textbook, giving you a broad overview of the field of health psychology.</w:t>
+      </w:r>
+    </w:p>
+    <w:p>
+      <w:pPr>
+        <w:pStyle w:val="BodyText"/>
+      </w:pPr>
+      <w:r>
+        <w:t xml:space="preserve">Health psychologists study both positive and negative impacts that humans’ behaviour and decisions have on their health, survival, and well-being. The need for this field has increased considerably over the 20th century, as most premature deaths are attributable to lifestyle factors. Over this chapter you will gain knowledge about the interaction of all the levels of analysis (biological, psychological, sociocultural, and spiritual) with regards to your health. You will learn about the biological/physiological responses to stress and how a poor response to stress leaves a person more vulnerable to illness and slowing recovery time from illness and injury. How having at least some degree of control helps people with coping and outlook. When control is threatened, people use compensatory responses, such as detecting order within random images. You will also be informed that coping using a positive or negative style is related to personality (e.g., optimism versus pessimism). And, that positive coping increases resilience—the ability to recover from adversity, and even benefit from the experience, as is the case with post-traumatic growth. Whereas, coping via negative affectivity and pessimism can have both psychological and physiological disadvantages. Lastly, you’ll be advised as to how religion/spirituality, relaxation techniques, meditation, and biofeedback actually help people cope with stress and problems which can lead to human flourishing.</w:t>
+      </w:r>
+    </w:p>
+    <w:p>
+      <w:pPr>
+        <w:pStyle w:val="Heading3"/>
+      </w:pPr>
+      <w:r>
+        <w:t xml:space="preserve">Topics</w:t>
+      </w:r>
+    </w:p>
+    <w:p>
+      <w:pPr>
+        <w:pStyle w:val="FirstParagraph"/>
+      </w:pPr>
+      <w:r>
+        <w:t xml:space="preserve">This unit is divided into the following topics:</w:t>
+      </w:r>
+    </w:p>
+    <w:p>
+      <w:pPr>
+        <w:pStyle w:val="Compact"/>
+        <w:numPr>
+          <w:ilvl w:val="0"/>
+          <w:numId w:val="1096"/>
+        </w:numPr>
+      </w:pPr>
+      <w:r>
+        <w:t xml:space="preserve">Biology of Emotion</w:t>
+      </w:r>
+    </w:p>
+    <w:p>
+      <w:pPr>
+        <w:pStyle w:val="Compact"/>
+        <w:numPr>
+          <w:ilvl w:val="0"/>
+          <w:numId w:val="1096"/>
+        </w:numPr>
+      </w:pPr>
+      <w:r>
+        <w:t xml:space="preserve">Communicating Emotion</w:t>
+      </w:r>
+    </w:p>
+    <w:p>
+      <w:pPr>
+        <w:pStyle w:val="Compact"/>
+        <w:numPr>
+          <w:ilvl w:val="0"/>
+          <w:numId w:val="1096"/>
+        </w:numPr>
+      </w:pPr>
+      <w:r>
+        <w:t xml:space="preserve">Experiencing Emotion</w:t>
+      </w:r>
+    </w:p>
+    <w:p>
+      <w:pPr>
+        <w:pStyle w:val="Heading3"/>
+      </w:pPr>
+      <w:r>
+        <w:t xml:space="preserve">Learning Outcomes</w:t>
+      </w:r>
+    </w:p>
+    <w:p>
+      <w:pPr>
+        <w:pStyle w:val="FirstParagraph"/>
+      </w:pPr>
+      <w:r>
+        <w:t xml:space="preserve">By the end of this unit, student’s will be able to:</w:t>
+      </w:r>
+    </w:p>
+    <w:p>
+      <w:pPr>
+        <w:pStyle w:val="Compact"/>
+        <w:numPr>
+          <w:ilvl w:val="0"/>
+          <w:numId w:val="1097"/>
+        </w:numPr>
+      </w:pPr>
+      <w:r>
+        <w:t xml:space="preserve">Define, and apply, the key terminology related to health psychology, stress and illness, and coping and well-being.</w:t>
+      </w:r>
+    </w:p>
+    <w:p>
+      <w:pPr>
+        <w:pStyle w:val="Compact"/>
+        <w:numPr>
+          <w:ilvl w:val="0"/>
+          <w:numId w:val="1097"/>
+        </w:numPr>
+      </w:pPr>
+      <w:r>
+        <w:t xml:space="preserve">Explain how genetic and environmental factors influence obesity, how physiological reactions that occur under stress, and how the immune system is connected to stress responses.</w:t>
+      </w:r>
+    </w:p>
+    <w:p>
+      <w:pPr>
+        <w:pStyle w:val="Compact"/>
+        <w:numPr>
+          <w:ilvl w:val="0"/>
+          <w:numId w:val="1097"/>
+        </w:numPr>
+      </w:pPr>
+      <w:r>
+        <w:t xml:space="preserve">Apply your knowledge of persuasion and health to examine the effectiveness of different types of cigarette warnings, and of the beneficial effects of optimism to help you reframe stressful situations as positive opportunities.</w:t>
+      </w:r>
+    </w:p>
+    <w:p>
+      <w:pPr>
+        <w:pStyle w:val="Compact"/>
+        <w:numPr>
+          <w:ilvl w:val="0"/>
+          <w:numId w:val="1097"/>
+        </w:numPr>
+      </w:pPr>
+      <w:r>
+        <w:t xml:space="preserve">Analyze whether media depictions of smoking affect smoking in adolescents, the claim that ulcers are caused by stress, and whether activities such as relaxation techniques, meditation, and biofeedback actually help people cope with stress and problems.</w:t>
+      </w:r>
+    </w:p>
+    <w:p>
+      <w:pPr>
+        <w:pStyle w:val="Compact"/>
+        <w:numPr>
+          <w:ilvl w:val="0"/>
+          <w:numId w:val="1097"/>
+        </w:numPr>
+      </w:pPr>
+      <w:r>
+        <w:t xml:space="preserve">Describe how control over the environment and positive and negative styles of coping influences well-being.</w:t>
+      </w:r>
+    </w:p>
+    <w:p>
+      <w:pPr>
+        <w:pStyle w:val="Heading3"/>
+      </w:pPr>
+      <w:r>
+        <w:t xml:space="preserve">Learning Activities</w:t>
+      </w:r>
+    </w:p>
+    <w:p>
+      <w:pPr>
+        <w:pStyle w:val="FirstParagraph"/>
+      </w:pPr>
+      <w:r>
+        <w:t xml:space="preserve">Here is a checklist of learning activities you will benefit from in completing this unit. You may find it helpful in planning your work.</w:t>
+      </w:r>
+    </w:p>
+    <w:p>
+      <w:pPr>
+        <w:pStyle w:val="BodyText"/>
+      </w:pPr>
+      <w:r>
+        <w:rPr>
+          <w:color w:val="2375DA"/>
+          <w:sz w:val="16"/>
+        </w:rPr>
+        <w:t>--- Begin Learning Activity ---</w:t>
+      </w:r>
+    </w:p>
+    <w:p>
+      <w:pPr>
+        <w:pStyle w:val="Compact"/>
+        <w:numPr>
+          <w:ilvl w:val="0"/>
+          <w:numId w:val="1098"/>
+        </w:numPr>
+      </w:pPr>
+      <w:r>
+        <w:t xml:space="preserve">Read the relevant sections of Chapter 14 of your textbook</w:t>
+      </w:r>
+    </w:p>
+    <w:p>
+      <w:pPr>
+        <w:pStyle w:val="Compact"/>
+        <w:numPr>
+          <w:ilvl w:val="0"/>
+          <w:numId w:val="1098"/>
+        </w:numPr>
+      </w:pPr>
+      <w:r>
+        <w:t xml:space="preserve">Review the Chapter 14 - Notes (intended to support your understanding of your readings)</w:t>
+      </w:r>
+    </w:p>
+    <w:p>
+      <w:pPr>
+        <w:pStyle w:val="Compact"/>
+        <w:numPr>
+          <w:ilvl w:val="0"/>
+          <w:numId w:val="1098"/>
+        </w:numPr>
+      </w:pPr>
+      <w:r>
+        <w:t xml:space="preserve">Read about</w:t>
+      </w:r>
+      <w:r>
+        <w:t xml:space="preserve"> </w:t>
+      </w:r>
+      <w:r>
+        <w:rPr>
+          <w:i/>
+          <w:iCs/>
+        </w:rPr>
+        <w:t xml:space="preserve">How Lie Detectors Work</w:t>
+      </w:r>
+    </w:p>
+    <w:p>
+      <w:pPr>
+        <w:pStyle w:val="Compact"/>
+        <w:numPr>
+          <w:ilvl w:val="0"/>
+          <w:numId w:val="1098"/>
+        </w:numPr>
+      </w:pPr>
+      <w:r>
+        <w:t xml:space="preserve">Read and Reflect on the articles</w:t>
+      </w:r>
+      <w:r>
+        <w:t xml:space="preserve"> </w:t>
+      </w:r>
+      <w:r>
+        <w:rPr>
+          <w:i/>
+          <w:iCs/>
+        </w:rPr>
+        <w:t xml:space="preserve">Body Language Speaks Volumes,</w:t>
+      </w:r>
+      <w:r>
+        <w:t xml:space="preserve"> </w:t>
+      </w:r>
+      <w:r>
+        <w:rPr>
+          <w:i/>
+          <w:iCs/>
+        </w:rPr>
+        <w:t xml:space="preserve">Catching a Liar,</w:t>
+      </w:r>
+      <w:r>
+        <w:t xml:space="preserve"> </w:t>
+      </w:r>
+      <w:r>
+        <w:t xml:space="preserve">and</w:t>
+      </w:r>
+      <w:r>
+        <w:t xml:space="preserve"> </w:t>
+      </w:r>
+      <w:r>
+        <w:rPr>
+          <w:i/>
+          <w:iCs/>
+        </w:rPr>
+        <w:t xml:space="preserve">10 Reasons Why You Should Smile</w:t>
+      </w:r>
+    </w:p>
+    <w:p>
+      <w:pPr>
+        <w:pStyle w:val="Compact"/>
+        <w:numPr>
+          <w:ilvl w:val="0"/>
+          <w:numId w:val="1098"/>
+        </w:numPr>
+      </w:pPr>
+      <w:r>
+        <w:t xml:space="preserve">Read and Reflect on the articles</w:t>
+      </w:r>
+      <w:r>
+        <w:t xml:space="preserve"> </w:t>
+      </w:r>
+      <w:r>
+        <w:rPr>
+          <w:i/>
+          <w:iCs/>
+        </w:rPr>
+        <w:t xml:space="preserve">Ways to Handle Emotion</w:t>
+      </w:r>
+      <w:r>
+        <w:t xml:space="preserve"> </w:t>
+      </w:r>
+      <w:r>
+        <w:t xml:space="preserve">and</w:t>
+      </w:r>
+      <w:r>
+        <w:t xml:space="preserve"> </w:t>
+      </w:r>
+      <w:r>
+        <w:rPr>
+          <w:i/>
+          <w:iCs/>
+        </w:rPr>
+        <w:t xml:space="preserve">Recovering Emotionally from a Disaster</w:t>
+      </w:r>
+    </w:p>
+    <w:p>
+      <w:pPr>
+        <w:pStyle w:val="FirstParagraph"/>
+      </w:pPr>
+      <w:r>
+        <w:rPr>
+          <w:color w:val="2375DA"/>
+          <w:sz w:val="16"/>
+        </w:rPr>
+        <w:t>--- End Learning Activity ---</w:t>
+      </w:r>
+    </w:p>
+    <w:p>
+      <w:pPr>
+        <w:pStyle w:val="BodyText"/>
       </w:pPr>
       <w:r>
         <w:rPr>
           <w:color w:val="198402"/>
           <w:sz w:val="16"/>
         </w:rPr>
-        <w:t>--- Begin Note ---</w:t>
-      </w:r>
-    </w:p>
-    <w:p>
-      <w:pPr>
-        <w:pStyle w:val="BodyText"/>
-      </w:pPr>
-      <w:r>
-        <w:t xml:space="preserve">Refer to the course schedule for graded assignments you are responsible for submitting.</w:t>
-      </w:r>
-      <w:r>
-        <w:t xml:space="preserve"> </w:t>
-      </w:r>
+        <w:t>--- Begin Note (w/ icon) ---</w:t>
+      </w:r>
+    </w:p>
+    <w:p>
+      <w:pPr>
+        <w:pStyle w:val="BodyText"/>
+      </w:pPr>
       <w:r>
         <w:rPr>
           <w:b/>
           <w:bCs/>
-        </w:rPr>
-        <w:t xml:space="preserve">All graded assignments, and their due dates, can be found on the</w:t>
-      </w:r>
-      <w:r>
-        <w:rPr>
-          <w:b/>
-          <w:bCs/>
-        </w:rPr>
-        <w:t xml:space="preserve"> </w:t>
-      </w:r>
-      <w:r>
-        <w:rPr>
-          <w:b/>
-          <w:bCs/>
-        </w:rPr>
-        <w:t xml:space="preserve">“Assessment”</w:t>
-      </w:r>
-      <w:r>
-        <w:rPr>
-          <w:b/>
-          <w:bCs/>
-        </w:rPr>
-        <w:t xml:space="preserve"> </w:t>
-      </w:r>
-      <w:r>
-        <w:rPr>
-          <w:b/>
-          <w:bCs/>
-        </w:rPr>
-        <w:t xml:space="preserve">tab.</w:t>
-      </w:r>
-    </w:p>
-    <w:p>
-      <w:pPr>
-        <w:pStyle w:val="BodyText"/>
-      </w:pPr>
-      <w:r>
-        <w:t xml:space="preserve">In addition to any graded assignments you are responsible for submitting, be sure to complete all the Learning Activities that have been provided throughout the content - these are intended to support your understanding of the content.</w:t>
+          <w:i/>
+          <w:iCs/>
+        </w:rPr>
+        <w:t xml:space="preserve">Note</w:t>
+      </w:r>
+    </w:p>
+    <w:p>
+      <w:pPr>
+        <w:pStyle w:val="BodyText"/>
+      </w:pPr>
+      <w:r>
+        <w:t xml:space="preserve">The course units follow topics in the textbook,</w:t>
+      </w:r>
+      <w:r>
+        <w:t xml:space="preserve"> </w:t>
+      </w:r>
+      <w:r>
+        <w:rPr>
+          <w:i/>
+          <w:iCs/>
+        </w:rPr>
+        <w:t xml:space="preserve">Revel for An Introduction to Psychological Science</w:t>
+      </w:r>
+      <w:r>
+        <w:t xml:space="preserve"> </w:t>
+      </w:r>
+      <w:r>
+        <w:t xml:space="preserve">by Krause et al. (4th Edition). For each unit, please read the pertinent chapter(s) before completing the assessment for the unit.</w:t>
       </w:r>
     </w:p>
     <w:p>
@@ -13343,102 +13267,74 @@
     </w:p>
     <w:p>
       <w:pPr>
-        <w:pStyle w:val="BodyText"/>
-      </w:pPr>
-      <w:r>
-        <w:rPr>
-          <w:color w:val="96958E"/>
-          <w:sz w:val="16"/>
-        </w:rPr>
-        <w:t>--- Begin Checking Your Learning ---</w:t>
-      </w:r>
-    </w:p>
-    <w:p>
-      <w:pPr>
-        <w:pStyle w:val="BodyText"/>
-      </w:pPr>
-      <w:r>
-        <w:t xml:space="preserve">Before you move on to the next unit, check that you are able to:</w:t>
-      </w:r>
-    </w:p>
-    <w:p>
-      <w:pPr>
-        <w:pStyle w:val="Compact"/>
-        <w:numPr>
-          <w:ilvl w:val="0"/>
-          <w:numId w:val="1095"/>
-        </w:numPr>
-      </w:pPr>
-      <w:r>
-        <w:t xml:space="preserve">Define the key terminology associated with social influence, social cognition, and on attitudes, behaviour, and effective communication.</w:t>
-      </w:r>
-    </w:p>
-    <w:p>
-      <w:pPr>
-        <w:pStyle w:val="Compact"/>
-        <w:numPr>
-          <w:ilvl w:val="0"/>
-          <w:numId w:val="1095"/>
-        </w:numPr>
-      </w:pPr>
-      <w:r>
-        <w:t xml:space="preserve">Describe why individuals conform to others’ behaviours, how individuals and groups can influence behaviours, and how we form first impressions and how these impressions influence us.</w:t>
-      </w:r>
-    </w:p>
-    <w:p>
-      <w:pPr>
-        <w:pStyle w:val="Compact"/>
-        <w:numPr>
-          <w:ilvl w:val="0"/>
-          <w:numId w:val="1095"/>
-        </w:numPr>
-      </w:pPr>
-      <w:r>
-        <w:t xml:space="preserve">Apply your knowledge of the bystander effect to ensure that you will be helped if you are in an emergency, of social cognition to help overcome prejudice and discrimination, and of the central route to describe how a message should be designed.</w:t>
-      </w:r>
-    </w:p>
-    <w:p>
-      <w:pPr>
-        <w:pStyle w:val="Compact"/>
-        <w:numPr>
-          <w:ilvl w:val="0"/>
-          <w:numId w:val="1095"/>
-        </w:numPr>
-      </w:pPr>
-      <w:r>
-        <w:t xml:space="preserve">Analyze whether guards who participate in abuse are inherently bad people, or if their behaviour is the product of social influences and whether people who commit discriminatory acts are necessarily prejudiced.</w:t>
-      </w:r>
-    </w:p>
-    <w:p>
-      <w:pPr>
-        <w:pStyle w:val="Compact"/>
-        <w:numPr>
-          <w:ilvl w:val="0"/>
-          <w:numId w:val="1095"/>
-        </w:numPr>
-      </w:pPr>
-      <w:r>
-        <w:t xml:space="preserve">Describe how behaviours influence attitudes in terms of cognitive dissonance theory.</w:t>
-      </w:r>
-    </w:p>
-    <w:p>
-      <w:pPr>
-        <w:pStyle w:val="FirstParagraph"/>
-      </w:pPr>
-      <w:r>
-        <w:rPr>
-          <w:color w:val="96958E"/>
-          <w:sz w:val="16"/>
-        </w:rPr>
-        <w:t>--- End Checking Your Learning ---</w:t>
-      </w:r>
-    </w:p>
-    <w:p>
-      <w:pPr>
-        <w:pStyle w:val="Heading1"/>
-      </w:pPr>
-      <w:r>
-        <w:t xml:space="preserve">8. Health</w:t>
+        <w:pStyle w:val="Heading3"/>
+      </w:pPr>
+      <w:r>
+        <w:t xml:space="preserve">Assessment</w:t>
+      </w:r>
+    </w:p>
+    <w:p>
+      <w:pPr>
+        <w:pStyle w:val="FirstParagraph"/>
+      </w:pPr>
+      <w:r>
+        <w:t xml:space="preserve">In this course you demonstrate your understanding of the course learning outcomes in different ways, including papers, projects, discussions and quizzes. Please see the Assessment section in Moodle for assignment details and due dates.</w:t>
+      </w:r>
+    </w:p>
+    <w:p>
+      <w:pPr>
+        <w:pStyle w:val="Heading3"/>
+      </w:pPr>
+      <w:r>
+        <w:t xml:space="preserve">Resources</w:t>
+      </w:r>
+    </w:p>
+    <w:p>
+      <w:pPr>
+        <w:pStyle w:val="FirstParagraph"/>
+      </w:pPr>
+      <w:r>
+        <w:t xml:space="preserve">Here are the resources you will need to complete this unit:</w:t>
+      </w:r>
+    </w:p>
+    <w:p>
+      <w:pPr>
+        <w:pStyle w:val="Compact"/>
+        <w:numPr>
+          <w:ilvl w:val="0"/>
+          <w:numId w:val="1099"/>
+        </w:numPr>
+      </w:pPr>
+      <w:r>
+        <w:t xml:space="preserve">Krause, M., Corts, D., &amp; Smith, S. C. (2024).</w:t>
+      </w:r>
+      <w:r>
+        <w:t xml:space="preserve"> </w:t>
+      </w:r>
+      <w:r>
+        <w:rPr>
+          <w:i/>
+          <w:iCs/>
+        </w:rPr>
+        <w:t xml:space="preserve">Revel for An Introduction to Psychological Science, 4th Canadian Edition.</w:t>
+      </w:r>
+      <w:r>
+        <w:t xml:space="preserve"> </w:t>
+      </w:r>
+      <w:r>
+        <w:t xml:space="preserve">Pearson Ed.</w:t>
+      </w:r>
+    </w:p>
+    <w:p>
+      <w:pPr>
+        <w:pStyle w:val="Compact"/>
+        <w:numPr>
+          <w:ilvl w:val="0"/>
+          <w:numId w:val="1099"/>
+        </w:numPr>
+      </w:pPr>
+      <w:r>
+        <w:t xml:space="preserve">Other resources will be provided online.</w:t>
       </w:r>
     </w:p>
     <w:p>
@@ -13446,23 +13342,76 @@
         <w:pStyle w:val="Heading2"/>
       </w:pPr>
       <w:r>
-        <w:t xml:space="preserve">Overview</w:t>
-      </w:r>
-    </w:p>
-    <w:p>
-      <w:pPr>
-        <w:pStyle w:val="FirstParagraph"/>
-      </w:pPr>
-      <w:r>
-        <w:t xml:space="preserve">In Unit 8, you will examine what factors contribute to one’s general health. In Unit 9 you will gain more insight into stress and coping. Together, Units 8 and 9 span information from Chapter14 in your textbook, giving you a broad overview of the field of health psychology.</w:t>
-      </w:r>
-    </w:p>
-    <w:p>
-      <w:pPr>
-        <w:pStyle w:val="BodyText"/>
-      </w:pPr>
-      <w:r>
-        <w:t xml:space="preserve">Health psychologists study both positive and negative impacts that humans’ behaviour and decisions have on their health, survival, and well-being. The need for this field has increased considerably over the 20th century, as most premature deaths are attributable to lifestyle factors. Over this chapter you will gain knowledge about the interaction of all the levels of analysis (biological, psychological, sociocultural, and spiritual) with regards to your health. You will learn about the biological/physiological responses to stress and how a poor response to stress leaves a person more vulnerable to illness and slowing recovery time from illness and injury. How having at least some degree of control helps people with coping and outlook. When control is threatened, people use compensatory responses, such as detecting order within random images. You will also be informed that coping using a positive or negative style is related to personality (e.g., optimism versus pessimism). And, that positive coping increases resilience—the ability to recover from adversity, and even benefit from the experience, as is the case with post-traumatic growth. Whereas, coping via negative affectivity and pessimism can have both psychological and physiological disadvantages. Lastly, you’ll be advised as to how religion/spirituality, relaxation techniques, meditation, and biofeedback actually help people cope with stress and problems which can lead to human flourishing.</w:t>
+        <w:t xml:space="preserve">8.1 Biology of Emotion</w:t>
+      </w:r>
+    </w:p>
+    <w:p>
+      <w:pPr>
+        <w:pStyle w:val="FirstParagraph"/>
+      </w:pPr>
+      <w:r>
+        <w:t xml:space="preserve">Have you ever been embarrassed?</w:t>
+      </w:r>
+      <w:r>
+        <w:t xml:space="preserve"> </w:t>
+      </w:r>
+      <w:r>
+        <w:rPr>
+          <w:i/>
+          <w:iCs/>
+        </w:rPr>
+        <w:t xml:space="preserve">Of course, we all have! Embarrassment is a good example for trying to sepa</w:t>
+      </w:r>
+      <w:r>
+        <w:rPr>
+          <w:i/>
+          <w:iCs/>
+        </w:rPr>
+        <w:softHyphen/>
+      </w:r>
+      <w:r>
+        <w:rPr>
+          <w:i/>
+          <w:iCs/>
+        </w:rPr>
+        <w:t xml:space="preserve">rate biological, psychological, and social elements of an emotion. These correspond to blushing (biological)</w:t>
+      </w:r>
+      <w:r>
+        <w:t xml:space="preserve">, feeling embarrassed</w:t>
+      </w:r>
+      <w:r>
+        <w:t xml:space="preserve"> </w:t>
+      </w:r>
+      <w:r>
+        <w:rPr>
+          <w:i/>
+          <w:iCs/>
+        </w:rPr>
+        <w:t xml:space="preserve">(psychological)</w:t>
+      </w:r>
+      <w:r>
+        <w:t xml:space="preserve">, and violation of a social norm</w:t>
+      </w:r>
+      <w:r>
+        <w:t xml:space="preserve"> </w:t>
+      </w:r>
+      <w:r>
+        <w:rPr>
+          <w:i/>
+          <w:iCs/>
+        </w:rPr>
+        <w:t xml:space="preserve">(social)</w:t>
+      </w:r>
+      <w:r>
+        <w:t xml:space="preserve">. Now back to your embarrassing moment: Which came first, blushing, feeling embarrassed, awareness of your faux pas? Which followed next? Last?</w:t>
+      </w:r>
+    </w:p>
+    <w:p>
+      <w:pPr>
+        <w:pStyle w:val="BodyText"/>
+      </w:pPr>
+      <w:r>
+        <w:t xml:space="preserve">The close connection between our minds and our bodies usually makes it difficult to tell whether our bodily emotional response comes before or after our psychological emotional response. This is why even psychologists have disagreed on whether you run from danger because you are afraid, or are afraid because you are running from danger.</w:t>
       </w:r>
     </w:p>
     <w:p>
@@ -13470,51 +13419,51 @@
         <w:pStyle w:val="Heading3"/>
       </w:pPr>
       <w:r>
-        <w:t xml:space="preserve">Topics</w:t>
-      </w:r>
-    </w:p>
-    <w:p>
-      <w:pPr>
-        <w:pStyle w:val="FirstParagraph"/>
-      </w:pPr>
-      <w:r>
-        <w:t xml:space="preserve">This unit is divided into the following topics:</w:t>
-      </w:r>
-    </w:p>
-    <w:p>
-      <w:pPr>
-        <w:pStyle w:val="Compact"/>
-        <w:numPr>
-          <w:ilvl w:val="0"/>
-          <w:numId w:val="1096"/>
-        </w:numPr>
-      </w:pPr>
-      <w:r>
-        <w:t xml:space="preserve">Biology of Emotion</w:t>
-      </w:r>
-    </w:p>
-    <w:p>
-      <w:pPr>
-        <w:pStyle w:val="Compact"/>
-        <w:numPr>
-          <w:ilvl w:val="0"/>
-          <w:numId w:val="1096"/>
-        </w:numPr>
-      </w:pPr>
-      <w:r>
-        <w:t xml:space="preserve">Communicating Emotion</w:t>
-      </w:r>
-    </w:p>
-    <w:p>
-      <w:pPr>
-        <w:pStyle w:val="Compact"/>
-        <w:numPr>
-          <w:ilvl w:val="0"/>
-          <w:numId w:val="1096"/>
-        </w:numPr>
-      </w:pPr>
-      <w:r>
-        <w:t xml:space="preserve">Experiencing Emotion</w:t>
+        <w:t xml:space="preserve">Lie Detectors</w:t>
+      </w:r>
+    </w:p>
+    <w:p>
+      <w:pPr>
+        <w:pStyle w:val="FirstParagraph"/>
+      </w:pPr>
+      <w:r>
+        <w:t xml:space="preserve">The close connection between mind and body is the basis for so-called</w:t>
+      </w:r>
+      <w:r>
+        <w:t xml:space="preserve"> </w:t>
+      </w:r>
+      <w:r>
+        <w:t xml:space="preserve">“lie-detectors.”</w:t>
+      </w:r>
+      <w:r>
+        <w:t xml:space="preserve"> </w:t>
+      </w:r>
+      <w:r>
+        <w:t xml:space="preserve">Of course, they do not detect lies but physical responses to cognitive information. While their</w:t>
+      </w:r>
+      <w:r>
+        <w:t xml:space="preserve"> </w:t>
+      </w:r>
+      <w:r>
+        <w:t xml:space="preserve">“hit”</w:t>
+      </w:r>
+      <w:r>
+        <w:t xml:space="preserve"> </w:t>
+      </w:r>
+      <w:r>
+        <w:t xml:space="preserve">rate is better than a coin toss, lie detectors can accuse the in</w:t>
+      </w:r>
+      <w:r>
+        <w:softHyphen/>
+      </w:r>
+      <w:r>
+        <w:t xml:space="preserve">nocent and vindicate the guilty. Moreover, some experts claim there are simple techniques for beating the ma</w:t>
+      </w:r>
+      <w:r>
+        <w:softHyphen/>
+      </w:r>
+      <w:r>
+        <w:t xml:space="preserve">chine.</w:t>
       </w:r>
     </w:p>
     <w:p>
@@ -13522,96 +13471,12 @@
         <w:pStyle w:val="Heading3"/>
       </w:pPr>
       <w:r>
-        <w:t xml:space="preserve">Learning Outcomes</w:t>
-      </w:r>
-    </w:p>
-    <w:p>
-      <w:pPr>
-        <w:pStyle w:val="FirstParagraph"/>
-      </w:pPr>
-      <w:r>
-        <w:t xml:space="preserve">By the end of this unit, student’s will be able to:</w:t>
-      </w:r>
-    </w:p>
-    <w:p>
-      <w:pPr>
-        <w:pStyle w:val="Compact"/>
-        <w:numPr>
-          <w:ilvl w:val="0"/>
-          <w:numId w:val="1097"/>
-        </w:numPr>
-      </w:pPr>
-      <w:r>
-        <w:t xml:space="preserve">Define, and apply, the key terminology related to health psychology, stress and illness, and coping and well-being.</w:t>
-      </w:r>
-    </w:p>
-    <w:p>
-      <w:pPr>
-        <w:pStyle w:val="Compact"/>
-        <w:numPr>
-          <w:ilvl w:val="0"/>
-          <w:numId w:val="1097"/>
-        </w:numPr>
-      </w:pPr>
-      <w:r>
-        <w:t xml:space="preserve">Explain how genetic and environmental factors influence obesity, how physiological reactions that occur under stress, and how the immune system is connected to stress responses.</w:t>
-      </w:r>
-    </w:p>
-    <w:p>
-      <w:pPr>
-        <w:pStyle w:val="Compact"/>
-        <w:numPr>
-          <w:ilvl w:val="0"/>
-          <w:numId w:val="1097"/>
-        </w:numPr>
-      </w:pPr>
-      <w:r>
-        <w:t xml:space="preserve">Apply your knowledge of persuasion and health to examine the effectiveness of different types of cigarette warnings, and of the beneficial effects of optimism to help you reframe stressful situations as positive opportunities.</w:t>
-      </w:r>
-    </w:p>
-    <w:p>
-      <w:pPr>
-        <w:pStyle w:val="Compact"/>
-        <w:numPr>
-          <w:ilvl w:val="0"/>
-          <w:numId w:val="1097"/>
-        </w:numPr>
-      </w:pPr>
-      <w:r>
-        <w:t xml:space="preserve">Analyze whether media depictions of smoking affect smoking in adolescents, the claim that ulcers are caused by stress, and whether activities such as relaxation techniques, meditation, and biofeedback actually help people cope with stress and problems.</w:t>
-      </w:r>
-    </w:p>
-    <w:p>
-      <w:pPr>
-        <w:pStyle w:val="Compact"/>
-        <w:numPr>
-          <w:ilvl w:val="0"/>
-          <w:numId w:val="1097"/>
-        </w:numPr>
-      </w:pPr>
-      <w:r>
-        <w:t xml:space="preserve">Describe how control over the environment and positive and negative styles of coping influences well-being.</w:t>
-      </w:r>
-    </w:p>
-    <w:p>
-      <w:pPr>
-        <w:pStyle w:val="Heading3"/>
-      </w:pPr>
-      <w:r>
-        <w:t xml:space="preserve">Learning Activities</w:t>
-      </w:r>
-    </w:p>
-    <w:p>
-      <w:pPr>
-        <w:pStyle w:val="FirstParagraph"/>
-      </w:pPr>
-      <w:r>
-        <w:t xml:space="preserve">Here is a checklist of learning activities you will benefit from in completing this unit. You may find it helpful in planning your work.</w:t>
-      </w:r>
-    </w:p>
-    <w:p>
-      <w:pPr>
-        <w:pStyle w:val="BodyText"/>
+        <w:t xml:space="preserve">8.1.1 Activity: Read and Reflect</w:t>
+      </w:r>
+    </w:p>
+    <w:p>
+      <w:pPr>
+        <w:pStyle w:val="FirstParagraph"/>
       </w:pPr>
       <w:r>
         <w:rPr>
@@ -13623,433 +13488,6 @@
     </w:p>
     <w:p>
       <w:pPr>
-        <w:pStyle w:val="Compact"/>
-        <w:numPr>
-          <w:ilvl w:val="0"/>
-          <w:numId w:val="1098"/>
-        </w:numPr>
-      </w:pPr>
-      <w:r>
-        <w:t xml:space="preserve">Read the relevant sections of Chapter 14 of your textbook</w:t>
-      </w:r>
-    </w:p>
-    <w:p>
-      <w:pPr>
-        <w:pStyle w:val="Compact"/>
-        <w:numPr>
-          <w:ilvl w:val="0"/>
-          <w:numId w:val="1098"/>
-        </w:numPr>
-      </w:pPr>
-      <w:r>
-        <w:t xml:space="preserve">Review the Chapter 14 - Notes (intended to support your understanding of your readings)</w:t>
-      </w:r>
-    </w:p>
-    <w:p>
-      <w:pPr>
-        <w:pStyle w:val="Compact"/>
-        <w:numPr>
-          <w:ilvl w:val="0"/>
-          <w:numId w:val="1098"/>
-        </w:numPr>
-      </w:pPr>
-      <w:r>
-        <w:t xml:space="preserve">Read about</w:t>
-      </w:r>
-      <w:r>
-        <w:t xml:space="preserve"> </w:t>
-      </w:r>
-      <w:r>
-        <w:rPr>
-          <w:i/>
-          <w:iCs/>
-        </w:rPr>
-        <w:t xml:space="preserve">How Lie Detectors Work</w:t>
-      </w:r>
-    </w:p>
-    <w:p>
-      <w:pPr>
-        <w:pStyle w:val="Compact"/>
-        <w:numPr>
-          <w:ilvl w:val="0"/>
-          <w:numId w:val="1098"/>
-        </w:numPr>
-      </w:pPr>
-      <w:r>
-        <w:t xml:space="preserve">Read and Reflect on the articles</w:t>
-      </w:r>
-      <w:r>
-        <w:t xml:space="preserve"> </w:t>
-      </w:r>
-      <w:r>
-        <w:rPr>
-          <w:i/>
-          <w:iCs/>
-        </w:rPr>
-        <w:t xml:space="preserve">Body Language Speaks Volumes,</w:t>
-      </w:r>
-      <w:r>
-        <w:t xml:space="preserve"> </w:t>
-      </w:r>
-      <w:r>
-        <w:rPr>
-          <w:i/>
-          <w:iCs/>
-        </w:rPr>
-        <w:t xml:space="preserve">Catching a Liar,</w:t>
-      </w:r>
-      <w:r>
-        <w:t xml:space="preserve"> </w:t>
-      </w:r>
-      <w:r>
-        <w:t xml:space="preserve">and</w:t>
-      </w:r>
-      <w:r>
-        <w:t xml:space="preserve"> </w:t>
-      </w:r>
-      <w:r>
-        <w:rPr>
-          <w:i/>
-          <w:iCs/>
-        </w:rPr>
-        <w:t xml:space="preserve">10 Reasons Why You Should Smile</w:t>
-      </w:r>
-    </w:p>
-    <w:p>
-      <w:pPr>
-        <w:pStyle w:val="Compact"/>
-        <w:numPr>
-          <w:ilvl w:val="0"/>
-          <w:numId w:val="1098"/>
-        </w:numPr>
-      </w:pPr>
-      <w:r>
-        <w:t xml:space="preserve">Read and Reflect on the articles</w:t>
-      </w:r>
-      <w:r>
-        <w:t xml:space="preserve"> </w:t>
-      </w:r>
-      <w:r>
-        <w:rPr>
-          <w:i/>
-          <w:iCs/>
-        </w:rPr>
-        <w:t xml:space="preserve">Ways to Handle Emotion</w:t>
-      </w:r>
-      <w:r>
-        <w:t xml:space="preserve"> </w:t>
-      </w:r>
-      <w:r>
-        <w:t xml:space="preserve">and</w:t>
-      </w:r>
-      <w:r>
-        <w:t xml:space="preserve"> </w:t>
-      </w:r>
-      <w:r>
-        <w:rPr>
-          <w:i/>
-          <w:iCs/>
-        </w:rPr>
-        <w:t xml:space="preserve">Recovering Emotionally from a Disaster</w:t>
-      </w:r>
-    </w:p>
-    <w:p>
-      <w:pPr>
-        <w:pStyle w:val="FirstParagraph"/>
-      </w:pPr>
-      <w:r>
-        <w:rPr>
-          <w:color w:val="2375DA"/>
-          <w:sz w:val="16"/>
-        </w:rPr>
-        <w:t>--- End Learning Activity ---</w:t>
-      </w:r>
-    </w:p>
-    <w:p>
-      <w:pPr>
-        <w:pStyle w:val="BodyText"/>
-      </w:pPr>
-      <w:r>
-        <w:rPr>
-          <w:color w:val="198402"/>
-          <w:sz w:val="16"/>
-        </w:rPr>
-        <w:t>--- Begin Note (w/ icon) ---</w:t>
-      </w:r>
-    </w:p>
-    <w:p>
-      <w:pPr>
-        <w:pStyle w:val="BodyText"/>
-      </w:pPr>
-      <w:r>
-        <w:rPr>
-          <w:b/>
-          <w:bCs/>
-          <w:i/>
-          <w:iCs/>
-        </w:rPr>
-        <w:t xml:space="preserve">Note</w:t>
-      </w:r>
-    </w:p>
-    <w:p>
-      <w:pPr>
-        <w:pStyle w:val="BodyText"/>
-      </w:pPr>
-      <w:r>
-        <w:t xml:space="preserve">The course units follow topics in the textbook,</w:t>
-      </w:r>
-      <w:r>
-        <w:t xml:space="preserve"> </w:t>
-      </w:r>
-      <w:r>
-        <w:rPr>
-          <w:i/>
-          <w:iCs/>
-        </w:rPr>
-        <w:t xml:space="preserve">Revel for An Introduction to Psychological Science</w:t>
-      </w:r>
-      <w:r>
-        <w:t xml:space="preserve"> </w:t>
-      </w:r>
-      <w:r>
-        <w:t xml:space="preserve">by Krause et al. (4th Edition). For each unit, please read the pertinent chapter(s) before completing the assessment for the unit.</w:t>
-      </w:r>
-    </w:p>
-    <w:p>
-      <w:pPr>
-        <w:pStyle w:val="BodyText"/>
-      </w:pPr>
-      <w:r>
-        <w:rPr>
-          <w:color w:val="198402"/>
-          <w:sz w:val="16"/>
-        </w:rPr>
-        <w:t>--- End Note ---</w:t>
-      </w:r>
-    </w:p>
-    <w:p>
-      <w:pPr>
-        <w:pStyle w:val="Heading3"/>
-      </w:pPr>
-      <w:r>
-        <w:t xml:space="preserve">Assessment</w:t>
-      </w:r>
-    </w:p>
-    <w:p>
-      <w:pPr>
-        <w:pStyle w:val="FirstParagraph"/>
-      </w:pPr>
-      <w:r>
-        <w:t xml:space="preserve">In this course you demonstrate your understanding of the course learning outcomes in different ways, including papers, projects, discussions and quizzes. Please see the Assessment section in Moodle for assignment details and due dates.</w:t>
-      </w:r>
-    </w:p>
-    <w:p>
-      <w:pPr>
-        <w:pStyle w:val="Heading3"/>
-      </w:pPr>
-      <w:r>
-        <w:t xml:space="preserve">Resources</w:t>
-      </w:r>
-    </w:p>
-    <w:p>
-      <w:pPr>
-        <w:pStyle w:val="FirstParagraph"/>
-      </w:pPr>
-      <w:r>
-        <w:t xml:space="preserve">Here are the resources you will need to complete this unit:</w:t>
-      </w:r>
-    </w:p>
-    <w:p>
-      <w:pPr>
-        <w:pStyle w:val="Compact"/>
-        <w:numPr>
-          <w:ilvl w:val="0"/>
-          <w:numId w:val="1099"/>
-        </w:numPr>
-      </w:pPr>
-      <w:r>
-        <w:t xml:space="preserve">Krause, M., Corts, D., &amp; Smith, S. C. (2024).</w:t>
-      </w:r>
-      <w:r>
-        <w:t xml:space="preserve"> </w:t>
-      </w:r>
-      <w:r>
-        <w:rPr>
-          <w:i/>
-          <w:iCs/>
-        </w:rPr>
-        <w:t xml:space="preserve">Revel for An Introduction to Psychological Science, 4th Canadian Edition.</w:t>
-      </w:r>
-      <w:r>
-        <w:t xml:space="preserve"> </w:t>
-      </w:r>
-      <w:r>
-        <w:t xml:space="preserve">Pearson Ed.</w:t>
-      </w:r>
-    </w:p>
-    <w:p>
-      <w:pPr>
-        <w:pStyle w:val="Compact"/>
-        <w:numPr>
-          <w:ilvl w:val="0"/>
-          <w:numId w:val="1099"/>
-        </w:numPr>
-      </w:pPr>
-      <w:r>
-        <w:t xml:space="preserve">Other resources will be provided online.</w:t>
-      </w:r>
-    </w:p>
-    <w:p>
-      <w:pPr>
-        <w:pStyle w:val="Heading2"/>
-      </w:pPr>
-      <w:r>
-        <w:t xml:space="preserve">8.1 Biology of Emotion</w:t>
-      </w:r>
-    </w:p>
-    <w:p>
-      <w:pPr>
-        <w:pStyle w:val="FirstParagraph"/>
-      </w:pPr>
-      <w:r>
-        <w:t xml:space="preserve">Have you ever been embarrassed?</w:t>
-      </w:r>
-      <w:r>
-        <w:t xml:space="preserve"> </w:t>
-      </w:r>
-      <w:r>
-        <w:rPr>
-          <w:i/>
-          <w:iCs/>
-        </w:rPr>
-        <w:t xml:space="preserve">Of course, we all have! Embarrassment is a good example for trying to sepa</w:t>
-      </w:r>
-      <w:r>
-        <w:rPr>
-          <w:i/>
-          <w:iCs/>
-        </w:rPr>
-        <w:softHyphen/>
-      </w:r>
-      <w:r>
-        <w:rPr>
-          <w:i/>
-          <w:iCs/>
-        </w:rPr>
-        <w:t xml:space="preserve">rate biological, psychological, and social elements of an emotion. These correspond to blushing (biological)</w:t>
-      </w:r>
-      <w:r>
-        <w:t xml:space="preserve">, feeling embarrassed</w:t>
-      </w:r>
-      <w:r>
-        <w:t xml:space="preserve"> </w:t>
-      </w:r>
-      <w:r>
-        <w:rPr>
-          <w:i/>
-          <w:iCs/>
-        </w:rPr>
-        <w:t xml:space="preserve">(psychological)</w:t>
-      </w:r>
-      <w:r>
-        <w:t xml:space="preserve">, and violation of a social norm</w:t>
-      </w:r>
-      <w:r>
-        <w:t xml:space="preserve"> </w:t>
-      </w:r>
-      <w:r>
-        <w:rPr>
-          <w:i/>
-          <w:iCs/>
-        </w:rPr>
-        <w:t xml:space="preserve">(social)</w:t>
-      </w:r>
-      <w:r>
-        <w:t xml:space="preserve">. Now back to your embarrassing moment: Which came first, blushing, feeling embarrassed, awareness of your faux pas? Which followed next? Last?</w:t>
-      </w:r>
-    </w:p>
-    <w:p>
-      <w:pPr>
-        <w:pStyle w:val="BodyText"/>
-      </w:pPr>
-      <w:r>
-        <w:t xml:space="preserve">The close connection between our minds and our bodies usually makes it difficult to tell whether our bodily emotional response comes before or after our psychological emotional response. This is why even psychologists have disagreed on whether you run from danger because you are afraid, or are afraid because you are running from danger.</w:t>
-      </w:r>
-    </w:p>
-    <w:p>
-      <w:pPr>
-        <w:pStyle w:val="Heading3"/>
-      </w:pPr>
-      <w:r>
-        <w:t xml:space="preserve">Lie Detectors</w:t>
-      </w:r>
-    </w:p>
-    <w:p>
-      <w:pPr>
-        <w:pStyle w:val="FirstParagraph"/>
-      </w:pPr>
-      <w:r>
-        <w:t xml:space="preserve">The close connection between mind and body is the basis for so-called</w:t>
-      </w:r>
-      <w:r>
-        <w:t xml:space="preserve"> </w:t>
-      </w:r>
-      <w:r>
-        <w:t xml:space="preserve">“lie-detectors.”</w:t>
-      </w:r>
-      <w:r>
-        <w:t xml:space="preserve"> </w:t>
-      </w:r>
-      <w:r>
-        <w:t xml:space="preserve">Of course, they do not detect lies but physical responses to cognitive information. While their</w:t>
-      </w:r>
-      <w:r>
-        <w:t xml:space="preserve"> </w:t>
-      </w:r>
-      <w:r>
-        <w:t xml:space="preserve">“hit”</w:t>
-      </w:r>
-      <w:r>
-        <w:t xml:space="preserve"> </w:t>
-      </w:r>
-      <w:r>
-        <w:t xml:space="preserve">rate is better than a coin toss, lie detectors can accuse the in</w:t>
-      </w:r>
-      <w:r>
-        <w:softHyphen/>
-      </w:r>
-      <w:r>
-        <w:t xml:space="preserve">nocent and vindicate the guilty. Moreover, some experts claim there are simple techniques for beating the ma</w:t>
-      </w:r>
-      <w:r>
-        <w:softHyphen/>
-      </w:r>
-      <w:r>
-        <w:t xml:space="preserve">chine.</w:t>
-      </w:r>
-    </w:p>
-    <w:p>
-      <w:pPr>
-        <w:pStyle w:val="Heading3"/>
-      </w:pPr>
-      <w:r>
-        <w:t xml:space="preserve">8.1.1 Activity: Read and Reflect</w:t>
-      </w:r>
-    </w:p>
-    <w:p>
-      <w:pPr>
-        <w:pStyle w:val="FirstParagraph"/>
-      </w:pPr>
-      <w:r>
-        <w:rPr>
-          <w:color w:val="2375DA"/>
-          <w:sz w:val="16"/>
-        </w:rPr>
-        <w:t>--- Begin Learning Activity ---</w:t>
-      </w:r>
-    </w:p>
-    <w:p>
-      <w:pPr>
         <w:pStyle w:val="BodyText"/>
       </w:pPr>
       <w:r>
@@ -14077,7 +13515,7 @@
           <w:numId w:val="1100"/>
         </w:numPr>
       </w:pPr>
-      <w:hyperlink r:id="rId77">
+      <w:hyperlink r:id="rId75">
         <w:r>
           <w:rPr>
             <w:rStyle w:val="Hyperlink"/>
@@ -14345,7 +13783,7 @@
           <w:numId w:val="1102"/>
         </w:numPr>
       </w:pPr>
-      <w:hyperlink r:id="rId78">
+      <w:hyperlink r:id="rId76">
         <w:r>
           <w:rPr>
             <w:rStyle w:val="Hyperlink"/>
@@ -14364,7 +13802,7 @@
           <w:numId w:val="1102"/>
         </w:numPr>
       </w:pPr>
-      <w:hyperlink r:id="rId79">
+      <w:hyperlink r:id="rId77">
         <w:r>
           <w:rPr>
             <w:rStyle w:val="Hyperlink"/>
@@ -14383,7 +13821,7 @@
           <w:numId w:val="1102"/>
         </w:numPr>
       </w:pPr>
-      <w:hyperlink r:id="rId80">
+      <w:hyperlink r:id="rId78">
         <w:r>
           <w:rPr>
             <w:rStyle w:val="Hyperlink"/>
@@ -14893,7 +14331,7 @@
       <w:r>
         <w:t xml:space="preserve"> </w:t>
       </w:r>
-      <w:hyperlink r:id="rId81">
+      <w:hyperlink r:id="rId79">
         <w:r>
           <w:rPr>
             <w:rStyle w:val="Hyperlink"/>
@@ -14946,7 +14384,7 @@
           <w:numId w:val="1104"/>
         </w:numPr>
       </w:pPr>
-      <w:hyperlink r:id="rId82">
+      <w:hyperlink r:id="rId80">
         <w:r>
           <w:rPr>
             <w:rStyle w:val="Hyperlink"/>
@@ -14965,7 +14403,7 @@
           <w:numId w:val="1104"/>
         </w:numPr>
       </w:pPr>
-      <w:hyperlink r:id="rId83">
+      <w:hyperlink r:id="rId81">
         <w:r>
           <w:rPr>
             <w:rStyle w:val="Hyperlink"/>
@@ -15117,73 +14555,443 @@
         <w:pStyle w:val="Heading2"/>
       </w:pPr>
       <w:r>
-        <w:t xml:space="preserve">Assessment</w:t>
-      </w:r>
-    </w:p>
-    <w:p>
-      <w:pPr>
-        <w:pStyle w:val="FirstParagraph"/>
+        <w:t xml:space="preserve">Summary</w:t>
+      </w:r>
+    </w:p>
+    <w:p>
+      <w:pPr>
+        <w:pStyle w:val="FirstParagraph"/>
+      </w:pPr>
+      <w:r>
+        <w:rPr>
+          <w:color w:val="96958E"/>
+          <w:sz w:val="16"/>
+        </w:rPr>
+        <w:t>--- Begin Checking Your Learning ---</w:t>
+      </w:r>
+    </w:p>
+    <w:p>
+      <w:pPr>
+        <w:pStyle w:val="BodyText"/>
+      </w:pPr>
+      <w:r>
+        <w:t xml:space="preserve">Before you move on to the next unit, check that you are able to:</w:t>
+      </w:r>
+    </w:p>
+    <w:p>
+      <w:pPr>
+        <w:pStyle w:val="Compact"/>
+        <w:numPr>
+          <w:ilvl w:val="0"/>
+          <w:numId w:val="1106"/>
+        </w:numPr>
+      </w:pPr>
+      <w:r>
+        <w:t xml:space="preserve">Define the key terminology related to health psychology, stress and illness, and coping and well-being.</w:t>
+      </w:r>
+    </w:p>
+    <w:p>
+      <w:pPr>
+        <w:pStyle w:val="Compact"/>
+        <w:numPr>
+          <w:ilvl w:val="0"/>
+          <w:numId w:val="1106"/>
+        </w:numPr>
+      </w:pPr>
+      <w:r>
+        <w:t xml:space="preserve">Describe how genetic and environmental factors influence obesity, how physiological reactions that occur under stress, and how the immune system is connected to stress responses.</w:t>
+      </w:r>
+    </w:p>
+    <w:p>
+      <w:pPr>
+        <w:pStyle w:val="Compact"/>
+        <w:numPr>
+          <w:ilvl w:val="0"/>
+          <w:numId w:val="1106"/>
+        </w:numPr>
+      </w:pPr>
+      <w:r>
+        <w:t xml:space="preserve">Apply your knowledge of persuasion and health to examine the effectiveness of different types of cigarette warnings, and of the beneficial effects of optimism to help you reframe stressful situations as positive opportunities.</w:t>
+      </w:r>
+    </w:p>
+    <w:p>
+      <w:pPr>
+        <w:pStyle w:val="Compact"/>
+        <w:numPr>
+          <w:ilvl w:val="0"/>
+          <w:numId w:val="1106"/>
+        </w:numPr>
+      </w:pPr>
+      <w:r>
+        <w:t xml:space="preserve">Analyze whether media depictions of smoking affect smoking in adolescents, the claim that ulcers are caused by stress, and whether activities such as relaxation techniques, meditation, and biofeedback actually help people cope with stress and problems.</w:t>
+      </w:r>
+    </w:p>
+    <w:p>
+      <w:pPr>
+        <w:pStyle w:val="Compact"/>
+        <w:numPr>
+          <w:ilvl w:val="0"/>
+          <w:numId w:val="1106"/>
+        </w:numPr>
+      </w:pPr>
+      <w:r>
+        <w:t xml:space="preserve">Describe how control over the environment and positive and negative styles of coping influences well-being.</w:t>
+      </w:r>
+    </w:p>
+    <w:p>
+      <w:pPr>
+        <w:pStyle w:val="FirstParagraph"/>
+      </w:pPr>
+      <w:r>
+        <w:rPr>
+          <w:color w:val="96958E"/>
+          <w:sz w:val="16"/>
+        </w:rPr>
+        <w:t>--- End Checking Your Learning ---</w:t>
+      </w:r>
+    </w:p>
+    <w:p>
+      <w:pPr>
+        <w:pStyle w:val="Heading1"/>
+      </w:pPr>
+      <w:r>
+        <w:t xml:space="preserve">9. Stress and Coping</w:t>
+      </w:r>
+    </w:p>
+    <w:p>
+      <w:pPr>
+        <w:pStyle w:val="Heading2"/>
+      </w:pPr>
+      <w:r>
+        <w:t xml:space="preserve">Overview</w:t>
+      </w:r>
+    </w:p>
+    <w:p>
+      <w:pPr>
+        <w:pStyle w:val="FirstParagraph"/>
+      </w:pPr>
+      <w:r>
+        <w:t xml:space="preserve">In Unit 9, you will gain more insight into stress and coping. Together, Units 8 and 9 span information from Chapter 14 in your textbook, giving you a broad overview of the field of health psychology.</w:t>
+      </w:r>
+    </w:p>
+    <w:p>
+      <w:pPr>
+        <w:pStyle w:val="BodyText"/>
+      </w:pPr>
+      <w:r>
+        <w:t xml:space="preserve">Health psychologists study both positive and negative impacts that humans’ behaviour and decisions have on their health, survival, and well-being. The need for this field has increased considerably over the 20th century, as most premature deaths are attributable to lifestyle factors. Over this chapter you will gain knowledge about the interaction of all the levels of analysis (biological, psychological, sociocultural, and spiritual) with regards to your health. You will learn about the biological/physiological responses to stress and how a poor response to stress leaves a person more vulnerable to illness and slowing recovery time from illness and injury.</w:t>
+      </w:r>
+    </w:p>
+    <w:p>
+      <w:pPr>
+        <w:pStyle w:val="BodyText"/>
+      </w:pPr>
+      <w:r>
+        <w:t xml:space="preserve">You will also see how having at least some degree of control helps people with coping and outlook. When control is threatened, people use compensatory responses, such as detecting order within random images. You will also be informed that coping, using a positive or negative style, is related to personality (e.g., optimism versus pessimism). Positive coping increases resilience—the ability to recover from adversity, and even benefit from the experience, as is the case with post-traumatic growth. Whereas, coping via negative affectivity and pessimism can have both psychological and physiological disadvantages. Finally, you will be advised as to how religion/spirituality, relaxation techniques, meditation, and biofeedback actually help people cope with stress and problems which can lead to human flourishing.</w:t>
+      </w:r>
+    </w:p>
+    <w:p>
+      <w:pPr>
+        <w:pStyle w:val="Heading3"/>
+      </w:pPr>
+      <w:r>
+        <w:t xml:space="preserve">Topics</w:t>
+      </w:r>
+    </w:p>
+    <w:p>
+      <w:pPr>
+        <w:pStyle w:val="FirstParagraph"/>
+      </w:pPr>
+      <w:r>
+        <w:t xml:space="preserve">This unit will be divided into the following topics:</w:t>
+      </w:r>
+    </w:p>
+    <w:p>
+      <w:pPr>
+        <w:pStyle w:val="Compact"/>
+        <w:numPr>
+          <w:ilvl w:val="0"/>
+          <w:numId w:val="1107"/>
+        </w:numPr>
+      </w:pPr>
+      <w:r>
+        <w:t xml:space="preserve">Stress</w:t>
+      </w:r>
+    </w:p>
+    <w:p>
+      <w:pPr>
+        <w:pStyle w:val="Compact"/>
+        <w:numPr>
+          <w:ilvl w:val="0"/>
+          <w:numId w:val="1107"/>
+        </w:numPr>
+      </w:pPr>
+      <w:r>
+        <w:t xml:space="preserve">Health Psychology</w:t>
+      </w:r>
+    </w:p>
+    <w:p>
+      <w:pPr>
+        <w:pStyle w:val="Heading3"/>
+      </w:pPr>
+      <w:r>
+        <w:t xml:space="preserve">Learning Outcomes</w:t>
+      </w:r>
+    </w:p>
+    <w:p>
+      <w:pPr>
+        <w:pStyle w:val="FirstParagraph"/>
+      </w:pPr>
+      <w:r>
+        <w:t xml:space="preserve">By the end of this unit, student’s will be able to:</w:t>
+      </w:r>
+    </w:p>
+    <w:p>
+      <w:pPr>
+        <w:pStyle w:val="Compact"/>
+        <w:numPr>
+          <w:ilvl w:val="0"/>
+          <w:numId w:val="1108"/>
+        </w:numPr>
+      </w:pPr>
+      <w:r>
+        <w:t xml:space="preserve">Define, and apply, the key terminology related to health psychology, stress and illness, and coping and well-being.</w:t>
+      </w:r>
+    </w:p>
+    <w:p>
+      <w:pPr>
+        <w:pStyle w:val="Compact"/>
+        <w:numPr>
+          <w:ilvl w:val="0"/>
+          <w:numId w:val="1108"/>
+        </w:numPr>
+      </w:pPr>
+      <w:r>
+        <w:t xml:space="preserve">Describe how genetic and environmental factors influence obesity, how physiological reactions that occur under stress, and how the immune system is connected to stress responses.</w:t>
+      </w:r>
+    </w:p>
+    <w:p>
+      <w:pPr>
+        <w:pStyle w:val="Compact"/>
+        <w:numPr>
+          <w:ilvl w:val="0"/>
+          <w:numId w:val="1108"/>
+        </w:numPr>
+      </w:pPr>
+      <w:r>
+        <w:t xml:space="preserve">Apply your knowledge of persuasion and health to examine the effectiveness of different types of cigarette warnings, and of the beneficial effects of optimism to help you reframe stressful situations as positive opportunities.</w:t>
+      </w:r>
+    </w:p>
+    <w:p>
+      <w:pPr>
+        <w:pStyle w:val="Compact"/>
+        <w:numPr>
+          <w:ilvl w:val="0"/>
+          <w:numId w:val="1108"/>
+        </w:numPr>
+      </w:pPr>
+      <w:r>
+        <w:t xml:space="preserve">Analyze whether media depictions of smoking affect smoking in adolescents, the claim that ulcers are caused by stress, and whether activities such as relaxation techniques, meditation, and biofeedback actually help people cope with stress and problems.</w:t>
+      </w:r>
+    </w:p>
+    <w:p>
+      <w:pPr>
+        <w:pStyle w:val="Compact"/>
+        <w:numPr>
+          <w:ilvl w:val="0"/>
+          <w:numId w:val="1108"/>
+        </w:numPr>
+      </w:pPr>
+      <w:r>
+        <w:t xml:space="preserve">Describe how control over the environment and positive and negative styles of coping influences well-being.</w:t>
+      </w:r>
+    </w:p>
+    <w:p>
+      <w:pPr>
+        <w:pStyle w:val="Heading3"/>
+      </w:pPr>
+      <w:r>
+        <w:t xml:space="preserve">Learning Activities</w:t>
+      </w:r>
+    </w:p>
+    <w:p>
+      <w:pPr>
+        <w:pStyle w:val="FirstParagraph"/>
+      </w:pPr>
+      <w:r>
+        <w:t xml:space="preserve">Here is a checklist of learning activities you will benefit from in completing this unit. You may find it helpful in planning your work.</w:t>
+      </w:r>
+    </w:p>
+    <w:p>
+      <w:pPr>
+        <w:pStyle w:val="BodyText"/>
+      </w:pPr>
+      <w:r>
+        <w:rPr>
+          <w:color w:val="2375DA"/>
+          <w:sz w:val="16"/>
+        </w:rPr>
+        <w:t>--- Begin Learning Activity ---</w:t>
+      </w:r>
+    </w:p>
+    <w:p>
+      <w:pPr>
+        <w:pStyle w:val="Compact"/>
+        <w:numPr>
+          <w:ilvl w:val="0"/>
+          <w:numId w:val="1109"/>
+        </w:numPr>
+      </w:pPr>
+      <w:r>
+        <w:t xml:space="preserve">Read the relevant sections of Chapter 14 of your textbook</w:t>
+      </w:r>
+    </w:p>
+    <w:p>
+      <w:pPr>
+        <w:pStyle w:val="Compact"/>
+        <w:numPr>
+          <w:ilvl w:val="0"/>
+          <w:numId w:val="1109"/>
+        </w:numPr>
+      </w:pPr>
+      <w:r>
+        <w:t xml:space="preserve">Review the Chapter 14 - Slides (intended to support your understanding of your readings)</w:t>
+      </w:r>
+    </w:p>
+    <w:p>
+      <w:pPr>
+        <w:pStyle w:val="Compact"/>
+        <w:numPr>
+          <w:ilvl w:val="0"/>
+          <w:numId w:val="1109"/>
+        </w:numPr>
+      </w:pPr>
+      <w:r>
+        <w:t xml:space="preserve">Complete the Personal Reflection activity (ungraded)</w:t>
+      </w:r>
+    </w:p>
+    <w:p>
+      <w:pPr>
+        <w:pStyle w:val="Compact"/>
+        <w:numPr>
+          <w:ilvl w:val="0"/>
+          <w:numId w:val="1109"/>
+        </w:numPr>
+      </w:pPr>
+      <w:r>
+        <w:t xml:space="preserve">Watch and reflect upon the</w:t>
+      </w:r>
+      <w:r>
+        <w:t xml:space="preserve"> </w:t>
+      </w:r>
+      <w:r>
+        <w:rPr>
+          <w:i/>
+          <w:iCs/>
+        </w:rPr>
+        <w:t xml:space="preserve">How to Make Stress Your Friend</w:t>
+      </w:r>
+      <w:r>
+        <w:t xml:space="preserve"> </w:t>
+      </w:r>
+      <w:r>
+        <w:t xml:space="preserve">video</w:t>
+      </w:r>
+    </w:p>
+    <w:p>
+      <w:pPr>
+        <w:pStyle w:val="Compact"/>
+        <w:numPr>
+          <w:ilvl w:val="0"/>
+          <w:numId w:val="1109"/>
+        </w:numPr>
+      </w:pPr>
+      <w:r>
+        <w:t xml:space="preserve">Read the article from</w:t>
+      </w:r>
+      <w:r>
+        <w:t xml:space="preserve"> </w:t>
+      </w:r>
+      <w:r>
+        <w:rPr>
+          <w:i/>
+          <w:iCs/>
+        </w:rPr>
+        <w:t xml:space="preserve">Psychology Today</w:t>
+      </w:r>
+    </w:p>
+    <w:p>
+      <w:pPr>
+        <w:pStyle w:val="Compact"/>
+        <w:numPr>
+          <w:ilvl w:val="0"/>
+          <w:numId w:val="1109"/>
+        </w:numPr>
+      </w:pPr>
+      <w:r>
+        <w:t xml:space="preserve">Complete the Key Terms Quiz (ungraded)</w:t>
+      </w:r>
+    </w:p>
+    <w:p>
+      <w:pPr>
+        <w:pStyle w:val="FirstParagraph"/>
+      </w:pPr>
+      <w:r>
+        <w:rPr>
+          <w:color w:val="2375DA"/>
+          <w:sz w:val="16"/>
+        </w:rPr>
+        <w:t>--- End Learning Activity ---</w:t>
+      </w:r>
+    </w:p>
+    <w:p>
+      <w:pPr>
+        <w:pStyle w:val="BodyText"/>
       </w:pPr>
       <w:r>
         <w:rPr>
           <w:color w:val="198402"/>
           <w:sz w:val="16"/>
         </w:rPr>
-        <w:t>--- Begin Note ---</w:t>
-      </w:r>
-    </w:p>
-    <w:p>
-      <w:pPr>
-        <w:pStyle w:val="BodyText"/>
-      </w:pPr>
-      <w:r>
-        <w:t xml:space="preserve">Refer to the course schedule for graded assignments you are responsible for submitting.</w:t>
-      </w:r>
-      <w:r>
-        <w:t xml:space="preserve"> </w:t>
-      </w:r>
+        <w:t>--- Begin Note (w/ icon) ---</w:t>
+      </w:r>
+    </w:p>
+    <w:p>
+      <w:pPr>
+        <w:pStyle w:val="BodyText"/>
+      </w:pPr>
       <w:r>
         <w:rPr>
           <w:b/>
           <w:bCs/>
-        </w:rPr>
-        <w:t xml:space="preserve">All graded assignments, and their due dates, can be found on the</w:t>
-      </w:r>
-      <w:r>
-        <w:rPr>
-          <w:b/>
-          <w:bCs/>
-        </w:rPr>
-        <w:t xml:space="preserve"> </w:t>
-      </w:r>
-      <w:r>
-        <w:rPr>
-          <w:b/>
-          <w:bCs/>
-        </w:rPr>
-        <w:t xml:space="preserve">“Assessment”</w:t>
-      </w:r>
-      <w:r>
-        <w:rPr>
-          <w:b/>
-          <w:bCs/>
-        </w:rPr>
-        <w:t xml:space="preserve"> </w:t>
-      </w:r>
-      <w:r>
-        <w:rPr>
-          <w:b/>
-          <w:bCs/>
-        </w:rPr>
-        <w:t xml:space="preserve">tab.</w:t>
-      </w:r>
-    </w:p>
-    <w:p>
-      <w:pPr>
-        <w:pStyle w:val="BodyText"/>
-      </w:pPr>
-      <w:r>
-        <w:t xml:space="preserve">In addition to any graded assignments you are responsible for submitting, be sure to complete all the Learning Activities that have been provided throughout the content - these are intended to support your understanding of the content.</w:t>
+          <w:i/>
+          <w:iCs/>
+        </w:rPr>
+        <w:t xml:space="preserve">Note</w:t>
+      </w:r>
+    </w:p>
+    <w:p>
+      <w:pPr>
+        <w:pStyle w:val="BodyText"/>
+      </w:pPr>
+      <w:r>
+        <w:t xml:space="preserve">The course units follow topics in the textbook,</w:t>
+      </w:r>
+      <w:r>
+        <w:t xml:space="preserve"> </w:t>
+      </w:r>
+      <w:r>
+        <w:rPr>
+          <w:i/>
+          <w:iCs/>
+        </w:rPr>
+        <w:t xml:space="preserve">Revel for An Introduction to Psychological Science</w:t>
+      </w:r>
+      <w:r>
+        <w:t xml:space="preserve"> </w:t>
+      </w:r>
+      <w:r>
+        <w:t xml:space="preserve">by Krause et al. (4th Edition). For each unit, please read the pertinent chapter(s) before completing the assessment for the unit.</w:t>
       </w:r>
     </w:p>
     <w:p>
@@ -15200,102 +15008,74 @@
     </w:p>
     <w:p>
       <w:pPr>
-        <w:pStyle w:val="BodyText"/>
-      </w:pPr>
-      <w:r>
-        <w:rPr>
-          <w:color w:val="96958E"/>
-          <w:sz w:val="16"/>
-        </w:rPr>
-        <w:t>--- Begin Checking Your Learning ---</w:t>
-      </w:r>
-    </w:p>
-    <w:p>
-      <w:pPr>
-        <w:pStyle w:val="BodyText"/>
-      </w:pPr>
-      <w:r>
-        <w:t xml:space="preserve">Before you move on to the next unit, check that you are able to:</w:t>
-      </w:r>
-    </w:p>
-    <w:p>
-      <w:pPr>
-        <w:pStyle w:val="Compact"/>
-        <w:numPr>
-          <w:ilvl w:val="0"/>
-          <w:numId w:val="1106"/>
-        </w:numPr>
-      </w:pPr>
-      <w:r>
-        <w:t xml:space="preserve">Define the key terminology related to health psychology, stress and illness, and coping and well-being.</w:t>
-      </w:r>
-    </w:p>
-    <w:p>
-      <w:pPr>
-        <w:pStyle w:val="Compact"/>
-        <w:numPr>
-          <w:ilvl w:val="0"/>
-          <w:numId w:val="1106"/>
-        </w:numPr>
-      </w:pPr>
-      <w:r>
-        <w:t xml:space="preserve">Describe how genetic and environmental factors influence obesity, how physiological reactions that occur under stress, and how the immune system is connected to stress responses.</w:t>
-      </w:r>
-    </w:p>
-    <w:p>
-      <w:pPr>
-        <w:pStyle w:val="Compact"/>
-        <w:numPr>
-          <w:ilvl w:val="0"/>
-          <w:numId w:val="1106"/>
-        </w:numPr>
-      </w:pPr>
-      <w:r>
-        <w:t xml:space="preserve">Apply your knowledge of persuasion and health to examine the effectiveness of different types of cigarette warnings, and of the beneficial effects of optimism to help you reframe stressful situations as positive opportunities.</w:t>
-      </w:r>
-    </w:p>
-    <w:p>
-      <w:pPr>
-        <w:pStyle w:val="Compact"/>
-        <w:numPr>
-          <w:ilvl w:val="0"/>
-          <w:numId w:val="1106"/>
-        </w:numPr>
-      </w:pPr>
-      <w:r>
-        <w:t xml:space="preserve">Analyze whether media depictions of smoking affect smoking in adolescents, the claim that ulcers are caused by stress, and whether activities such as relaxation techniques, meditation, and biofeedback actually help people cope with stress and problems.</w:t>
-      </w:r>
-    </w:p>
-    <w:p>
-      <w:pPr>
-        <w:pStyle w:val="Compact"/>
-        <w:numPr>
-          <w:ilvl w:val="0"/>
-          <w:numId w:val="1106"/>
-        </w:numPr>
-      </w:pPr>
-      <w:r>
-        <w:t xml:space="preserve">Describe how control over the environment and positive and negative styles of coping influences well-being.</w:t>
-      </w:r>
-    </w:p>
-    <w:p>
-      <w:pPr>
-        <w:pStyle w:val="FirstParagraph"/>
-      </w:pPr>
-      <w:r>
-        <w:rPr>
-          <w:color w:val="96958E"/>
-          <w:sz w:val="16"/>
-        </w:rPr>
-        <w:t>--- End Checking Your Learning ---</w:t>
-      </w:r>
-    </w:p>
-    <w:p>
-      <w:pPr>
-        <w:pStyle w:val="Heading1"/>
-      </w:pPr>
-      <w:r>
-        <w:t xml:space="preserve">9. Stress and Coping</w:t>
+        <w:pStyle w:val="Heading3"/>
+      </w:pPr>
+      <w:r>
+        <w:t xml:space="preserve">Assessment</w:t>
+      </w:r>
+    </w:p>
+    <w:p>
+      <w:pPr>
+        <w:pStyle w:val="FirstParagraph"/>
+      </w:pPr>
+      <w:r>
+        <w:t xml:space="preserve">In this course you demonstrate your understanding of the course learning outcomes in different ways, including papers, projects, discussions and quizzes. Please see the Assessment section in Moodle for assignment details and due dates.</w:t>
+      </w:r>
+    </w:p>
+    <w:p>
+      <w:pPr>
+        <w:pStyle w:val="Heading3"/>
+      </w:pPr>
+      <w:r>
+        <w:t xml:space="preserve">Resources</w:t>
+      </w:r>
+    </w:p>
+    <w:p>
+      <w:pPr>
+        <w:pStyle w:val="FirstParagraph"/>
+      </w:pPr>
+      <w:r>
+        <w:t xml:space="preserve">Here are the resources you will need to complete this unit:</w:t>
+      </w:r>
+    </w:p>
+    <w:p>
+      <w:pPr>
+        <w:pStyle w:val="Compact"/>
+        <w:numPr>
+          <w:ilvl w:val="0"/>
+          <w:numId w:val="1110"/>
+        </w:numPr>
+      </w:pPr>
+      <w:r>
+        <w:t xml:space="preserve">Krause, M., Corts, D., &amp; Smith, S. C. (2024).</w:t>
+      </w:r>
+      <w:r>
+        <w:t xml:space="preserve"> </w:t>
+      </w:r>
+      <w:r>
+        <w:rPr>
+          <w:i/>
+          <w:iCs/>
+        </w:rPr>
+        <w:t xml:space="preserve">Revel for An Introduction to Psychological Science, 4th Canadian Edition.</w:t>
+      </w:r>
+      <w:r>
+        <w:t xml:space="preserve"> </w:t>
+      </w:r>
+      <w:r>
+        <w:t xml:space="preserve">Pearson Ed.</w:t>
+      </w:r>
+    </w:p>
+    <w:p>
+      <w:pPr>
+        <w:pStyle w:val="Compact"/>
+        <w:numPr>
+          <w:ilvl w:val="0"/>
+          <w:numId w:val="1110"/>
+        </w:numPr>
+      </w:pPr>
+      <w:r>
+        <w:t xml:space="preserve">Other resources will be provided online.</w:t>
       </w:r>
     </w:p>
     <w:p>
@@ -15303,426 +15083,6 @@
         <w:pStyle w:val="Heading2"/>
       </w:pPr>
       <w:r>
-        <w:t xml:space="preserve">Overview</w:t>
-      </w:r>
-    </w:p>
-    <w:p>
-      <w:pPr>
-        <w:pStyle w:val="FirstParagraph"/>
-      </w:pPr>
-      <w:r>
-        <w:t xml:space="preserve">In Unit 9, you will gain more insight into stress and coping. Together, Units 8 and 9 span information from Chapter 14 in your textbook, giving you a broad overview of the field of health psychology.</w:t>
-      </w:r>
-    </w:p>
-    <w:p>
-      <w:pPr>
-        <w:pStyle w:val="BodyText"/>
-      </w:pPr>
-      <w:r>
-        <w:t xml:space="preserve">Health psychologists study both positive and negative impacts that humans’ behaviour and decisions have on their health, survival, and well-being. The need for this field has increased considerably over the 20th century, as most premature deaths are attributable to lifestyle factors. Over this chapter you will gain knowledge about the interaction of all the levels of analysis (biological, psychological, sociocultural, and spiritual) with regards to your health. You will learn about the biological/physiological responses to stress and how a poor response to stress leaves a person more vulnerable to illness and slowing recovery time from illness and injury.</w:t>
-      </w:r>
-    </w:p>
-    <w:p>
-      <w:pPr>
-        <w:pStyle w:val="BodyText"/>
-      </w:pPr>
-      <w:r>
-        <w:t xml:space="preserve">You will also see how having at least some degree of control helps people with coping and outlook. When control is threatened, people use compensatory responses, such as detecting order within random images. You will also be informed that coping, using a positive or negative style, is related to personality (e.g., optimism versus pessimism). Positive coping increases resilience—the ability to recover from adversity, and even benefit from the experience, as is the case with post-traumatic growth. Whereas, coping via negative affectivity and pessimism can have both psychological and physiological disadvantages. Finally, you will be advised as to how religion/spirituality, relaxation techniques, meditation, and biofeedback actually help people cope with stress and problems which can lead to human flourishing.</w:t>
-      </w:r>
-    </w:p>
-    <w:p>
-      <w:pPr>
-        <w:pStyle w:val="Heading3"/>
-      </w:pPr>
-      <w:r>
-        <w:t xml:space="preserve">Topics</w:t>
-      </w:r>
-    </w:p>
-    <w:p>
-      <w:pPr>
-        <w:pStyle w:val="FirstParagraph"/>
-      </w:pPr>
-      <w:r>
-        <w:t xml:space="preserve">This unit will be divided into the following topics:</w:t>
-      </w:r>
-    </w:p>
-    <w:p>
-      <w:pPr>
-        <w:pStyle w:val="Compact"/>
-        <w:numPr>
-          <w:ilvl w:val="0"/>
-          <w:numId w:val="1107"/>
-        </w:numPr>
-      </w:pPr>
-      <w:r>
-        <w:t xml:space="preserve">Stress</w:t>
-      </w:r>
-    </w:p>
-    <w:p>
-      <w:pPr>
-        <w:pStyle w:val="Compact"/>
-        <w:numPr>
-          <w:ilvl w:val="0"/>
-          <w:numId w:val="1107"/>
-        </w:numPr>
-      </w:pPr>
-      <w:r>
-        <w:t xml:space="preserve">Health Psychology</w:t>
-      </w:r>
-    </w:p>
-    <w:p>
-      <w:pPr>
-        <w:pStyle w:val="Heading3"/>
-      </w:pPr>
-      <w:r>
-        <w:t xml:space="preserve">Learning Outcomes</w:t>
-      </w:r>
-    </w:p>
-    <w:p>
-      <w:pPr>
-        <w:pStyle w:val="FirstParagraph"/>
-      </w:pPr>
-      <w:r>
-        <w:t xml:space="preserve">By the end of this unit, student’s will be able to:</w:t>
-      </w:r>
-    </w:p>
-    <w:p>
-      <w:pPr>
-        <w:pStyle w:val="Compact"/>
-        <w:numPr>
-          <w:ilvl w:val="0"/>
-          <w:numId w:val="1108"/>
-        </w:numPr>
-      </w:pPr>
-      <w:r>
-        <w:t xml:space="preserve">Define, and apply, the key terminology related to health psychology, stress and illness, and coping and well-being.</w:t>
-      </w:r>
-    </w:p>
-    <w:p>
-      <w:pPr>
-        <w:pStyle w:val="Compact"/>
-        <w:numPr>
-          <w:ilvl w:val="0"/>
-          <w:numId w:val="1108"/>
-        </w:numPr>
-      </w:pPr>
-      <w:r>
-        <w:t xml:space="preserve">Describe how genetic and environmental factors influence obesity, how physiological reactions that occur under stress, and how the immune system is connected to stress responses.</w:t>
-      </w:r>
-    </w:p>
-    <w:p>
-      <w:pPr>
-        <w:pStyle w:val="Compact"/>
-        <w:numPr>
-          <w:ilvl w:val="0"/>
-          <w:numId w:val="1108"/>
-        </w:numPr>
-      </w:pPr>
-      <w:r>
-        <w:t xml:space="preserve">Apply your knowledge of persuasion and health to examine the effectiveness of different types of cigarette warnings, and of the beneficial effects of optimism to help you reframe stressful situations as positive opportunities.</w:t>
-      </w:r>
-    </w:p>
-    <w:p>
-      <w:pPr>
-        <w:pStyle w:val="Compact"/>
-        <w:numPr>
-          <w:ilvl w:val="0"/>
-          <w:numId w:val="1108"/>
-        </w:numPr>
-      </w:pPr>
-      <w:r>
-        <w:t xml:space="preserve">Analyze whether media depictions of smoking affect smoking in adolescents, the claim that ulcers are caused by stress, and whether activities such as relaxation techniques, meditation, and biofeedback actually help people cope with stress and problems.</w:t>
-      </w:r>
-    </w:p>
-    <w:p>
-      <w:pPr>
-        <w:pStyle w:val="Compact"/>
-        <w:numPr>
-          <w:ilvl w:val="0"/>
-          <w:numId w:val="1108"/>
-        </w:numPr>
-      </w:pPr>
-      <w:r>
-        <w:t xml:space="preserve">Describe how control over the environment and positive and negative styles of coping influences well-being.</w:t>
-      </w:r>
-    </w:p>
-    <w:p>
-      <w:pPr>
-        <w:pStyle w:val="Heading3"/>
-      </w:pPr>
-      <w:r>
-        <w:t xml:space="preserve">Learning Activities</w:t>
-      </w:r>
-    </w:p>
-    <w:p>
-      <w:pPr>
-        <w:pStyle w:val="FirstParagraph"/>
-      </w:pPr>
-      <w:r>
-        <w:t xml:space="preserve">Here is a checklist of learning activities you will benefit from in completing this unit. You may find it helpful in planning your work.</w:t>
-      </w:r>
-    </w:p>
-    <w:p>
-      <w:pPr>
-        <w:pStyle w:val="BodyText"/>
-      </w:pPr>
-      <w:r>
-        <w:rPr>
-          <w:color w:val="2375DA"/>
-          <w:sz w:val="16"/>
-        </w:rPr>
-        <w:t>--- Begin Learning Activity ---</w:t>
-      </w:r>
-    </w:p>
-    <w:p>
-      <w:pPr>
-        <w:pStyle w:val="Compact"/>
-        <w:numPr>
-          <w:ilvl w:val="0"/>
-          <w:numId w:val="1109"/>
-        </w:numPr>
-      </w:pPr>
-      <w:r>
-        <w:t xml:space="preserve">Read the relevant sections of Chapter 14 of your textbook</w:t>
-      </w:r>
-    </w:p>
-    <w:p>
-      <w:pPr>
-        <w:pStyle w:val="Compact"/>
-        <w:numPr>
-          <w:ilvl w:val="0"/>
-          <w:numId w:val="1109"/>
-        </w:numPr>
-      </w:pPr>
-      <w:r>
-        <w:t xml:space="preserve">Review the Chapter 14 - Slides (intended to support your understanding of your readings)</w:t>
-      </w:r>
-    </w:p>
-    <w:p>
-      <w:pPr>
-        <w:pStyle w:val="Compact"/>
-        <w:numPr>
-          <w:ilvl w:val="0"/>
-          <w:numId w:val="1109"/>
-        </w:numPr>
-      </w:pPr>
-      <w:r>
-        <w:t xml:space="preserve">Complete the Personal Reflection activity (ungraded)</w:t>
-      </w:r>
-    </w:p>
-    <w:p>
-      <w:pPr>
-        <w:pStyle w:val="Compact"/>
-        <w:numPr>
-          <w:ilvl w:val="0"/>
-          <w:numId w:val="1109"/>
-        </w:numPr>
-      </w:pPr>
-      <w:r>
-        <w:t xml:space="preserve">Watch and reflect upon the</w:t>
-      </w:r>
-      <w:r>
-        <w:t xml:space="preserve"> </w:t>
-      </w:r>
-      <w:r>
-        <w:rPr>
-          <w:i/>
-          <w:iCs/>
-        </w:rPr>
-        <w:t xml:space="preserve">How to Make Stress Your Friend</w:t>
-      </w:r>
-      <w:r>
-        <w:t xml:space="preserve"> </w:t>
-      </w:r>
-      <w:r>
-        <w:t xml:space="preserve">video</w:t>
-      </w:r>
-    </w:p>
-    <w:p>
-      <w:pPr>
-        <w:pStyle w:val="Compact"/>
-        <w:numPr>
-          <w:ilvl w:val="0"/>
-          <w:numId w:val="1109"/>
-        </w:numPr>
-      </w:pPr>
-      <w:r>
-        <w:t xml:space="preserve">Read the article from</w:t>
-      </w:r>
-      <w:r>
-        <w:t xml:space="preserve"> </w:t>
-      </w:r>
-      <w:r>
-        <w:rPr>
-          <w:i/>
-          <w:iCs/>
-        </w:rPr>
-        <w:t xml:space="preserve">Psychology Today</w:t>
-      </w:r>
-    </w:p>
-    <w:p>
-      <w:pPr>
-        <w:pStyle w:val="Compact"/>
-        <w:numPr>
-          <w:ilvl w:val="0"/>
-          <w:numId w:val="1109"/>
-        </w:numPr>
-      </w:pPr>
-      <w:r>
-        <w:t xml:space="preserve">Complete the Key Terms Quiz (ungraded)</w:t>
-      </w:r>
-    </w:p>
-    <w:p>
-      <w:pPr>
-        <w:pStyle w:val="FirstParagraph"/>
-      </w:pPr>
-      <w:r>
-        <w:rPr>
-          <w:color w:val="2375DA"/>
-          <w:sz w:val="16"/>
-        </w:rPr>
-        <w:t>--- End Learning Activity ---</w:t>
-      </w:r>
-    </w:p>
-    <w:p>
-      <w:pPr>
-        <w:pStyle w:val="BodyText"/>
-      </w:pPr>
-      <w:r>
-        <w:rPr>
-          <w:color w:val="198402"/>
-          <w:sz w:val="16"/>
-        </w:rPr>
-        <w:t>--- Begin Note (w/ icon) ---</w:t>
-      </w:r>
-    </w:p>
-    <w:p>
-      <w:pPr>
-        <w:pStyle w:val="BodyText"/>
-      </w:pPr>
-      <w:r>
-        <w:rPr>
-          <w:b/>
-          <w:bCs/>
-          <w:i/>
-          <w:iCs/>
-        </w:rPr>
-        <w:t xml:space="preserve">Note</w:t>
-      </w:r>
-    </w:p>
-    <w:p>
-      <w:pPr>
-        <w:pStyle w:val="BodyText"/>
-      </w:pPr>
-      <w:r>
-        <w:t xml:space="preserve">The course units follow topics in the textbook,</w:t>
-      </w:r>
-      <w:r>
-        <w:t xml:space="preserve"> </w:t>
-      </w:r>
-      <w:r>
-        <w:rPr>
-          <w:i/>
-          <w:iCs/>
-        </w:rPr>
-        <w:t xml:space="preserve">Revel for An Introduction to Psychological Science</w:t>
-      </w:r>
-      <w:r>
-        <w:t xml:space="preserve"> </w:t>
-      </w:r>
-      <w:r>
-        <w:t xml:space="preserve">by Krause et al. (4th Edition). For each unit, please read the pertinent chapter(s) before completing the assessment for the unit.</w:t>
-      </w:r>
-    </w:p>
-    <w:p>
-      <w:pPr>
-        <w:pStyle w:val="BodyText"/>
-      </w:pPr>
-      <w:r>
-        <w:rPr>
-          <w:color w:val="198402"/>
-          <w:sz w:val="16"/>
-        </w:rPr>
-        <w:t>--- End Note ---</w:t>
-      </w:r>
-    </w:p>
-    <w:p>
-      <w:pPr>
-        <w:pStyle w:val="Heading3"/>
-      </w:pPr>
-      <w:r>
-        <w:t xml:space="preserve">Assessment</w:t>
-      </w:r>
-    </w:p>
-    <w:p>
-      <w:pPr>
-        <w:pStyle w:val="FirstParagraph"/>
-      </w:pPr>
-      <w:r>
-        <w:t xml:space="preserve">In this course you demonstrate your understanding of the course learning outcomes in different ways, including papers, projects, discussions and quizzes. Please see the Assessment section in Moodle for assignment details and due dates.</w:t>
-      </w:r>
-    </w:p>
-    <w:p>
-      <w:pPr>
-        <w:pStyle w:val="Heading3"/>
-      </w:pPr>
-      <w:r>
-        <w:t xml:space="preserve">Resources</w:t>
-      </w:r>
-    </w:p>
-    <w:p>
-      <w:pPr>
-        <w:pStyle w:val="FirstParagraph"/>
-      </w:pPr>
-      <w:r>
-        <w:t xml:space="preserve">Here are the resources you will need to complete this unit:</w:t>
-      </w:r>
-    </w:p>
-    <w:p>
-      <w:pPr>
-        <w:pStyle w:val="Compact"/>
-        <w:numPr>
-          <w:ilvl w:val="0"/>
-          <w:numId w:val="1110"/>
-        </w:numPr>
-      </w:pPr>
-      <w:r>
-        <w:t xml:space="preserve">Krause, M., Corts, D., &amp; Smith, S. C. (2024).</w:t>
-      </w:r>
-      <w:r>
-        <w:t xml:space="preserve"> </w:t>
-      </w:r>
-      <w:r>
-        <w:rPr>
-          <w:i/>
-          <w:iCs/>
-        </w:rPr>
-        <w:t xml:space="preserve">Revel for An Introduction to Psychological Science, 4th Canadian Edition.</w:t>
-      </w:r>
-      <w:r>
-        <w:t xml:space="preserve"> </w:t>
-      </w:r>
-      <w:r>
-        <w:t xml:space="preserve">Pearson Ed.</w:t>
-      </w:r>
-    </w:p>
-    <w:p>
-      <w:pPr>
-        <w:pStyle w:val="Compact"/>
-        <w:numPr>
-          <w:ilvl w:val="0"/>
-          <w:numId w:val="1110"/>
-        </w:numPr>
-      </w:pPr>
-      <w:r>
-        <w:t xml:space="preserve">Other resources will be provided online.</w:t>
-      </w:r>
-    </w:p>
-    <w:p>
-      <w:pPr>
-        <w:pStyle w:val="Heading2"/>
-      </w:pPr>
-      <w:r>
         <w:t xml:space="preserve">9.1 Stress</w:t>
       </w:r>
     </w:p>
@@ -15742,7 +15102,7 @@
           <w:numId w:val="1111"/>
         </w:numPr>
       </w:pPr>
-      <w:hyperlink r:id="rId84">
+      <w:hyperlink r:id="rId82">
         <w:r>
           <w:rPr>
             <w:rStyle w:val="Hyperlink"/>
@@ -15771,7 +15131,7 @@
           <w:numId w:val="1112"/>
         </w:numPr>
       </w:pPr>
-      <w:hyperlink r:id="rId85">
+      <w:hyperlink r:id="rId83">
         <w:r>
           <w:rPr>
             <w:rStyle w:val="Hyperlink"/>
@@ -15800,7 +15160,7 @@
           <w:numId w:val="1113"/>
         </w:numPr>
       </w:pPr>
-      <w:hyperlink r:id="rId86">
+      <w:hyperlink r:id="rId84">
         <w:r>
           <w:rPr>
             <w:rStyle w:val="Hyperlink"/>
@@ -16567,7 +15927,7 @@
       <w:pPr>
         <w:pStyle w:val="BodyText"/>
       </w:pPr>
-      <w:hyperlink r:id="rId87">
+      <w:hyperlink r:id="rId85">
         <w:r>
           <w:rPr>
             <w:rStyle w:val="Hyperlink"/>
@@ -16592,7 +15952,7 @@
           <w:numId w:val="1122"/>
         </w:numPr>
       </w:pPr>
-      <w:hyperlink r:id="rId88">
+      <w:hyperlink r:id="rId86">
         <w:r>
           <w:rPr>
             <w:rStyle w:val="Hyperlink"/>
@@ -16781,90 +16141,12 @@
         <w:pStyle w:val="Heading2"/>
       </w:pPr>
       <w:r>
-        <w:t xml:space="preserve">Assessment</w:t>
-      </w:r>
-    </w:p>
-    <w:p>
-      <w:pPr>
-        <w:pStyle w:val="FirstParagraph"/>
-      </w:pPr>
-      <w:r>
-        <w:rPr>
-          <w:color w:val="198402"/>
-          <w:sz w:val="16"/>
-        </w:rPr>
-        <w:t>--- Begin Note ---</w:t>
-      </w:r>
-    </w:p>
-    <w:p>
-      <w:pPr>
-        <w:pStyle w:val="BodyText"/>
-      </w:pPr>
-      <w:r>
-        <w:t xml:space="preserve">Refer to the course schedule for graded assignments you are responsible for submitting.</w:t>
-      </w:r>
-      <w:r>
-        <w:t xml:space="preserve"> </w:t>
-      </w:r>
-      <w:r>
-        <w:rPr>
-          <w:b/>
-          <w:bCs/>
-        </w:rPr>
-        <w:t xml:space="preserve">All graded assignments, and their due dates, can be found on the</w:t>
-      </w:r>
-      <w:r>
-        <w:rPr>
-          <w:b/>
-          <w:bCs/>
-        </w:rPr>
-        <w:t xml:space="preserve"> </w:t>
-      </w:r>
-      <w:r>
-        <w:rPr>
-          <w:b/>
-          <w:bCs/>
-        </w:rPr>
-        <w:t xml:space="preserve">“Assessment”</w:t>
-      </w:r>
-      <w:r>
-        <w:rPr>
-          <w:b/>
-          <w:bCs/>
-        </w:rPr>
-        <w:t xml:space="preserve"> </w:t>
-      </w:r>
-      <w:r>
-        <w:rPr>
-          <w:b/>
-          <w:bCs/>
-        </w:rPr>
-        <w:t xml:space="preserve">tab.</w:t>
-      </w:r>
-    </w:p>
-    <w:p>
-      <w:pPr>
-        <w:pStyle w:val="BodyText"/>
-      </w:pPr>
-      <w:r>
-        <w:t xml:space="preserve">In addition to any graded assignments you are responsible for submitting, be sure to complete all the Learning Activities that have been provided throughout the content - these are intended to support your understanding of the content.</w:t>
-      </w:r>
-    </w:p>
-    <w:p>
-      <w:pPr>
-        <w:pStyle w:val="BodyText"/>
-      </w:pPr>
-      <w:r>
-        <w:rPr>
-          <w:color w:val="198402"/>
-          <w:sz w:val="16"/>
-        </w:rPr>
-        <w:t>--- End Note ---</w:t>
-      </w:r>
-    </w:p>
-    <w:p>
-      <w:pPr>
-        <w:pStyle w:val="BodyText"/>
+        <w:t xml:space="preserve">Summary</w:t>
+      </w:r>
+    </w:p>
+    <w:p>
+      <w:pPr>
+        <w:pStyle w:val="FirstParagraph"/>
       </w:pPr>
       <w:r>
         <w:rPr>
@@ -18197,7 +17479,7 @@
           <w:numId w:val="1129"/>
         </w:numPr>
       </w:pPr>
-      <w:hyperlink r:id="rId89">
+      <w:hyperlink r:id="rId87">
         <w:r>
           <w:rPr>
             <w:rStyle w:val="Hyperlink"/>
@@ -18216,7 +17498,7 @@
           <w:numId w:val="1129"/>
         </w:numPr>
       </w:pPr>
-      <w:hyperlink r:id="rId90">
+      <w:hyperlink r:id="rId88">
         <w:r>
           <w:rPr>
             <w:rStyle w:val="Hyperlink"/>
@@ -18235,7 +17517,7 @@
           <w:numId w:val="1129"/>
         </w:numPr>
       </w:pPr>
-      <w:hyperlink r:id="rId91">
+      <w:hyperlink r:id="rId89">
         <w:r>
           <w:rPr>
             <w:rStyle w:val="Hyperlink"/>
@@ -18633,7 +17915,7 @@
           <w:numId w:val="1131"/>
         </w:numPr>
       </w:pPr>
-      <w:hyperlink r:id="rId92">
+      <w:hyperlink r:id="rId90">
         <w:r>
           <w:rPr>
             <w:rStyle w:val="Hyperlink"/>
@@ -18652,7 +17934,7 @@
           <w:numId w:val="1131"/>
         </w:numPr>
       </w:pPr>
-      <w:hyperlink r:id="rId93">
+      <w:hyperlink r:id="rId91">
         <w:r>
           <w:rPr>
             <w:rStyle w:val="Hyperlink"/>
@@ -18973,7 +18255,7 @@
           <w:numId w:val="1133"/>
         </w:numPr>
       </w:pPr>
-      <w:hyperlink r:id="rId94">
+      <w:hyperlink r:id="rId92">
         <w:r>
           <w:rPr>
             <w:rStyle w:val="Hyperlink"/>
@@ -19166,7 +18448,7 @@
           <w:numId w:val="1135"/>
         </w:numPr>
       </w:pPr>
-      <w:hyperlink r:id="rId95">
+      <w:hyperlink r:id="rId93">
         <w:r>
           <w:rPr>
             <w:rStyle w:val="Hyperlink"/>
@@ -19309,73 +18591,437 @@
         <w:pStyle w:val="Heading2"/>
       </w:pPr>
       <w:r>
-        <w:t xml:space="preserve">Assessment</w:t>
-      </w:r>
-    </w:p>
-    <w:p>
-      <w:pPr>
-        <w:pStyle w:val="FirstParagraph"/>
+        <w:t xml:space="preserve">Summary</w:t>
+      </w:r>
+    </w:p>
+    <w:p>
+      <w:pPr>
+        <w:pStyle w:val="FirstParagraph"/>
+      </w:pPr>
+      <w:r>
+        <w:rPr>
+          <w:color w:val="96958E"/>
+          <w:sz w:val="16"/>
+        </w:rPr>
+        <w:t>--- Begin Checking Your Learning ---</w:t>
+      </w:r>
+    </w:p>
+    <w:p>
+      <w:pPr>
+        <w:pStyle w:val="BodyText"/>
+      </w:pPr>
+      <w:r>
+        <w:t xml:space="preserve">Before you move on to the next unit, check that you are able to:</w:t>
+      </w:r>
+    </w:p>
+    <w:p>
+      <w:pPr>
+        <w:pStyle w:val="Compact"/>
+        <w:numPr>
+          <w:ilvl w:val="0"/>
+          <w:numId w:val="1137"/>
+        </w:numPr>
+      </w:pPr>
+      <w:r>
+        <w:t xml:space="preserve">Define the key terminology associated with defining and classifying psychological disorders, personality and dissociative disorders, anxiety, obsessive-compulsive, and depressive disorders, and schizophrenia.</w:t>
+      </w:r>
+    </w:p>
+    <w:p>
+      <w:pPr>
+        <w:pStyle w:val="Compact"/>
+        <w:numPr>
+          <w:ilvl w:val="0"/>
+          <w:numId w:val="1137"/>
+        </w:numPr>
+      </w:pPr>
+      <w:r>
+        <w:t xml:space="preserve">Describe advantages and criticisms associated with the Diagnostic and Statistical Manual of Mental Disorders (DSM-5).</w:t>
+      </w:r>
+    </w:p>
+    <w:p>
+      <w:pPr>
+        <w:pStyle w:val="Compact"/>
+        <w:numPr>
+          <w:ilvl w:val="0"/>
+          <w:numId w:val="1137"/>
+        </w:numPr>
+      </w:pPr>
+      <w:r>
+        <w:t xml:space="preserve">Apply your knowledge of the mental disorders defense to decide if defendants are criminally responsible for their actions.</w:t>
+      </w:r>
+    </w:p>
+    <w:p>
+      <w:pPr>
+        <w:pStyle w:val="Compact"/>
+        <w:numPr>
+          <w:ilvl w:val="0"/>
+          <w:numId w:val="1137"/>
+        </w:numPr>
+      </w:pPr>
+      <w:r>
+        <w:t xml:space="preserve">Analyze whether the benefits of labelling psychological disorders outweigh the disadvantages, the status of dissociative identity disorder as a legitimate diagnosis, and whether maladaptive aspects of specific phobias might arise from perfectly normal, healthy behaviours.</w:t>
+      </w:r>
+    </w:p>
+    <w:p>
+      <w:pPr>
+        <w:pStyle w:val="Compact"/>
+        <w:numPr>
+          <w:ilvl w:val="0"/>
+          <w:numId w:val="1137"/>
+        </w:numPr>
+      </w:pPr>
+      <w:r>
+        <w:t xml:space="preserve">Apply your knowledge of antisocial personality disorder to explain how it could help people succeed in certain professions.</w:t>
+      </w:r>
+    </w:p>
+    <w:p>
+      <w:pPr>
+        <w:pStyle w:val="Compact"/>
+        <w:numPr>
+          <w:ilvl w:val="0"/>
+          <w:numId w:val="1137"/>
+        </w:numPr>
+      </w:pPr>
+      <w:r>
+        <w:t xml:space="preserve">Describe the different types of anxiety disorders and how anxiety or depressive disorders can be self-perpetuating.</w:t>
+      </w:r>
+    </w:p>
+    <w:p>
+      <w:pPr>
+        <w:pStyle w:val="Compact"/>
+        <w:numPr>
+          <w:ilvl w:val="0"/>
+          <w:numId w:val="1137"/>
+        </w:numPr>
+      </w:pPr>
+      <w:r>
+        <w:t xml:space="preserve">Apply your knowledge of anxiety, obsessive-compulsive, and depressive disorders, to be alert to people who might benefit from some help, and to be able to identify different forms of schizophrenia.</w:t>
+      </w:r>
+    </w:p>
+    <w:p>
+      <w:pPr>
+        <w:pStyle w:val="Compact"/>
+        <w:numPr>
+          <w:ilvl w:val="0"/>
+          <w:numId w:val="1137"/>
+        </w:numPr>
+      </w:pPr>
+      <w:r>
+        <w:t xml:space="preserve">Describe how different neurotransmitters affect individuals with schizophrenia and the genetic and environmental contributions to this disorder.</w:t>
+      </w:r>
+    </w:p>
+    <w:p>
+      <w:pPr>
+        <w:pStyle w:val="Compact"/>
+        <w:numPr>
+          <w:ilvl w:val="0"/>
+          <w:numId w:val="1137"/>
+        </w:numPr>
+      </w:pPr>
+      <w:r>
+        <w:t xml:space="preserve">Analyze claims that schizophrenia is related to genius or violent behaviour.</w:t>
+      </w:r>
+    </w:p>
+    <w:p>
+      <w:pPr>
+        <w:pStyle w:val="FirstParagraph"/>
+      </w:pPr>
+      <w:r>
+        <w:rPr>
+          <w:color w:val="96958E"/>
+          <w:sz w:val="16"/>
+        </w:rPr>
+        <w:t>--- End Checking Your Learning ---</w:t>
+      </w:r>
+    </w:p>
+    <w:p>
+      <w:pPr>
+        <w:pStyle w:val="Heading1"/>
+      </w:pPr>
+      <w:r>
+        <w:t xml:space="preserve">11. Therapy- Part 1</w:t>
+      </w:r>
+    </w:p>
+    <w:p>
+      <w:pPr>
+        <w:pStyle w:val="Heading2"/>
+      </w:pPr>
+      <w:r>
+        <w:t xml:space="preserve">Overview</w:t>
+      </w:r>
+    </w:p>
+    <w:p>
+      <w:pPr>
+        <w:pStyle w:val="FirstParagraph"/>
+      </w:pPr>
+      <w:r>
+        <w:t xml:space="preserve">Units 11 and 12 introduce the exciting, and ever expanding, world of therapy. Today, psychotherapeutic techniques are used to address a range of human conditions- from helping people find hope in overwhelmingly challenging circumstances to people exploring ways to optimize their potentials. Having a therapeutic relationship can be tremendously valuable in a person’s life as a therapist should be non-judgmental and have no other agenda than to help a person reach their therapeutic goals. The focus of this unit will be to provide some overview and perspectives on therapy.</w:t>
+      </w:r>
+    </w:p>
+    <w:p>
+      <w:pPr>
+        <w:pStyle w:val="Heading3"/>
+      </w:pPr>
+      <w:r>
+        <w:t xml:space="preserve">Topics</w:t>
+      </w:r>
+    </w:p>
+    <w:p>
+      <w:pPr>
+        <w:pStyle w:val="FirstParagraph"/>
+      </w:pPr>
+      <w:r>
+        <w:t xml:space="preserve">This unit is will delve into the topic of :</w:t>
+      </w:r>
+    </w:p>
+    <w:p>
+      <w:pPr>
+        <w:pStyle w:val="Compact"/>
+        <w:numPr>
+          <w:ilvl w:val="0"/>
+          <w:numId w:val="1138"/>
+        </w:numPr>
+      </w:pPr>
+      <w:r>
+        <w:t xml:space="preserve">Therapies</w:t>
+      </w:r>
+    </w:p>
+    <w:p>
+      <w:pPr>
+        <w:pStyle w:val="Heading3"/>
+      </w:pPr>
+      <w:r>
+        <w:t xml:space="preserve">Learning Outcomes</w:t>
+      </w:r>
+    </w:p>
+    <w:p>
+      <w:pPr>
+        <w:pStyle w:val="FirstParagraph"/>
+      </w:pPr>
+      <w:r>
+        <w:t xml:space="preserve">By the end of this unit, student’s will be able to:</w:t>
+      </w:r>
+    </w:p>
+    <w:p>
+      <w:pPr>
+        <w:pStyle w:val="Compact"/>
+        <w:numPr>
+          <w:ilvl w:val="0"/>
+          <w:numId w:val="1139"/>
+        </w:numPr>
+      </w:pPr>
+      <w:r>
+        <w:t xml:space="preserve">Define the key terminology associated with mental health treatment, psychological therapies, and biological treatments.</w:t>
+      </w:r>
+    </w:p>
+    <w:p>
+      <w:pPr>
+        <w:pStyle w:val="Compact"/>
+        <w:numPr>
+          <w:ilvl w:val="0"/>
+          <w:numId w:val="1139"/>
+        </w:numPr>
+      </w:pPr>
+      <w:r>
+        <w:t xml:space="preserve">Describe the major barriers to seeking help for psychological disorders, arguments for and against involuntary treatment, and general approaches to conducting major types of psychotherapy.</w:t>
+      </w:r>
+    </w:p>
+    <w:p>
+      <w:pPr>
+        <w:pStyle w:val="Compact"/>
+        <w:numPr>
+          <w:ilvl w:val="0"/>
+          <w:numId w:val="1139"/>
+        </w:numPr>
+      </w:pPr>
+      <w:r>
+        <w:t xml:space="preserve">Apply your knowledge to suggest what approach to therapy is likely most appropriate for a given situation, to identify major therapeutic techniques, and which drug therapies could be used for different psychological conditions.</w:t>
+      </w:r>
+    </w:p>
+    <w:p>
+      <w:pPr>
+        <w:pStyle w:val="Compact"/>
+        <w:numPr>
+          <w:ilvl w:val="0"/>
+          <w:numId w:val="1139"/>
+        </w:numPr>
+      </w:pPr>
+      <w:r>
+        <w:t xml:space="preserve">Analyze whether self-help options, such as popular books, are a useful therapy option, the pros and cons of the major types of psychotherapy and whether St. John’s Wort, a popular herbal remedy for depression, works.</w:t>
+      </w:r>
+    </w:p>
+    <w:p>
+      <w:pPr>
+        <w:pStyle w:val="Compact"/>
+        <w:numPr>
+          <w:ilvl w:val="0"/>
+          <w:numId w:val="1139"/>
+        </w:numPr>
+      </w:pPr>
+      <w:r>
+        <w:t xml:space="preserve">Describe how the drugs described in this module, and the other major medical approaches to therapy, affect brain functioning.</w:t>
+      </w:r>
+    </w:p>
+    <w:p>
+      <w:pPr>
+        <w:pStyle w:val="Heading3"/>
+      </w:pPr>
+      <w:r>
+        <w:t xml:space="preserve">Learning Activities</w:t>
+      </w:r>
+    </w:p>
+    <w:p>
+      <w:pPr>
+        <w:pStyle w:val="FirstParagraph"/>
+      </w:pPr>
+      <w:r>
+        <w:t xml:space="preserve">Here is a checklist of learning activities you will benefit from in completing this unit. You may find it helpful in planning your work.</w:t>
+      </w:r>
+    </w:p>
+    <w:p>
+      <w:pPr>
+        <w:pStyle w:val="BodyText"/>
+      </w:pPr>
+      <w:r>
+        <w:rPr>
+          <w:color w:val="2375DA"/>
+          <w:sz w:val="16"/>
+        </w:rPr>
+        <w:t>--- Begin Learning Activity ---</w:t>
+      </w:r>
+    </w:p>
+    <w:p>
+      <w:pPr>
+        <w:pStyle w:val="Compact"/>
+        <w:numPr>
+          <w:ilvl w:val="0"/>
+          <w:numId w:val="1140"/>
+        </w:numPr>
+      </w:pPr>
+      <w:r>
+        <w:t xml:space="preserve">Read the relevant sections of Chapter 16 of your textbook</w:t>
+      </w:r>
+    </w:p>
+    <w:p>
+      <w:pPr>
+        <w:pStyle w:val="Compact"/>
+        <w:numPr>
+          <w:ilvl w:val="0"/>
+          <w:numId w:val="1140"/>
+        </w:numPr>
+      </w:pPr>
+      <w:r>
+        <w:t xml:space="preserve">Review the Chapter 16 - Notes (intended to support your understanding of your readings)</w:t>
+      </w:r>
+    </w:p>
+    <w:p>
+      <w:pPr>
+        <w:pStyle w:val="Compact"/>
+        <w:numPr>
+          <w:ilvl w:val="0"/>
+          <w:numId w:val="1140"/>
+        </w:numPr>
+      </w:pPr>
+      <w:r>
+        <w:t xml:space="preserve">Read and reflect about the articles from</w:t>
+      </w:r>
+      <w:r>
+        <w:t xml:space="preserve"> </w:t>
+      </w:r>
+      <w:r>
+        <w:rPr>
+          <w:i/>
+          <w:iCs/>
+        </w:rPr>
+        <w:t xml:space="preserve">PsychCentral,</w:t>
+      </w:r>
+      <w:r>
+        <w:t xml:space="preserve"> </w:t>
+      </w:r>
+      <w:r>
+        <w:rPr>
+          <w:i/>
+          <w:iCs/>
+        </w:rPr>
+        <w:t xml:space="preserve">Behaviour Online,</w:t>
+      </w:r>
+      <w:r>
+        <w:t xml:space="preserve"> </w:t>
+      </w:r>
+      <w:r>
+        <w:t xml:space="preserve">and</w:t>
+      </w:r>
+      <w:r>
+        <w:t xml:space="preserve"> </w:t>
+      </w:r>
+      <w:r>
+        <w:rPr>
+          <w:i/>
+          <w:iCs/>
+        </w:rPr>
+        <w:t xml:space="preserve">Integration Models</w:t>
+      </w:r>
+    </w:p>
+    <w:p>
+      <w:pPr>
+        <w:pStyle w:val="FirstParagraph"/>
+      </w:pPr>
+      <w:r>
+        <w:rPr>
+          <w:color w:val="2375DA"/>
+          <w:sz w:val="16"/>
+        </w:rPr>
+        <w:t>--- End Learning Activity ---</w:t>
+      </w:r>
+    </w:p>
+    <w:p>
+      <w:pPr>
+        <w:pStyle w:val="BodyText"/>
       </w:pPr>
       <w:r>
         <w:rPr>
           <w:color w:val="198402"/>
           <w:sz w:val="16"/>
         </w:rPr>
-        <w:t>--- Begin Note ---</w:t>
-      </w:r>
-    </w:p>
-    <w:p>
-      <w:pPr>
-        <w:pStyle w:val="BodyText"/>
-      </w:pPr>
-      <w:r>
-        <w:t xml:space="preserve">Refer to the course schedule for graded assignments you are responsible for submitting.</w:t>
-      </w:r>
-      <w:r>
-        <w:t xml:space="preserve"> </w:t>
-      </w:r>
+        <w:t>--- Begin Note (w/ icon) ---</w:t>
+      </w:r>
+    </w:p>
+    <w:p>
+      <w:pPr>
+        <w:pStyle w:val="BodyText"/>
+      </w:pPr>
       <w:r>
         <w:rPr>
           <w:b/>
           <w:bCs/>
-        </w:rPr>
-        <w:t xml:space="preserve">All graded assignments, and their due dates, can be found on the</w:t>
-      </w:r>
-      <w:r>
-        <w:rPr>
-          <w:b/>
-          <w:bCs/>
-        </w:rPr>
-        <w:t xml:space="preserve"> </w:t>
-      </w:r>
-      <w:r>
-        <w:rPr>
-          <w:b/>
-          <w:bCs/>
-        </w:rPr>
-        <w:t xml:space="preserve">“Assessment”</w:t>
-      </w:r>
-      <w:r>
-        <w:rPr>
-          <w:b/>
-          <w:bCs/>
-        </w:rPr>
-        <w:t xml:space="preserve"> </w:t>
-      </w:r>
-      <w:r>
-        <w:rPr>
-          <w:b/>
-          <w:bCs/>
-        </w:rPr>
-        <w:t xml:space="preserve">tab.</w:t>
-      </w:r>
-    </w:p>
-    <w:p>
-      <w:pPr>
-        <w:pStyle w:val="BodyText"/>
-      </w:pPr>
-      <w:r>
-        <w:t xml:space="preserve">In addition to any graded assignments you are responsible for submitting, be sure to complete all the Learning Activities that have been provided throughout the content - these are intended to support your understanding of the content.</w:t>
+          <w:i/>
+          <w:iCs/>
+        </w:rPr>
+        <w:t xml:space="preserve">Note</w:t>
+      </w:r>
+    </w:p>
+    <w:p>
+      <w:pPr>
+        <w:pStyle w:val="BodyText"/>
+      </w:pPr>
+      <w:r>
+        <w:t xml:space="preserve">The course units follow topics in the textbook,</w:t>
+      </w:r>
+      <w:r>
+        <w:t xml:space="preserve"> </w:t>
+      </w:r>
+      <w:r>
+        <w:rPr>
+          <w:i/>
+          <w:iCs/>
+        </w:rPr>
+        <w:t xml:space="preserve">Revel for An Introduction to Psychological Science</w:t>
+      </w:r>
+      <w:r>
+        <w:t xml:space="preserve"> </w:t>
+      </w:r>
+      <w:r>
+        <w:t xml:space="preserve">by Krause et al. (4th Edition). For each unit, please read the pertinent chapter(s) before completing the assessment for the unit.</w:t>
       </w:r>
     </w:p>
     <w:p>
@@ -19392,150 +19038,74 @@
     </w:p>
     <w:p>
       <w:pPr>
-        <w:pStyle w:val="BodyText"/>
-      </w:pPr>
-      <w:r>
-        <w:rPr>
-          <w:color w:val="96958E"/>
-          <w:sz w:val="16"/>
-        </w:rPr>
-        <w:t>--- Begin Checking Your Learning ---</w:t>
-      </w:r>
-    </w:p>
-    <w:p>
-      <w:pPr>
-        <w:pStyle w:val="BodyText"/>
-      </w:pPr>
-      <w:r>
-        <w:t xml:space="preserve">Before you move on to the next unit, check that you are able to:</w:t>
-      </w:r>
-    </w:p>
-    <w:p>
-      <w:pPr>
-        <w:pStyle w:val="Compact"/>
-        <w:numPr>
-          <w:ilvl w:val="0"/>
-          <w:numId w:val="1137"/>
-        </w:numPr>
-      </w:pPr>
-      <w:r>
-        <w:t xml:space="preserve">Define the key terminology associated with defining and classifying psychological disorders, personality and dissociative disorders, anxiety, obsessive-compulsive, and depressive disorders, and schizophrenia.</w:t>
-      </w:r>
-    </w:p>
-    <w:p>
-      <w:pPr>
-        <w:pStyle w:val="Compact"/>
-        <w:numPr>
-          <w:ilvl w:val="0"/>
-          <w:numId w:val="1137"/>
-        </w:numPr>
-      </w:pPr>
-      <w:r>
-        <w:t xml:space="preserve">Describe advantages and criticisms associated with the Diagnostic and Statistical Manual of Mental Disorders (DSM-5).</w:t>
-      </w:r>
-    </w:p>
-    <w:p>
-      <w:pPr>
-        <w:pStyle w:val="Compact"/>
-        <w:numPr>
-          <w:ilvl w:val="0"/>
-          <w:numId w:val="1137"/>
-        </w:numPr>
-      </w:pPr>
-      <w:r>
-        <w:t xml:space="preserve">Apply your knowledge of the mental disorders defense to decide if defendants are criminally responsible for their actions.</w:t>
-      </w:r>
-    </w:p>
-    <w:p>
-      <w:pPr>
-        <w:pStyle w:val="Compact"/>
-        <w:numPr>
-          <w:ilvl w:val="0"/>
-          <w:numId w:val="1137"/>
-        </w:numPr>
-      </w:pPr>
-      <w:r>
-        <w:t xml:space="preserve">Analyze whether the benefits of labelling psychological disorders outweigh the disadvantages, the status of dissociative identity disorder as a legitimate diagnosis, and whether maladaptive aspects of specific phobias might arise from perfectly normal, healthy behaviours.</w:t>
-      </w:r>
-    </w:p>
-    <w:p>
-      <w:pPr>
-        <w:pStyle w:val="Compact"/>
-        <w:numPr>
-          <w:ilvl w:val="0"/>
-          <w:numId w:val="1137"/>
-        </w:numPr>
-      </w:pPr>
-      <w:r>
-        <w:t xml:space="preserve">Apply your knowledge of antisocial personality disorder to explain how it could help people succeed in certain professions.</w:t>
-      </w:r>
-    </w:p>
-    <w:p>
-      <w:pPr>
-        <w:pStyle w:val="Compact"/>
-        <w:numPr>
-          <w:ilvl w:val="0"/>
-          <w:numId w:val="1137"/>
-        </w:numPr>
-      </w:pPr>
-      <w:r>
-        <w:t xml:space="preserve">Describe the different types of anxiety disorders and how anxiety or depressive disorders can be self-perpetuating.</w:t>
-      </w:r>
-    </w:p>
-    <w:p>
-      <w:pPr>
-        <w:pStyle w:val="Compact"/>
-        <w:numPr>
-          <w:ilvl w:val="0"/>
-          <w:numId w:val="1137"/>
-        </w:numPr>
-      </w:pPr>
-      <w:r>
-        <w:t xml:space="preserve">Apply your knowledge of anxiety, obsessive-compulsive, and depressive disorders, to be alert to people who might benefit from some help, and to be able to identify different forms of schizophrenia.</w:t>
-      </w:r>
-    </w:p>
-    <w:p>
-      <w:pPr>
-        <w:pStyle w:val="Compact"/>
-        <w:numPr>
-          <w:ilvl w:val="0"/>
-          <w:numId w:val="1137"/>
-        </w:numPr>
-      </w:pPr>
-      <w:r>
-        <w:t xml:space="preserve">Describe how different neurotransmitters affect individuals with schizophrenia and the genetic and environmental contributions to this disorder.</w:t>
-      </w:r>
-    </w:p>
-    <w:p>
-      <w:pPr>
-        <w:pStyle w:val="Compact"/>
-        <w:numPr>
-          <w:ilvl w:val="0"/>
-          <w:numId w:val="1137"/>
-        </w:numPr>
-      </w:pPr>
-      <w:r>
-        <w:t xml:space="preserve">Analyze claims that schizophrenia is related to genius or violent behaviour.</w:t>
-      </w:r>
-    </w:p>
-    <w:p>
-      <w:pPr>
-        <w:pStyle w:val="FirstParagraph"/>
-      </w:pPr>
-      <w:r>
-        <w:rPr>
-          <w:color w:val="96958E"/>
-          <w:sz w:val="16"/>
-        </w:rPr>
-        <w:t>--- End Checking Your Learning ---</w:t>
-      </w:r>
-    </w:p>
-    <w:p>
-      <w:pPr>
-        <w:pStyle w:val="Heading1"/>
-      </w:pPr>
-      <w:r>
-        <w:t xml:space="preserve">11. Therapy- Part 1</w:t>
+        <w:pStyle w:val="Heading3"/>
+      </w:pPr>
+      <w:r>
+        <w:t xml:space="preserve">Assessment</w:t>
+      </w:r>
+    </w:p>
+    <w:p>
+      <w:pPr>
+        <w:pStyle w:val="FirstParagraph"/>
+      </w:pPr>
+      <w:r>
+        <w:t xml:space="preserve">In this course you demonstrate your understanding of the course learning outcomes in different ways, including papers, projects, discussions and quizzes. Please see the Assessment section in Moodle for assignment details and due dates.</w:t>
+      </w:r>
+    </w:p>
+    <w:p>
+      <w:pPr>
+        <w:pStyle w:val="Heading3"/>
+      </w:pPr>
+      <w:r>
+        <w:t xml:space="preserve">Resources</w:t>
+      </w:r>
+    </w:p>
+    <w:p>
+      <w:pPr>
+        <w:pStyle w:val="FirstParagraph"/>
+      </w:pPr>
+      <w:r>
+        <w:t xml:space="preserve">Here are the resources you will need to complete this unit:</w:t>
+      </w:r>
+    </w:p>
+    <w:p>
+      <w:pPr>
+        <w:pStyle w:val="Compact"/>
+        <w:numPr>
+          <w:ilvl w:val="0"/>
+          <w:numId w:val="1141"/>
+        </w:numPr>
+      </w:pPr>
+      <w:r>
+        <w:t xml:space="preserve">Krause, M., Corts, D., &amp; Smith, S. C. (2024).</w:t>
+      </w:r>
+      <w:r>
+        <w:t xml:space="preserve"> </w:t>
+      </w:r>
+      <w:r>
+        <w:rPr>
+          <w:i/>
+          <w:iCs/>
+        </w:rPr>
+        <w:t xml:space="preserve">Revel for An Introduction to Psychological Science, 4th Canadian Edition.</w:t>
+      </w:r>
+      <w:r>
+        <w:t xml:space="preserve"> </w:t>
+      </w:r>
+      <w:r>
+        <w:t xml:space="preserve">Pearson Ed.</w:t>
+      </w:r>
+    </w:p>
+    <w:p>
+      <w:pPr>
+        <w:pStyle w:val="Compact"/>
+        <w:numPr>
+          <w:ilvl w:val="0"/>
+          <w:numId w:val="1141"/>
+        </w:numPr>
+      </w:pPr>
+      <w:r>
+        <w:t xml:space="preserve">Other resources will be provided online.</w:t>
       </w:r>
     </w:p>
     <w:p>
@@ -19543,15 +19113,7 @@
         <w:pStyle w:val="Heading2"/>
       </w:pPr>
       <w:r>
-        <w:t xml:space="preserve">Overview</w:t>
-      </w:r>
-    </w:p>
-    <w:p>
-      <w:pPr>
-        <w:pStyle w:val="FirstParagraph"/>
-      </w:pPr>
-      <w:r>
-        <w:t xml:space="preserve">Units 11 and 12 introduce the exciting, and ever expanding, world of therapy. Today, psychotherapeutic techniques are used to address a range of human conditions- from helping people find hope in overwhelmingly challenging circumstances to people exploring ways to optimize their potentials. Having a therapeutic relationship can be tremendously valuable in a person’s life as a therapist should be non-judgmental and have no other agenda than to help a person reach their therapeutic goals. The focus of this unit will be to provide some overview and perspectives on therapy.</w:t>
+        <w:t xml:space="preserve">11.1 Therapies- Part 1</w:t>
       </w:r>
     </w:p>
     <w:p>
@@ -19559,27 +19121,23 @@
         <w:pStyle w:val="Heading3"/>
       </w:pPr>
       <w:r>
-        <w:t xml:space="preserve">Topics</w:t>
-      </w:r>
-    </w:p>
-    <w:p>
-      <w:pPr>
-        <w:pStyle w:val="FirstParagraph"/>
-      </w:pPr>
-      <w:r>
-        <w:t xml:space="preserve">This unit is will delve into the topic of :</w:t>
-      </w:r>
-    </w:p>
-    <w:p>
-      <w:pPr>
-        <w:pStyle w:val="Compact"/>
-        <w:numPr>
-          <w:ilvl w:val="0"/>
-          <w:numId w:val="1138"/>
-        </w:numPr>
-      </w:pPr>
-      <w:r>
-        <w:t xml:space="preserve">Therapies</w:t>
+        <w:t xml:space="preserve">Psychological Therapies</w:t>
+      </w:r>
+    </w:p>
+    <w:p>
+      <w:pPr>
+        <w:pStyle w:val="FirstParagraph"/>
+      </w:pPr>
+      <w:r>
+        <w:t xml:space="preserve">Psychological therapies, or psychotherapies, are a general class of therapies that deal with the psychological (mental/behavioural) world of people with disorders.</w:t>
+      </w:r>
+    </w:p>
+    <w:p>
+      <w:pPr>
+        <w:pStyle w:val="BodyText"/>
+      </w:pPr>
+      <w:r>
+        <w:t xml:space="preserve">These therapies are generally contrasted with biomedical approaches, which deal more with the biological world of the individual. Biomedical therapies focus on altering a person’s biology to effect a change in the person’s psychology.</w:t>
       </w:r>
     </w:p>
     <w:p>
@@ -19587,75 +19145,15 @@
         <w:pStyle w:val="Heading3"/>
       </w:pPr>
       <w:r>
-        <w:t xml:space="preserve">Learning Outcomes</w:t>
-      </w:r>
-    </w:p>
-    <w:p>
-      <w:pPr>
-        <w:pStyle w:val="FirstParagraph"/>
-      </w:pPr>
-      <w:r>
-        <w:t xml:space="preserve">By the end of this unit, student’s will be able to:</w:t>
-      </w:r>
-    </w:p>
-    <w:p>
-      <w:pPr>
-        <w:pStyle w:val="Compact"/>
-        <w:numPr>
-          <w:ilvl w:val="0"/>
-          <w:numId w:val="1139"/>
-        </w:numPr>
-      </w:pPr>
-      <w:r>
-        <w:t xml:space="preserve">Define the key terminology associated with mental health treatment, psychological therapies, and biological treatments.</w:t>
-      </w:r>
-    </w:p>
-    <w:p>
-      <w:pPr>
-        <w:pStyle w:val="Compact"/>
-        <w:numPr>
-          <w:ilvl w:val="0"/>
-          <w:numId w:val="1139"/>
-        </w:numPr>
-      </w:pPr>
-      <w:r>
-        <w:t xml:space="preserve">Describe the major barriers to seeking help for psychological disorders, arguments for and against involuntary treatment, and general approaches to conducting major types of psychotherapy.</w:t>
-      </w:r>
-    </w:p>
-    <w:p>
-      <w:pPr>
-        <w:pStyle w:val="Compact"/>
-        <w:numPr>
-          <w:ilvl w:val="0"/>
-          <w:numId w:val="1139"/>
-        </w:numPr>
-      </w:pPr>
-      <w:r>
-        <w:t xml:space="preserve">Apply your knowledge to suggest what approach to therapy is likely most appropriate for a given situation, to identify major therapeutic techniques, and which drug therapies could be used for different psychological conditions.</w:t>
-      </w:r>
-    </w:p>
-    <w:p>
-      <w:pPr>
-        <w:pStyle w:val="Compact"/>
-        <w:numPr>
-          <w:ilvl w:val="0"/>
-          <w:numId w:val="1139"/>
-        </w:numPr>
-      </w:pPr>
-      <w:r>
-        <w:t xml:space="preserve">Analyze whether self-help options, such as popular books, are a useful therapy option, the pros and cons of the major types of psychotherapy and whether St. John’s Wort, a popular herbal remedy for depression, works.</w:t>
-      </w:r>
-    </w:p>
-    <w:p>
-      <w:pPr>
-        <w:pStyle w:val="Compact"/>
-        <w:numPr>
-          <w:ilvl w:val="0"/>
-          <w:numId w:val="1139"/>
-        </w:numPr>
-      </w:pPr>
-      <w:r>
-        <w:t xml:space="preserve">Describe how the drugs described in this module, and the other major medical approaches to therapy, affect brain functioning.</w:t>
+        <w:t xml:space="preserve">Eclectic Approach</w:t>
+      </w:r>
+    </w:p>
+    <w:p>
+      <w:pPr>
+        <w:pStyle w:val="FirstParagraph"/>
+      </w:pPr>
+      <w:r>
+        <w:t xml:space="preserve">The eclectic approach is an approach that values the diversity of treatment approaches. Eclectic approaches deal with psychology and biology. In addition, various types of psychotherapies may be employed. Eclectic therapy approaches are becoming very popular.</w:t>
       </w:r>
     </w:p>
     <w:p>
@@ -19663,20 +19161,84 @@
         <w:pStyle w:val="Heading3"/>
       </w:pPr>
       <w:r>
-        <w:t xml:space="preserve">Learning Activities</w:t>
-      </w:r>
-    </w:p>
-    <w:p>
-      <w:pPr>
-        <w:pStyle w:val="FirstParagraph"/>
-      </w:pPr>
-      <w:r>
-        <w:t xml:space="preserve">Here is a checklist of learning activities you will benefit from in completing this unit. You may find it helpful in planning your work.</w:t>
-      </w:r>
-    </w:p>
-    <w:p>
-      <w:pPr>
-        <w:pStyle w:val="BodyText"/>
+        <w:t xml:space="preserve">A Sin Problem?</w:t>
+      </w:r>
+    </w:p>
+    <w:p>
+      <w:pPr>
+        <w:pStyle w:val="FirstParagraph"/>
+      </w:pPr>
+      <w:r>
+        <w:rPr>
+          <w:i/>
+          <w:iCs/>
+        </w:rPr>
+        <w:t xml:space="preserve">“Many Christians are not satisfied with viewing psychological disorders as either illnesses or nothing but thought and behavior problems. They feel that both of these approaches are inadequate because they omit very important moral and spiritual questions. Consequently, the important issue of moral responsibility is not dealt with adequately.</w:t>
+      </w:r>
+    </w:p>
+    <w:p>
+      <w:pPr>
+        <w:pStyle w:val="BodyText"/>
+      </w:pPr>
+      <w:r>
+        <w:rPr>
+          <w:i/>
+          <w:iCs/>
+        </w:rPr>
+        <w:t xml:space="preserve">They feel that since humanity’s most basic problem is alienation from God as a result of sin, no other difficulty can be dealt with until the relationship with God has been restored. Thus the first goal of therapy is to bring the client to the place of acknowledging his or her need, and asking for divine forgiveness through Jesus Christ. Once the client has placed his or her trust in God, and is operating within the same religious conceptual framework as the therapist, therapy can then proceed to the identification of specific disturbances of thought and behavior. These are seen as examples of sin in that the individual is either acting in a sinful way towards others, or is harboring sinful thoughts and attitudes within. The therapist will assist the individual to identify, confess, and forsake these sins. The goal of therapy is seen primarily in terms of spiritual growth and a</w:t>
+      </w:r>
+      <w:r>
+        <w:rPr>
+          <w:i/>
+          <w:iCs/>
+        </w:rPr>
+        <w:t xml:space="preserve"> </w:t>
+      </w:r>
+      <w:r>
+        <w:rPr>
+          <w:i/>
+          <w:iCs/>
+        </w:rPr>
+        <w:t xml:space="preserve">“closer walk with God.”</w:t>
+      </w:r>
+    </w:p>
+    <w:p>
+      <w:pPr>
+        <w:pStyle w:val="Heading3"/>
+      </w:pPr>
+      <w:r>
+        <w:t xml:space="preserve">Sin Only?</w:t>
+      </w:r>
+    </w:p>
+    <w:p>
+      <w:pPr>
+        <w:pStyle w:val="FirstParagraph"/>
+      </w:pPr>
+      <w:r>
+        <w:t xml:space="preserve">In a work for Christian counselors, Koteskey (1983) gives the example of his eighteen month old son who developed an intense fear of dogs after two unpleasant experiences with them. Even the fact that the child was too young to talk did not prevent a fellow Christian psychologist from concluding that he had a spiritual problem. We should recognize that not every problem is necessarily a spiritual one. Just as a disturbance may have a purely biological cause, so too it may have a simple psychological (learning) explanation. Information gained from the study of animals may be helpful in the understanding of psychological problems as it is often vital in understanding biological problems.</w:t>
+      </w:r>
+      <w:r>
+        <w:t xml:space="preserve"> </w:t>
+      </w:r>
+      <w:r>
+        <w:rPr>
+          <w:i/>
+          <w:iCs/>
+        </w:rPr>
+        <w:t xml:space="preserve">(Both excerpts from Psychology and Christianity by Ronald Philipchalk)</w:t>
+      </w:r>
+    </w:p>
+    <w:p>
+      <w:pPr>
+        <w:pStyle w:val="Heading3"/>
+      </w:pPr>
+      <w:r>
+        <w:t xml:space="preserve">11.1.1 Activity: Read and Reflect</w:t>
+      </w:r>
+    </w:p>
+    <w:p>
+      <w:pPr>
+        <w:pStyle w:val="FirstParagraph"/>
       </w:pPr>
       <w:r>
         <w:rPr>
@@ -19688,364 +19250,6 @@
     </w:p>
     <w:p>
       <w:pPr>
-        <w:pStyle w:val="Compact"/>
-        <w:numPr>
-          <w:ilvl w:val="0"/>
-          <w:numId w:val="1140"/>
-        </w:numPr>
-      </w:pPr>
-      <w:r>
-        <w:t xml:space="preserve">Read the relevant sections of Chapter 16 of your textbook</w:t>
-      </w:r>
-    </w:p>
-    <w:p>
-      <w:pPr>
-        <w:pStyle w:val="Compact"/>
-        <w:numPr>
-          <w:ilvl w:val="0"/>
-          <w:numId w:val="1140"/>
-        </w:numPr>
-      </w:pPr>
-      <w:r>
-        <w:t xml:space="preserve">Review the Chapter 16 - Notes (intended to support your understanding of your readings)</w:t>
-      </w:r>
-    </w:p>
-    <w:p>
-      <w:pPr>
-        <w:pStyle w:val="Compact"/>
-        <w:numPr>
-          <w:ilvl w:val="0"/>
-          <w:numId w:val="1140"/>
-        </w:numPr>
-      </w:pPr>
-      <w:r>
-        <w:t xml:space="preserve">Read and reflect about the articles from</w:t>
-      </w:r>
-      <w:r>
-        <w:t xml:space="preserve"> </w:t>
-      </w:r>
-      <w:r>
-        <w:rPr>
-          <w:i/>
-          <w:iCs/>
-        </w:rPr>
-        <w:t xml:space="preserve">PsychCentral,</w:t>
-      </w:r>
-      <w:r>
-        <w:t xml:space="preserve"> </w:t>
-      </w:r>
-      <w:r>
-        <w:rPr>
-          <w:i/>
-          <w:iCs/>
-        </w:rPr>
-        <w:t xml:space="preserve">Behaviour Online,</w:t>
-      </w:r>
-      <w:r>
-        <w:t xml:space="preserve"> </w:t>
-      </w:r>
-      <w:r>
-        <w:t xml:space="preserve">and</w:t>
-      </w:r>
-      <w:r>
-        <w:t xml:space="preserve"> </w:t>
-      </w:r>
-      <w:r>
-        <w:rPr>
-          <w:i/>
-          <w:iCs/>
-        </w:rPr>
-        <w:t xml:space="preserve">Integration Models</w:t>
-      </w:r>
-    </w:p>
-    <w:p>
-      <w:pPr>
-        <w:pStyle w:val="FirstParagraph"/>
-      </w:pPr>
-      <w:r>
-        <w:rPr>
-          <w:color w:val="2375DA"/>
-          <w:sz w:val="16"/>
-        </w:rPr>
-        <w:t>--- End Learning Activity ---</w:t>
-      </w:r>
-    </w:p>
-    <w:p>
-      <w:pPr>
-        <w:pStyle w:val="BodyText"/>
-      </w:pPr>
-      <w:r>
-        <w:rPr>
-          <w:color w:val="198402"/>
-          <w:sz w:val="16"/>
-        </w:rPr>
-        <w:t>--- Begin Note (w/ icon) ---</w:t>
-      </w:r>
-    </w:p>
-    <w:p>
-      <w:pPr>
-        <w:pStyle w:val="BodyText"/>
-      </w:pPr>
-      <w:r>
-        <w:rPr>
-          <w:b/>
-          <w:bCs/>
-          <w:i/>
-          <w:iCs/>
-        </w:rPr>
-        <w:t xml:space="preserve">Note</w:t>
-      </w:r>
-    </w:p>
-    <w:p>
-      <w:pPr>
-        <w:pStyle w:val="BodyText"/>
-      </w:pPr>
-      <w:r>
-        <w:t xml:space="preserve">The course units follow topics in the textbook,</w:t>
-      </w:r>
-      <w:r>
-        <w:t xml:space="preserve"> </w:t>
-      </w:r>
-      <w:r>
-        <w:rPr>
-          <w:i/>
-          <w:iCs/>
-        </w:rPr>
-        <w:t xml:space="preserve">Revel for An Introduction to Psychological Science</w:t>
-      </w:r>
-      <w:r>
-        <w:t xml:space="preserve"> </w:t>
-      </w:r>
-      <w:r>
-        <w:t xml:space="preserve">by Krause et al. (4th Edition). For each unit, please read the pertinent chapter(s) before completing the assessment for the unit.</w:t>
-      </w:r>
-    </w:p>
-    <w:p>
-      <w:pPr>
-        <w:pStyle w:val="BodyText"/>
-      </w:pPr>
-      <w:r>
-        <w:rPr>
-          <w:color w:val="198402"/>
-          <w:sz w:val="16"/>
-        </w:rPr>
-        <w:t>--- End Note ---</w:t>
-      </w:r>
-    </w:p>
-    <w:p>
-      <w:pPr>
-        <w:pStyle w:val="Heading3"/>
-      </w:pPr>
-      <w:r>
-        <w:t xml:space="preserve">Assessment</w:t>
-      </w:r>
-    </w:p>
-    <w:p>
-      <w:pPr>
-        <w:pStyle w:val="FirstParagraph"/>
-      </w:pPr>
-      <w:r>
-        <w:t xml:space="preserve">In this course you demonstrate your understanding of the course learning outcomes in different ways, including papers, projects, discussions and quizzes. Please see the Assessment section in Moodle for assignment details and due dates.</w:t>
-      </w:r>
-    </w:p>
-    <w:p>
-      <w:pPr>
-        <w:pStyle w:val="Heading3"/>
-      </w:pPr>
-      <w:r>
-        <w:t xml:space="preserve">Resources</w:t>
-      </w:r>
-    </w:p>
-    <w:p>
-      <w:pPr>
-        <w:pStyle w:val="FirstParagraph"/>
-      </w:pPr>
-      <w:r>
-        <w:t xml:space="preserve">Here are the resources you will need to complete this unit:</w:t>
-      </w:r>
-    </w:p>
-    <w:p>
-      <w:pPr>
-        <w:pStyle w:val="Compact"/>
-        <w:numPr>
-          <w:ilvl w:val="0"/>
-          <w:numId w:val="1141"/>
-        </w:numPr>
-      </w:pPr>
-      <w:r>
-        <w:t xml:space="preserve">Krause, M., Corts, D., &amp; Smith, S. C. (2024).</w:t>
-      </w:r>
-      <w:r>
-        <w:t xml:space="preserve"> </w:t>
-      </w:r>
-      <w:r>
-        <w:rPr>
-          <w:i/>
-          <w:iCs/>
-        </w:rPr>
-        <w:t xml:space="preserve">Revel for An Introduction to Psychological Science, 4th Canadian Edition.</w:t>
-      </w:r>
-      <w:r>
-        <w:t xml:space="preserve"> </w:t>
-      </w:r>
-      <w:r>
-        <w:t xml:space="preserve">Pearson Ed.</w:t>
-      </w:r>
-    </w:p>
-    <w:p>
-      <w:pPr>
-        <w:pStyle w:val="Compact"/>
-        <w:numPr>
-          <w:ilvl w:val="0"/>
-          <w:numId w:val="1141"/>
-        </w:numPr>
-      </w:pPr>
-      <w:r>
-        <w:t xml:space="preserve">Other resources will be provided online.</w:t>
-      </w:r>
-    </w:p>
-    <w:p>
-      <w:pPr>
-        <w:pStyle w:val="Heading2"/>
-      </w:pPr>
-      <w:r>
-        <w:t xml:space="preserve">11.1 Therapies- Part 1</w:t>
-      </w:r>
-    </w:p>
-    <w:p>
-      <w:pPr>
-        <w:pStyle w:val="Heading3"/>
-      </w:pPr>
-      <w:r>
-        <w:t xml:space="preserve">Psychological Therapies</w:t>
-      </w:r>
-    </w:p>
-    <w:p>
-      <w:pPr>
-        <w:pStyle w:val="FirstParagraph"/>
-      </w:pPr>
-      <w:r>
-        <w:t xml:space="preserve">Psychological therapies, or psychotherapies, are a general class of therapies that deal with the psychological (mental/behavioural) world of people with disorders.</w:t>
-      </w:r>
-    </w:p>
-    <w:p>
-      <w:pPr>
-        <w:pStyle w:val="BodyText"/>
-      </w:pPr>
-      <w:r>
-        <w:t xml:space="preserve">These therapies are generally contrasted with biomedical approaches, which deal more with the biological world of the individual. Biomedical therapies focus on altering a person’s biology to effect a change in the person’s psychology.</w:t>
-      </w:r>
-    </w:p>
-    <w:p>
-      <w:pPr>
-        <w:pStyle w:val="Heading3"/>
-      </w:pPr>
-      <w:r>
-        <w:t xml:space="preserve">Eclectic Approach</w:t>
-      </w:r>
-    </w:p>
-    <w:p>
-      <w:pPr>
-        <w:pStyle w:val="FirstParagraph"/>
-      </w:pPr>
-      <w:r>
-        <w:t xml:space="preserve">The eclectic approach is an approach that values the diversity of treatment approaches. Eclectic approaches deal with psychology and biology. In addition, various types of psychotherapies may be employed. Eclectic therapy approaches are becoming very popular.</w:t>
-      </w:r>
-    </w:p>
-    <w:p>
-      <w:pPr>
-        <w:pStyle w:val="Heading3"/>
-      </w:pPr>
-      <w:r>
-        <w:t xml:space="preserve">A Sin Problem?</w:t>
-      </w:r>
-    </w:p>
-    <w:p>
-      <w:pPr>
-        <w:pStyle w:val="FirstParagraph"/>
-      </w:pPr>
-      <w:r>
-        <w:rPr>
-          <w:i/>
-          <w:iCs/>
-        </w:rPr>
-        <w:t xml:space="preserve">“Many Christians are not satisfied with viewing psychological disorders as either illnesses or nothing but thought and behavior problems. They feel that both of these approaches are inadequate because they omit very important moral and spiritual questions. Consequently, the important issue of moral responsibility is not dealt with adequately.</w:t>
-      </w:r>
-    </w:p>
-    <w:p>
-      <w:pPr>
-        <w:pStyle w:val="BodyText"/>
-      </w:pPr>
-      <w:r>
-        <w:rPr>
-          <w:i/>
-          <w:iCs/>
-        </w:rPr>
-        <w:t xml:space="preserve">They feel that since humanity’s most basic problem is alienation from God as a result of sin, no other difficulty can be dealt with until the relationship with God has been restored. Thus the first goal of therapy is to bring the client to the place of acknowledging his or her need, and asking for divine forgiveness through Jesus Christ. Once the client has placed his or her trust in God, and is operating within the same religious conceptual framework as the therapist, therapy can then proceed to the identification of specific disturbances of thought and behavior. These are seen as examples of sin in that the individual is either acting in a sinful way towards others, or is harboring sinful thoughts and attitudes within. The therapist will assist the individual to identify, confess, and forsake these sins. The goal of therapy is seen primarily in terms of spiritual growth and a</w:t>
-      </w:r>
-      <w:r>
-        <w:rPr>
-          <w:i/>
-          <w:iCs/>
-        </w:rPr>
-        <w:t xml:space="preserve"> </w:t>
-      </w:r>
-      <w:r>
-        <w:rPr>
-          <w:i/>
-          <w:iCs/>
-        </w:rPr>
-        <w:t xml:space="preserve">“closer walk with God.”</w:t>
-      </w:r>
-    </w:p>
-    <w:p>
-      <w:pPr>
-        <w:pStyle w:val="Heading3"/>
-      </w:pPr>
-      <w:r>
-        <w:t xml:space="preserve">Sin Only?</w:t>
-      </w:r>
-    </w:p>
-    <w:p>
-      <w:pPr>
-        <w:pStyle w:val="FirstParagraph"/>
-      </w:pPr>
-      <w:r>
-        <w:t xml:space="preserve">In a work for Christian counselors, Koteskey (1983) gives the example of his eighteen month old son who developed an intense fear of dogs after two unpleasant experiences with them. Even the fact that the child was too young to talk did not prevent a fellow Christian psychologist from concluding that he had a spiritual problem. We should recognize that not every problem is necessarily a spiritual one. Just as a disturbance may have a purely biological cause, so too it may have a simple psychological (learning) explanation. Information gained from the study of animals may be helpful in the understanding of psychological problems as it is often vital in understanding biological problems.</w:t>
-      </w:r>
-      <w:r>
-        <w:t xml:space="preserve"> </w:t>
-      </w:r>
-      <w:r>
-        <w:rPr>
-          <w:i/>
-          <w:iCs/>
-        </w:rPr>
-        <w:t xml:space="preserve">(Both excerpts from Psychology and Christianity by Ronald Philipchalk)</w:t>
-      </w:r>
-    </w:p>
-    <w:p>
-      <w:pPr>
-        <w:pStyle w:val="Heading3"/>
-      </w:pPr>
-      <w:r>
-        <w:t xml:space="preserve">11.1.1 Activity: Read and Reflect</w:t>
-      </w:r>
-    </w:p>
-    <w:p>
-      <w:pPr>
-        <w:pStyle w:val="FirstParagraph"/>
-      </w:pPr>
-      <w:r>
-        <w:rPr>
-          <w:color w:val="2375DA"/>
-          <w:sz w:val="16"/>
-        </w:rPr>
-        <w:t>--- Begin Learning Activity ---</w:t>
-      </w:r>
-    </w:p>
-    <w:p>
-      <w:pPr>
         <w:pStyle w:val="BodyText"/>
       </w:pPr>
       <w:r>
@@ -20060,7 +19264,7 @@
           <w:numId w:val="1142"/>
         </w:numPr>
       </w:pPr>
-      <w:hyperlink r:id="rId96">
+      <w:hyperlink r:id="rId94">
         <w:r>
           <w:rPr>
             <w:rStyle w:val="Hyperlink"/>
@@ -20079,7 +19283,7 @@
           <w:numId w:val="1142"/>
         </w:numPr>
       </w:pPr>
-      <w:hyperlink r:id="rId97">
+      <w:hyperlink r:id="rId95">
         <w:r>
           <w:rPr>
             <w:rStyle w:val="Hyperlink"/>
@@ -20098,7 +19302,7 @@
           <w:numId w:val="1142"/>
         </w:numPr>
       </w:pPr>
-      <w:hyperlink r:id="rId98">
+      <w:hyperlink r:id="rId96">
         <w:r>
           <w:rPr>
             <w:rStyle w:val="Hyperlink"/>
@@ -20214,73 +19418,493 @@
         <w:pStyle w:val="Heading2"/>
       </w:pPr>
       <w:r>
-        <w:t xml:space="preserve">Assessment</w:t>
-      </w:r>
-    </w:p>
-    <w:p>
-      <w:pPr>
-        <w:pStyle w:val="FirstParagraph"/>
+        <w:t xml:space="preserve">Summary</w:t>
+      </w:r>
+    </w:p>
+    <w:p>
+      <w:pPr>
+        <w:pStyle w:val="FirstParagraph"/>
+      </w:pPr>
+      <w:r>
+        <w:rPr>
+          <w:color w:val="96958E"/>
+          <w:sz w:val="16"/>
+        </w:rPr>
+        <w:t>--- Begin Checking Your Learning ---</w:t>
+      </w:r>
+    </w:p>
+    <w:p>
+      <w:pPr>
+        <w:pStyle w:val="BodyText"/>
+      </w:pPr>
+      <w:r>
+        <w:t xml:space="preserve">Before you move on to the next unit, check that you are able to:</w:t>
+      </w:r>
+    </w:p>
+    <w:p>
+      <w:pPr>
+        <w:pStyle w:val="Compact"/>
+        <w:numPr>
+          <w:ilvl w:val="0"/>
+          <w:numId w:val="1144"/>
+        </w:numPr>
+      </w:pPr>
+      <w:r>
+        <w:t xml:space="preserve">Define the key terminology related to health psychology, stress and illness, and coping and well-being.</w:t>
+      </w:r>
+    </w:p>
+    <w:p>
+      <w:pPr>
+        <w:pStyle w:val="Compact"/>
+        <w:numPr>
+          <w:ilvl w:val="0"/>
+          <w:numId w:val="1144"/>
+        </w:numPr>
+      </w:pPr>
+      <w:r>
+        <w:t xml:space="preserve">Describe how genetic and environmental factors influence obesity, how physiological reactions that occur under stress, and how the immune system is connected to stress responses.</w:t>
+      </w:r>
+    </w:p>
+    <w:p>
+      <w:pPr>
+        <w:pStyle w:val="Compact"/>
+        <w:numPr>
+          <w:ilvl w:val="0"/>
+          <w:numId w:val="1144"/>
+        </w:numPr>
+      </w:pPr>
+      <w:r>
+        <w:t xml:space="preserve">Apply your knowledge of persuasion and health to examine the effectiveness of different types of cigarette warnings, and of the beneficial effects of optimism to help you reframe stressful situations as positive opportunities.</w:t>
+      </w:r>
+    </w:p>
+    <w:p>
+      <w:pPr>
+        <w:pStyle w:val="Compact"/>
+        <w:numPr>
+          <w:ilvl w:val="0"/>
+          <w:numId w:val="1144"/>
+        </w:numPr>
+      </w:pPr>
+      <w:r>
+        <w:t xml:space="preserve">Analyze whether media depictions of smoking affect smoking in adolescents, the claim that ulcers are caused by stress, and whether activities such as relaxation techniques, meditation, and biofeedback actually help people cope with stress and problems.</w:t>
+      </w:r>
+    </w:p>
+    <w:p>
+      <w:pPr>
+        <w:pStyle w:val="Compact"/>
+        <w:numPr>
+          <w:ilvl w:val="0"/>
+          <w:numId w:val="1144"/>
+        </w:numPr>
+      </w:pPr>
+      <w:r>
+        <w:t xml:space="preserve">Describe how control over the environment and positive and negative styles of coping influences well-being.</w:t>
+      </w:r>
+    </w:p>
+    <w:p>
+      <w:pPr>
+        <w:pStyle w:val="FirstParagraph"/>
+      </w:pPr>
+      <w:r>
+        <w:rPr>
+          <w:color w:val="96958E"/>
+          <w:sz w:val="16"/>
+        </w:rPr>
+        <w:t>--- End Checking Your Learning ---</w:t>
+      </w:r>
+    </w:p>
+    <w:p>
+      <w:pPr>
+        <w:pStyle w:val="Heading1"/>
+      </w:pPr>
+      <w:r>
+        <w:t xml:space="preserve">12. Therapy - Part 2</w:t>
+      </w:r>
+    </w:p>
+    <w:p>
+      <w:pPr>
+        <w:pStyle w:val="Heading2"/>
+      </w:pPr>
+      <w:r>
+        <w:t xml:space="preserve">Overview</w:t>
+      </w:r>
+    </w:p>
+    <w:p>
+      <w:pPr>
+        <w:pStyle w:val="FirstParagraph"/>
+      </w:pPr>
+      <w:r>
+        <w:t xml:space="preserve">As we arrive at our final unit, be sure to look ahead to the</w:t>
+      </w:r>
+      <w:r>
+        <w:t xml:space="preserve"> </w:t>
+      </w:r>
+      <w:r>
+        <w:t xml:space="preserve">“Term Paper”</w:t>
+      </w:r>
+      <w:r>
+        <w:t xml:space="preserve"> </w:t>
+      </w:r>
+      <w:r>
+        <w:t xml:space="preserve">tab to ensure you are organizing your workload in a manageable way.</w:t>
+      </w:r>
+    </w:p>
+    <w:p>
+      <w:pPr>
+        <w:pStyle w:val="BodyText"/>
+      </w:pPr>
+      <w:r>
+        <w:t xml:space="preserve">Our final unit expands upon Unit 11 and introduces the exciting, and ever expanding, world of therapy. Today, psychotherapeutic techniques are used to address a range of human conditions, from helping people find hope in overwhelmingly challenging circumstances to people exploring ways to optimize their potentials. Having a therapeutic relationship can be tremendously valuable in a person’s life as a therapist should be non-judgmental and have no other agenda than to help a person reach their therapeutic goals. This final unit of the course will continue to build upon Unit 11 by discussing the effectiveness of therapy, some of the biological treatment options, and some tips on preventing problems.</w:t>
+      </w:r>
+    </w:p>
+    <w:p>
+      <w:pPr>
+        <w:pStyle w:val="Heading3"/>
+      </w:pPr>
+      <w:r>
+        <w:t xml:space="preserve">Topics</w:t>
+      </w:r>
+    </w:p>
+    <w:p>
+      <w:pPr>
+        <w:pStyle w:val="FirstParagraph"/>
+      </w:pPr>
+      <w:r>
+        <w:t xml:space="preserve">This unit will be divided into the following topics:</w:t>
+      </w:r>
+    </w:p>
+    <w:p>
+      <w:pPr>
+        <w:pStyle w:val="Compact"/>
+        <w:numPr>
+          <w:ilvl w:val="0"/>
+          <w:numId w:val="1145"/>
+        </w:numPr>
+      </w:pPr>
+      <w:r>
+        <w:t xml:space="preserve">Evaluating Therapy</w:t>
+      </w:r>
+    </w:p>
+    <w:p>
+      <w:pPr>
+        <w:pStyle w:val="Compact"/>
+        <w:numPr>
+          <w:ilvl w:val="0"/>
+          <w:numId w:val="1145"/>
+        </w:numPr>
+      </w:pPr>
+      <w:r>
+        <w:t xml:space="preserve">Biological Treatments</w:t>
+      </w:r>
+    </w:p>
+    <w:p>
+      <w:pPr>
+        <w:pStyle w:val="Compact"/>
+        <w:numPr>
+          <w:ilvl w:val="0"/>
+          <w:numId w:val="1145"/>
+        </w:numPr>
+      </w:pPr>
+      <w:r>
+        <w:t xml:space="preserve">Preventing Problems</w:t>
+      </w:r>
+    </w:p>
+    <w:p>
+      <w:pPr>
+        <w:pStyle w:val="Heading3"/>
+      </w:pPr>
+      <w:r>
+        <w:t xml:space="preserve">Learning Outcomes</w:t>
+      </w:r>
+    </w:p>
+    <w:p>
+      <w:pPr>
+        <w:pStyle w:val="FirstParagraph"/>
+      </w:pPr>
+      <w:r>
+        <w:t xml:space="preserve">By the end of this unit, student’s will be able to:</w:t>
+      </w:r>
+    </w:p>
+    <w:p>
+      <w:pPr>
+        <w:pStyle w:val="Compact"/>
+        <w:numPr>
+          <w:ilvl w:val="0"/>
+          <w:numId w:val="1146"/>
+        </w:numPr>
+      </w:pPr>
+      <w:r>
+        <w:t xml:space="preserve">Define the key terminology associated with mental health treatment, psychological therapies, and biological treatments.</w:t>
+      </w:r>
+    </w:p>
+    <w:p>
+      <w:pPr>
+        <w:pStyle w:val="Compact"/>
+        <w:numPr>
+          <w:ilvl w:val="0"/>
+          <w:numId w:val="1146"/>
+        </w:numPr>
+      </w:pPr>
+      <w:r>
+        <w:t xml:space="preserve">Describe the major barriers to seeking help for psychological disorders, arguments for and against involuntary treatment, and general approaches to conducting major types of psychotherapy.</w:t>
+      </w:r>
+    </w:p>
+    <w:p>
+      <w:pPr>
+        <w:pStyle w:val="Compact"/>
+        <w:numPr>
+          <w:ilvl w:val="0"/>
+          <w:numId w:val="1146"/>
+        </w:numPr>
+      </w:pPr>
+      <w:r>
+        <w:t xml:space="preserve">Apply your knowledge to suggest what approach to therapy is likely most appropriate for a given situation, to identify major therapeutic techniques, and which drug therapies could be used for different psychological conditions.</w:t>
+      </w:r>
+    </w:p>
+    <w:p>
+      <w:pPr>
+        <w:pStyle w:val="Compact"/>
+        <w:numPr>
+          <w:ilvl w:val="0"/>
+          <w:numId w:val="1146"/>
+        </w:numPr>
+      </w:pPr>
+      <w:r>
+        <w:t xml:space="preserve">Analyze whether self-help options, such as popular books, are a useful therapy option, the pros and cons of the major types of psychotherapy and whether St. John’s Wort, a popular herbal remedy for depression, works.</w:t>
+      </w:r>
+    </w:p>
+    <w:p>
+      <w:pPr>
+        <w:pStyle w:val="Compact"/>
+        <w:numPr>
+          <w:ilvl w:val="0"/>
+          <w:numId w:val="1146"/>
+        </w:numPr>
+      </w:pPr>
+      <w:r>
+        <w:t xml:space="preserve">Describe how the drugs described in this module, and the other major medical approaches to therapy, affect brain functioning.</w:t>
+      </w:r>
+    </w:p>
+    <w:p>
+      <w:pPr>
+        <w:pStyle w:val="Heading3"/>
+      </w:pPr>
+      <w:r>
+        <w:t xml:space="preserve">Learning Activities</w:t>
+      </w:r>
+    </w:p>
+    <w:p>
+      <w:pPr>
+        <w:pStyle w:val="FirstParagraph"/>
+      </w:pPr>
+      <w:r>
+        <w:t xml:space="preserve">Here is a checklist of learning activities you will benefit from in completing this unit. You may find it helpful in planning your work.</w:t>
+      </w:r>
+    </w:p>
+    <w:p>
+      <w:pPr>
+        <w:pStyle w:val="BodyText"/>
+      </w:pPr>
+      <w:r>
+        <w:rPr>
+          <w:color w:val="2375DA"/>
+          <w:sz w:val="16"/>
+        </w:rPr>
+        <w:t>--- Begin Learning Activity ---</w:t>
+      </w:r>
+    </w:p>
+    <w:p>
+      <w:pPr>
+        <w:pStyle w:val="Compact"/>
+        <w:numPr>
+          <w:ilvl w:val="0"/>
+          <w:numId w:val="1147"/>
+        </w:numPr>
+      </w:pPr>
+      <w:r>
+        <w:t xml:space="preserve">Read the relevant sections of Chapter 16 of your textbook</w:t>
+      </w:r>
+    </w:p>
+    <w:p>
+      <w:pPr>
+        <w:pStyle w:val="Compact"/>
+        <w:numPr>
+          <w:ilvl w:val="0"/>
+          <w:numId w:val="1147"/>
+        </w:numPr>
+      </w:pPr>
+      <w:r>
+        <w:t xml:space="preserve">Review Chapter 16 - Notes (intended to support your understanding of your readings)</w:t>
+      </w:r>
+    </w:p>
+    <w:p>
+      <w:pPr>
+        <w:pStyle w:val="Compact"/>
+        <w:numPr>
+          <w:ilvl w:val="0"/>
+          <w:numId w:val="1147"/>
+        </w:numPr>
+      </w:pPr>
+      <w:r>
+        <w:t xml:space="preserve">Read and reflect about the section from the</w:t>
+      </w:r>
+      <w:r>
+        <w:t xml:space="preserve"> </w:t>
+      </w:r>
+      <w:r>
+        <w:rPr>
+          <w:i/>
+          <w:iCs/>
+        </w:rPr>
+        <w:t xml:space="preserve">American Psychological Association</w:t>
+      </w:r>
+    </w:p>
+    <w:p>
+      <w:pPr>
+        <w:pStyle w:val="Compact"/>
+        <w:numPr>
+          <w:ilvl w:val="0"/>
+          <w:numId w:val="1147"/>
+        </w:numPr>
+      </w:pPr>
+      <w:r>
+        <w:t xml:space="preserve">Read and reflect about the articles</w:t>
+      </w:r>
+      <w:r>
+        <w:t xml:space="preserve"> </w:t>
+      </w:r>
+      <w:r>
+        <w:rPr>
+          <w:i/>
+          <w:iCs/>
+        </w:rPr>
+        <w:t xml:space="preserve">Electroconvulsive Therapy and Other Depression Treatments</w:t>
+      </w:r>
+      <w:r>
+        <w:t xml:space="preserve"> </w:t>
+      </w:r>
+      <w:r>
+        <w:t xml:space="preserve">and</w:t>
+      </w:r>
+      <w:r>
+        <w:t xml:space="preserve"> </w:t>
+      </w:r>
+      <w:r>
+        <w:rPr>
+          <w:i/>
+          <w:iCs/>
+        </w:rPr>
+        <w:t xml:space="preserve">International Society for Neuroregulation and Research</w:t>
+      </w:r>
+    </w:p>
+    <w:p>
+      <w:pPr>
+        <w:pStyle w:val="Compact"/>
+        <w:numPr>
+          <w:ilvl w:val="0"/>
+          <w:numId w:val="1147"/>
+        </w:numPr>
+      </w:pPr>
+      <w:r>
+        <w:t xml:space="preserve">Read and reflect about the articles</w:t>
+      </w:r>
+      <w:r>
+        <w:t xml:space="preserve"> </w:t>
+      </w:r>
+      <w:r>
+        <w:rPr>
+          <w:i/>
+          <w:iCs/>
+        </w:rPr>
+        <w:t xml:space="preserve">Psychology Help Center,</w:t>
+      </w:r>
+      <w:r>
+        <w:t xml:space="preserve"> </w:t>
+      </w:r>
+      <w:r>
+        <w:rPr>
+          <w:i/>
+          <w:iCs/>
+        </w:rPr>
+        <w:t xml:space="preserve">How to Choose a Therapist,</w:t>
+      </w:r>
+      <w:r>
+        <w:t xml:space="preserve"> </w:t>
+      </w:r>
+      <w:r>
+        <w:t xml:space="preserve">and</w:t>
+      </w:r>
+      <w:r>
+        <w:t xml:space="preserve"> </w:t>
+      </w:r>
+      <w:r>
+        <w:rPr>
+          <w:i/>
+          <w:iCs/>
+        </w:rPr>
+        <w:t xml:space="preserve">Rights and Responsibilities in Psychotherapy</w:t>
+      </w:r>
+    </w:p>
+    <w:p>
+      <w:pPr>
+        <w:pStyle w:val="FirstParagraph"/>
+      </w:pPr>
+      <w:r>
+        <w:rPr>
+          <w:color w:val="2375DA"/>
+          <w:sz w:val="16"/>
+        </w:rPr>
+        <w:t>--- End Learning Activity ---</w:t>
+      </w:r>
+    </w:p>
+    <w:p>
+      <w:pPr>
+        <w:pStyle w:val="BodyText"/>
       </w:pPr>
       <w:r>
         <w:rPr>
           <w:color w:val="198402"/>
           <w:sz w:val="16"/>
         </w:rPr>
-        <w:t>--- Begin Note ---</w:t>
-      </w:r>
-    </w:p>
-    <w:p>
-      <w:pPr>
-        <w:pStyle w:val="BodyText"/>
-      </w:pPr>
-      <w:r>
-        <w:t xml:space="preserve">Refer to the course schedule for graded assignments you are responsible for submitting.</w:t>
-      </w:r>
-      <w:r>
-        <w:t xml:space="preserve"> </w:t>
-      </w:r>
+        <w:t>--- Begin Note (w/ icon) ---</w:t>
+      </w:r>
+    </w:p>
+    <w:p>
+      <w:pPr>
+        <w:pStyle w:val="BodyText"/>
+      </w:pPr>
       <w:r>
         <w:rPr>
           <w:b/>
           <w:bCs/>
-        </w:rPr>
-        <w:t xml:space="preserve">All graded assignments, and their due dates, can be found on the</w:t>
-      </w:r>
-      <w:r>
-        <w:rPr>
-          <w:b/>
-          <w:bCs/>
-        </w:rPr>
-        <w:t xml:space="preserve"> </w:t>
-      </w:r>
-      <w:r>
-        <w:rPr>
-          <w:b/>
-          <w:bCs/>
-        </w:rPr>
-        <w:t xml:space="preserve">“Assessment”</w:t>
-      </w:r>
-      <w:r>
-        <w:rPr>
-          <w:b/>
-          <w:bCs/>
-        </w:rPr>
-        <w:t xml:space="preserve"> </w:t>
-      </w:r>
-      <w:r>
-        <w:rPr>
-          <w:b/>
-          <w:bCs/>
-        </w:rPr>
-        <w:t xml:space="preserve">tab.</w:t>
-      </w:r>
-    </w:p>
-    <w:p>
-      <w:pPr>
-        <w:pStyle w:val="BodyText"/>
-      </w:pPr>
-      <w:r>
-        <w:t xml:space="preserve">In addition to any graded assignments you are responsible for submitting, be sure to complete all the Learning Activities that have been provided throughout the content - these are intended to support your understanding of the content.</w:t>
+          <w:i/>
+          <w:iCs/>
+        </w:rPr>
+        <w:t xml:space="preserve">Note</w:t>
+      </w:r>
+    </w:p>
+    <w:p>
+      <w:pPr>
+        <w:pStyle w:val="BodyText"/>
+      </w:pPr>
+      <w:r>
+        <w:t xml:space="preserve">The course units follow topics in the textbook,</w:t>
+      </w:r>
+      <w:r>
+        <w:t xml:space="preserve"> </w:t>
+      </w:r>
+      <w:r>
+        <w:rPr>
+          <w:i/>
+          <w:iCs/>
+        </w:rPr>
+        <w:t xml:space="preserve">Revel for An Introduction to Psychological Science</w:t>
+      </w:r>
+      <w:r>
+        <w:t xml:space="preserve"> </w:t>
+      </w:r>
+      <w:r>
+        <w:t xml:space="preserve">by Krause et al. (4th Edition). For each unit, please read the pertinent chapter(s) before completing the assessment for the unit.</w:t>
       </w:r>
     </w:p>
     <w:p>
@@ -20297,102 +19921,74 @@
     </w:p>
     <w:p>
       <w:pPr>
-        <w:pStyle w:val="BodyText"/>
-      </w:pPr>
-      <w:r>
-        <w:rPr>
-          <w:color w:val="96958E"/>
-          <w:sz w:val="16"/>
-        </w:rPr>
-        <w:t>--- Begin Checking Your Learning ---</w:t>
-      </w:r>
-    </w:p>
-    <w:p>
-      <w:pPr>
-        <w:pStyle w:val="BodyText"/>
-      </w:pPr>
-      <w:r>
-        <w:t xml:space="preserve">Before you move on to the next unit, check that you are able to:</w:t>
-      </w:r>
-    </w:p>
-    <w:p>
-      <w:pPr>
-        <w:pStyle w:val="Compact"/>
-        <w:numPr>
-          <w:ilvl w:val="0"/>
-          <w:numId w:val="1144"/>
-        </w:numPr>
-      </w:pPr>
-      <w:r>
-        <w:t xml:space="preserve">Define the key terminology related to health psychology, stress and illness, and coping and well-being.</w:t>
-      </w:r>
-    </w:p>
-    <w:p>
-      <w:pPr>
-        <w:pStyle w:val="Compact"/>
-        <w:numPr>
-          <w:ilvl w:val="0"/>
-          <w:numId w:val="1144"/>
-        </w:numPr>
-      </w:pPr>
-      <w:r>
-        <w:t xml:space="preserve">Describe how genetic and environmental factors influence obesity, how physiological reactions that occur under stress, and how the immune system is connected to stress responses.</w:t>
-      </w:r>
-    </w:p>
-    <w:p>
-      <w:pPr>
-        <w:pStyle w:val="Compact"/>
-        <w:numPr>
-          <w:ilvl w:val="0"/>
-          <w:numId w:val="1144"/>
-        </w:numPr>
-      </w:pPr>
-      <w:r>
-        <w:t xml:space="preserve">Apply your knowledge of persuasion and health to examine the effectiveness of different types of cigarette warnings, and of the beneficial effects of optimism to help you reframe stressful situations as positive opportunities.</w:t>
-      </w:r>
-    </w:p>
-    <w:p>
-      <w:pPr>
-        <w:pStyle w:val="Compact"/>
-        <w:numPr>
-          <w:ilvl w:val="0"/>
-          <w:numId w:val="1144"/>
-        </w:numPr>
-      </w:pPr>
-      <w:r>
-        <w:t xml:space="preserve">Analyze whether media depictions of smoking affect smoking in adolescents, the claim that ulcers are caused by stress, and whether activities such as relaxation techniques, meditation, and biofeedback actually help people cope with stress and problems.</w:t>
-      </w:r>
-    </w:p>
-    <w:p>
-      <w:pPr>
-        <w:pStyle w:val="Compact"/>
-        <w:numPr>
-          <w:ilvl w:val="0"/>
-          <w:numId w:val="1144"/>
-        </w:numPr>
-      </w:pPr>
-      <w:r>
-        <w:t xml:space="preserve">Describe how control over the environment and positive and negative styles of coping influences well-being.</w:t>
-      </w:r>
-    </w:p>
-    <w:p>
-      <w:pPr>
-        <w:pStyle w:val="FirstParagraph"/>
-      </w:pPr>
-      <w:r>
-        <w:rPr>
-          <w:color w:val="96958E"/>
-          <w:sz w:val="16"/>
-        </w:rPr>
-        <w:t>--- End Checking Your Learning ---</w:t>
-      </w:r>
-    </w:p>
-    <w:p>
-      <w:pPr>
-        <w:pStyle w:val="Heading1"/>
-      </w:pPr>
-      <w:r>
-        <w:t xml:space="preserve">12. Therapy - Part 2</w:t>
+        <w:pStyle w:val="Heading3"/>
+      </w:pPr>
+      <w:r>
+        <w:t xml:space="preserve">Assessment</w:t>
+      </w:r>
+    </w:p>
+    <w:p>
+      <w:pPr>
+        <w:pStyle w:val="FirstParagraph"/>
+      </w:pPr>
+      <w:r>
+        <w:t xml:space="preserve">In this course you demonstrate your understanding of the course learning outcomes in different ways, including papers, projects, discussions and quizzes. Please see the Assessment section in Moodle for assignment details and due dates.</w:t>
+      </w:r>
+    </w:p>
+    <w:p>
+      <w:pPr>
+        <w:pStyle w:val="Heading3"/>
+      </w:pPr>
+      <w:r>
+        <w:t xml:space="preserve">Resources</w:t>
+      </w:r>
+    </w:p>
+    <w:p>
+      <w:pPr>
+        <w:pStyle w:val="FirstParagraph"/>
+      </w:pPr>
+      <w:r>
+        <w:t xml:space="preserve">Here are the resources you will need to complete this unit:</w:t>
+      </w:r>
+    </w:p>
+    <w:p>
+      <w:pPr>
+        <w:pStyle w:val="Compact"/>
+        <w:numPr>
+          <w:ilvl w:val="0"/>
+          <w:numId w:val="1148"/>
+        </w:numPr>
+      </w:pPr>
+      <w:r>
+        <w:t xml:space="preserve">Krause, M., Corts, D., &amp; Smith, S. C. (2024).</w:t>
+      </w:r>
+      <w:r>
+        <w:t xml:space="preserve"> </w:t>
+      </w:r>
+      <w:r>
+        <w:rPr>
+          <w:i/>
+          <w:iCs/>
+        </w:rPr>
+        <w:t xml:space="preserve">Revel for An Introduction to Psychological Science, 4th Canadian Edition.</w:t>
+      </w:r>
+      <w:r>
+        <w:t xml:space="preserve"> </w:t>
+      </w:r>
+      <w:r>
+        <w:t xml:space="preserve">Pearson Ed.</w:t>
+      </w:r>
+    </w:p>
+    <w:p>
+      <w:pPr>
+        <w:pStyle w:val="Compact"/>
+        <w:numPr>
+          <w:ilvl w:val="0"/>
+          <w:numId w:val="1148"/>
+        </w:numPr>
+      </w:pPr>
+      <w:r>
+        <w:t xml:space="preserve">Other resources will be provided online.</w:t>
       </w:r>
     </w:p>
     <w:p>
@@ -20400,35 +19996,7 @@
         <w:pStyle w:val="Heading2"/>
       </w:pPr>
       <w:r>
-        <w:t xml:space="preserve">Overview</w:t>
-      </w:r>
-    </w:p>
-    <w:p>
-      <w:pPr>
-        <w:pStyle w:val="FirstParagraph"/>
-      </w:pPr>
-      <w:r>
-        <w:t xml:space="preserve">As we arrive at our final unit, be sure to look ahead to the</w:t>
-      </w:r>
-      <w:r>
-        <w:t xml:space="preserve"> </w:t>
-      </w:r>
-      <w:r>
-        <w:t xml:space="preserve">“Term Paper”</w:t>
-      </w:r>
-      <w:r>
-        <w:t xml:space="preserve"> </w:t>
-      </w:r>
-      <w:r>
-        <w:t xml:space="preserve">tab to ensure you are organizing your workload in a manageable way.</w:t>
-      </w:r>
-    </w:p>
-    <w:p>
-      <w:pPr>
-        <w:pStyle w:val="BodyText"/>
-      </w:pPr>
-      <w:r>
-        <w:t xml:space="preserve">Our final unit expands upon Unit 11 and introduces the exciting, and ever expanding, world of therapy. Today, psychotherapeutic techniques are used to address a range of human conditions, from helping people find hope in overwhelmingly challenging circumstances to people exploring ways to optimize their potentials. Having a therapeutic relationship can be tremendously valuable in a person’s life as a therapist should be non-judgmental and have no other agenda than to help a person reach their therapeutic goals. This final unit of the course will continue to build upon Unit 11 by discussing the effectiveness of therapy, some of the biological treatment options, and some tips on preventing problems.</w:t>
+        <w:t xml:space="preserve">12.1 Evaluating Therapy</w:t>
       </w:r>
     </w:p>
     <w:p>
@@ -20436,51 +20004,73 @@
         <w:pStyle w:val="Heading3"/>
       </w:pPr>
       <w:r>
-        <w:t xml:space="preserve">Topics</w:t>
-      </w:r>
-    </w:p>
-    <w:p>
-      <w:pPr>
-        <w:pStyle w:val="FirstParagraph"/>
-      </w:pPr>
-      <w:r>
-        <w:t xml:space="preserve">This unit will be divided into the following topics:</w:t>
-      </w:r>
-    </w:p>
-    <w:p>
-      <w:pPr>
-        <w:pStyle w:val="Compact"/>
-        <w:numPr>
-          <w:ilvl w:val="0"/>
-          <w:numId w:val="1145"/>
-        </w:numPr>
-      </w:pPr>
-      <w:r>
-        <w:t xml:space="preserve">Evaluating Therapy</w:t>
-      </w:r>
-    </w:p>
-    <w:p>
-      <w:pPr>
-        <w:pStyle w:val="Compact"/>
-        <w:numPr>
-          <w:ilvl w:val="0"/>
-          <w:numId w:val="1145"/>
-        </w:numPr>
-      </w:pPr>
-      <w:r>
-        <w:t xml:space="preserve">Biological Treatments</w:t>
-      </w:r>
-    </w:p>
-    <w:p>
-      <w:pPr>
-        <w:pStyle w:val="Compact"/>
-        <w:numPr>
-          <w:ilvl w:val="0"/>
-          <w:numId w:val="1145"/>
-        </w:numPr>
-      </w:pPr>
-      <w:r>
-        <w:t xml:space="preserve">Preventing Problems</w:t>
+        <w:t xml:space="preserve">Therapy?</w:t>
+      </w:r>
+    </w:p>
+    <w:p>
+      <w:pPr>
+        <w:pStyle w:val="FirstParagraph"/>
+      </w:pPr>
+      <w:r>
+        <w:t xml:space="preserve">In a previous chapter, we looked at various ways of understanding personality. In the first part of this chapter we have been considering different therapies that grow out of these personality theories. Now it is time to ask the question,</w:t>
+      </w:r>
+      <w:r>
+        <w:t xml:space="preserve"> </w:t>
+      </w:r>
+      <w:r>
+        <w:t xml:space="preserve">“Does it work? Is psychotherapy effective?”</w:t>
+      </w:r>
+      <w:r>
+        <w:t xml:space="preserve"> </w:t>
+      </w:r>
+      <w:r>
+        <w:t xml:space="preserve">The answer seems to be</w:t>
+      </w:r>
+      <w:r>
+        <w:t xml:space="preserve"> </w:t>
+      </w:r>
+      <w:r>
+        <w:t xml:space="preserve">“Yes,”</w:t>
+      </w:r>
+      <w:r>
+        <w:t xml:space="preserve"> </w:t>
+      </w:r>
+      <w:r>
+        <w:t xml:space="preserve">but there are qualifications. First, many people who do not receive treatment get better anyway. And second, placebo treatments also produce improvements, as do non-professional caring relationships. As David Myers says,</w:t>
+      </w:r>
+    </w:p>
+    <w:p>
+      <w:pPr>
+        <w:pStyle w:val="BlockText"/>
+      </w:pPr>
+      <w:r>
+        <w:rPr>
+          <w:i/>
+          <w:iCs/>
+        </w:rPr>
+        <w:t xml:space="preserve">“All types of psychotherapy seem to offer three benefits: new hope, a fresh perspective, and an empathic, trusting, caring relationship.”</w:t>
+      </w:r>
+      <w:r>
+        <w:rPr>
+          <w:i/>
+          <w:iCs/>
+        </w:rPr>
+        <w:t xml:space="preserve"> </w:t>
+      </w:r>
+      <w:r>
+        <w:rPr>
+          <w:i/>
+          <w:iCs/>
+        </w:rPr>
+        <w:t xml:space="preserve">(p. 592)</w:t>
+      </w:r>
+    </w:p>
+    <w:p>
+      <w:pPr>
+        <w:pStyle w:val="FirstParagraph"/>
+      </w:pPr>
+      <w:r>
+        <w:t xml:space="preserve">When you stop and think about it, isn’t this what a good friend offers? Maybe if we all experienced (and offered) this kind of friendship, therapists wouldn’t be so much in demand.</w:t>
       </w:r>
     </w:p>
     <w:p>
@@ -20488,75 +20078,47 @@
         <w:pStyle w:val="Heading3"/>
       </w:pPr>
       <w:r>
-        <w:t xml:space="preserve">Learning Outcomes</w:t>
-      </w:r>
-    </w:p>
-    <w:p>
-      <w:pPr>
-        <w:pStyle w:val="FirstParagraph"/>
-      </w:pPr>
-      <w:r>
-        <w:t xml:space="preserve">By the end of this unit, student’s will be able to:</w:t>
-      </w:r>
-    </w:p>
-    <w:p>
-      <w:pPr>
-        <w:pStyle w:val="Compact"/>
-        <w:numPr>
-          <w:ilvl w:val="0"/>
-          <w:numId w:val="1146"/>
-        </w:numPr>
-      </w:pPr>
-      <w:r>
-        <w:t xml:space="preserve">Define the key terminology associated with mental health treatment, psychological therapies, and biological treatments.</w:t>
-      </w:r>
-    </w:p>
-    <w:p>
-      <w:pPr>
-        <w:pStyle w:val="Compact"/>
-        <w:numPr>
-          <w:ilvl w:val="0"/>
-          <w:numId w:val="1146"/>
-        </w:numPr>
-      </w:pPr>
-      <w:r>
-        <w:t xml:space="preserve">Describe the major barriers to seeking help for psychological disorders, arguments for and against involuntary treatment, and general approaches to conducting major types of psychotherapy.</w:t>
-      </w:r>
-    </w:p>
-    <w:p>
-      <w:pPr>
-        <w:pStyle w:val="Compact"/>
-        <w:numPr>
-          <w:ilvl w:val="0"/>
-          <w:numId w:val="1146"/>
-        </w:numPr>
-      </w:pPr>
-      <w:r>
-        <w:t xml:space="preserve">Apply your knowledge to suggest what approach to therapy is likely most appropriate for a given situation, to identify major therapeutic techniques, and which drug therapies could be used for different psychological conditions.</w:t>
-      </w:r>
-    </w:p>
-    <w:p>
-      <w:pPr>
-        <w:pStyle w:val="Compact"/>
-        <w:numPr>
-          <w:ilvl w:val="0"/>
-          <w:numId w:val="1146"/>
-        </w:numPr>
-      </w:pPr>
-      <w:r>
-        <w:t xml:space="preserve">Analyze whether self-help options, such as popular books, are a useful therapy option, the pros and cons of the major types of psychotherapy and whether St. John’s Wort, a popular herbal remedy for depression, works.</w:t>
-      </w:r>
-    </w:p>
-    <w:p>
-      <w:pPr>
-        <w:pStyle w:val="Compact"/>
-        <w:numPr>
-          <w:ilvl w:val="0"/>
-          <w:numId w:val="1146"/>
-        </w:numPr>
-      </w:pPr>
-      <w:r>
-        <w:t xml:space="preserve">Describe how the drugs described in this module, and the other major medical approaches to therapy, affect brain functioning.</w:t>
+        <w:t xml:space="preserve">Therapy in Other Cultures</w:t>
+      </w:r>
+    </w:p>
+    <w:p>
+      <w:pPr>
+        <w:pStyle w:val="FirstParagraph"/>
+      </w:pPr>
+      <w:r>
+        <w:t xml:space="preserve">The process of psychotherapy generally assumes a cultural value of sharing your inner feelings and problems with another individual. David Ho observes that in the culture of Hong Kong, it is a sign of weakness to talk about one’s problems and to reveal much of one’s self. This cultural background influences the style of therapy and the process of psychotherapy. How would you proceed if you were a therapist?</w:t>
+      </w:r>
+    </w:p>
+    <w:p>
+      <w:pPr>
+        <w:pStyle w:val="BodyText"/>
+      </w:pPr>
+      <w:r>
+        <w:t xml:space="preserve">Paul Pedersen (1985; 1987; 2000) suggests that we do not need to look at cultures outside North America to see differences in the process of psychotherapy. He sug</w:t>
+      </w:r>
+      <w:r>
+        <w:softHyphen/>
+      </w:r>
+      <w:r>
+        <w:t xml:space="preserve">gests that different sub cultural minorities within North America approach psy</w:t>
+      </w:r>
+      <w:r>
+        <w:softHyphen/>
+      </w:r>
+      <w:r>
+        <w:t xml:space="preserve">chotherapy with different values and different expectations. Native North American cultures, Asian immigrants, Hispanics, and Afro-Americans have different approaches to the pro</w:t>
+      </w:r>
+      <w:r>
+        <w:softHyphen/>
+      </w:r>
+      <w:r>
+        <w:t xml:space="preserve">cess of psychotherapy. A therapist needs to be aware of these cultural differ</w:t>
+      </w:r>
+      <w:r>
+        <w:softHyphen/>
+      </w:r>
+      <w:r>
+        <w:t xml:space="preserve">ences to perform effectively in the therapeutic situation.</w:t>
       </w:r>
     </w:p>
     <w:p>
@@ -20564,20 +20126,12 @@
         <w:pStyle w:val="Heading3"/>
       </w:pPr>
       <w:r>
-        <w:t xml:space="preserve">Learning Activities</w:t>
-      </w:r>
-    </w:p>
-    <w:p>
-      <w:pPr>
-        <w:pStyle w:val="FirstParagraph"/>
-      </w:pPr>
-      <w:r>
-        <w:t xml:space="preserve">Here is a checklist of learning activities you will benefit from in completing this unit. You may find it helpful in planning your work.</w:t>
-      </w:r>
-    </w:p>
-    <w:p>
-      <w:pPr>
-        <w:pStyle w:val="BodyText"/>
+        <w:t xml:space="preserve">12.1.1 Activity: Read and Reflect</w:t>
+      </w:r>
+    </w:p>
+    <w:p>
+      <w:pPr>
+        <w:pStyle w:val="FirstParagraph"/>
       </w:pPr>
       <w:r>
         <w:rPr>
@@ -20589,434 +20143,6 @@
     </w:p>
     <w:p>
       <w:pPr>
-        <w:pStyle w:val="Compact"/>
-        <w:numPr>
-          <w:ilvl w:val="0"/>
-          <w:numId w:val="1147"/>
-        </w:numPr>
-      </w:pPr>
-      <w:r>
-        <w:t xml:space="preserve">Read the relevant sections of Chapter 16 of your textbook</w:t>
-      </w:r>
-    </w:p>
-    <w:p>
-      <w:pPr>
-        <w:pStyle w:val="Compact"/>
-        <w:numPr>
-          <w:ilvl w:val="0"/>
-          <w:numId w:val="1147"/>
-        </w:numPr>
-      </w:pPr>
-      <w:r>
-        <w:t xml:space="preserve">Review Chapter 16 - Notes (intended to support your understanding of your readings)</w:t>
-      </w:r>
-    </w:p>
-    <w:p>
-      <w:pPr>
-        <w:pStyle w:val="Compact"/>
-        <w:numPr>
-          <w:ilvl w:val="0"/>
-          <w:numId w:val="1147"/>
-        </w:numPr>
-      </w:pPr>
-      <w:r>
-        <w:t xml:space="preserve">Read and reflect about the section from the</w:t>
-      </w:r>
-      <w:r>
-        <w:t xml:space="preserve"> </w:t>
-      </w:r>
-      <w:r>
-        <w:rPr>
-          <w:i/>
-          <w:iCs/>
-        </w:rPr>
-        <w:t xml:space="preserve">American Psychological Association</w:t>
-      </w:r>
-    </w:p>
-    <w:p>
-      <w:pPr>
-        <w:pStyle w:val="Compact"/>
-        <w:numPr>
-          <w:ilvl w:val="0"/>
-          <w:numId w:val="1147"/>
-        </w:numPr>
-      </w:pPr>
-      <w:r>
-        <w:t xml:space="preserve">Read and reflect about the articles</w:t>
-      </w:r>
-      <w:r>
-        <w:t xml:space="preserve"> </w:t>
-      </w:r>
-      <w:r>
-        <w:rPr>
-          <w:i/>
-          <w:iCs/>
-        </w:rPr>
-        <w:t xml:space="preserve">Electroconvulsive Therapy and Other Depression Treatments</w:t>
-      </w:r>
-      <w:r>
-        <w:t xml:space="preserve"> </w:t>
-      </w:r>
-      <w:r>
-        <w:t xml:space="preserve">and</w:t>
-      </w:r>
-      <w:r>
-        <w:t xml:space="preserve"> </w:t>
-      </w:r>
-      <w:r>
-        <w:rPr>
-          <w:i/>
-          <w:iCs/>
-        </w:rPr>
-        <w:t xml:space="preserve">International Society for Neuroregulation and Research</w:t>
-      </w:r>
-    </w:p>
-    <w:p>
-      <w:pPr>
-        <w:pStyle w:val="Compact"/>
-        <w:numPr>
-          <w:ilvl w:val="0"/>
-          <w:numId w:val="1147"/>
-        </w:numPr>
-      </w:pPr>
-      <w:r>
-        <w:t xml:space="preserve">Read and reflect about the articles</w:t>
-      </w:r>
-      <w:r>
-        <w:t xml:space="preserve"> </w:t>
-      </w:r>
-      <w:r>
-        <w:rPr>
-          <w:i/>
-          <w:iCs/>
-        </w:rPr>
-        <w:t xml:space="preserve">Psychology Help Center,</w:t>
-      </w:r>
-      <w:r>
-        <w:t xml:space="preserve"> </w:t>
-      </w:r>
-      <w:r>
-        <w:rPr>
-          <w:i/>
-          <w:iCs/>
-        </w:rPr>
-        <w:t xml:space="preserve">How to Choose a Therapist,</w:t>
-      </w:r>
-      <w:r>
-        <w:t xml:space="preserve"> </w:t>
-      </w:r>
-      <w:r>
-        <w:t xml:space="preserve">and</w:t>
-      </w:r>
-      <w:r>
-        <w:t xml:space="preserve"> </w:t>
-      </w:r>
-      <w:r>
-        <w:rPr>
-          <w:i/>
-          <w:iCs/>
-        </w:rPr>
-        <w:t xml:space="preserve">Rights and Responsibilities in Psychotherapy</w:t>
-      </w:r>
-    </w:p>
-    <w:p>
-      <w:pPr>
-        <w:pStyle w:val="FirstParagraph"/>
-      </w:pPr>
-      <w:r>
-        <w:rPr>
-          <w:color w:val="2375DA"/>
-          <w:sz w:val="16"/>
-        </w:rPr>
-        <w:t>--- End Learning Activity ---</w:t>
-      </w:r>
-    </w:p>
-    <w:p>
-      <w:pPr>
-        <w:pStyle w:val="BodyText"/>
-      </w:pPr>
-      <w:r>
-        <w:rPr>
-          <w:color w:val="198402"/>
-          <w:sz w:val="16"/>
-        </w:rPr>
-        <w:t>--- Begin Note (w/ icon) ---</w:t>
-      </w:r>
-    </w:p>
-    <w:p>
-      <w:pPr>
-        <w:pStyle w:val="BodyText"/>
-      </w:pPr>
-      <w:r>
-        <w:rPr>
-          <w:b/>
-          <w:bCs/>
-          <w:i/>
-          <w:iCs/>
-        </w:rPr>
-        <w:t xml:space="preserve">Note</w:t>
-      </w:r>
-    </w:p>
-    <w:p>
-      <w:pPr>
-        <w:pStyle w:val="BodyText"/>
-      </w:pPr>
-      <w:r>
-        <w:t xml:space="preserve">The course units follow topics in the textbook,</w:t>
-      </w:r>
-      <w:r>
-        <w:t xml:space="preserve"> </w:t>
-      </w:r>
-      <w:r>
-        <w:rPr>
-          <w:i/>
-          <w:iCs/>
-        </w:rPr>
-        <w:t xml:space="preserve">Revel for An Introduction to Psychological Science</w:t>
-      </w:r>
-      <w:r>
-        <w:t xml:space="preserve"> </w:t>
-      </w:r>
-      <w:r>
-        <w:t xml:space="preserve">by Krause et al. (4th Edition). For each unit, please read the pertinent chapter(s) before completing the assessment for the unit.</w:t>
-      </w:r>
-    </w:p>
-    <w:p>
-      <w:pPr>
-        <w:pStyle w:val="BodyText"/>
-      </w:pPr>
-      <w:r>
-        <w:rPr>
-          <w:color w:val="198402"/>
-          <w:sz w:val="16"/>
-        </w:rPr>
-        <w:t>--- End Note ---</w:t>
-      </w:r>
-    </w:p>
-    <w:p>
-      <w:pPr>
-        <w:pStyle w:val="Heading3"/>
-      </w:pPr>
-      <w:r>
-        <w:t xml:space="preserve">Assessment</w:t>
-      </w:r>
-    </w:p>
-    <w:p>
-      <w:pPr>
-        <w:pStyle w:val="FirstParagraph"/>
-      </w:pPr>
-      <w:r>
-        <w:t xml:space="preserve">In this course you demonstrate your understanding of the course learning outcomes in different ways, including papers, projects, discussions and quizzes. Please see the Assessment section in Moodle for assignment details and due dates.</w:t>
-      </w:r>
-    </w:p>
-    <w:p>
-      <w:pPr>
-        <w:pStyle w:val="Heading3"/>
-      </w:pPr>
-      <w:r>
-        <w:t xml:space="preserve">Resources</w:t>
-      </w:r>
-    </w:p>
-    <w:p>
-      <w:pPr>
-        <w:pStyle w:val="FirstParagraph"/>
-      </w:pPr>
-      <w:r>
-        <w:t xml:space="preserve">Here are the resources you will need to complete this unit:</w:t>
-      </w:r>
-    </w:p>
-    <w:p>
-      <w:pPr>
-        <w:pStyle w:val="Compact"/>
-        <w:numPr>
-          <w:ilvl w:val="0"/>
-          <w:numId w:val="1148"/>
-        </w:numPr>
-      </w:pPr>
-      <w:r>
-        <w:t xml:space="preserve">Krause, M., Corts, D., &amp; Smith, S. C. (2024).</w:t>
-      </w:r>
-      <w:r>
-        <w:t xml:space="preserve"> </w:t>
-      </w:r>
-      <w:r>
-        <w:rPr>
-          <w:i/>
-          <w:iCs/>
-        </w:rPr>
-        <w:t xml:space="preserve">Revel for An Introduction to Psychological Science, 4th Canadian Edition.</w:t>
-      </w:r>
-      <w:r>
-        <w:t xml:space="preserve"> </w:t>
-      </w:r>
-      <w:r>
-        <w:t xml:space="preserve">Pearson Ed.</w:t>
-      </w:r>
-    </w:p>
-    <w:p>
-      <w:pPr>
-        <w:pStyle w:val="Compact"/>
-        <w:numPr>
-          <w:ilvl w:val="0"/>
-          <w:numId w:val="1148"/>
-        </w:numPr>
-      </w:pPr>
-      <w:r>
-        <w:t xml:space="preserve">Other resources will be provided online.</w:t>
-      </w:r>
-    </w:p>
-    <w:p>
-      <w:pPr>
-        <w:pStyle w:val="Heading2"/>
-      </w:pPr>
-      <w:r>
-        <w:t xml:space="preserve">12.1 Evaluating Therapy</w:t>
-      </w:r>
-    </w:p>
-    <w:p>
-      <w:pPr>
-        <w:pStyle w:val="Heading3"/>
-      </w:pPr>
-      <w:r>
-        <w:t xml:space="preserve">Therapy?</w:t>
-      </w:r>
-    </w:p>
-    <w:p>
-      <w:pPr>
-        <w:pStyle w:val="FirstParagraph"/>
-      </w:pPr>
-      <w:r>
-        <w:t xml:space="preserve">In a previous chapter, we looked at various ways of understanding personality. In the first part of this chapter we have been considering different therapies that grow out of these personality theories. Now it is time to ask the question,</w:t>
-      </w:r>
-      <w:r>
-        <w:t xml:space="preserve"> </w:t>
-      </w:r>
-      <w:r>
-        <w:t xml:space="preserve">“Does it work? Is psychotherapy effective?”</w:t>
-      </w:r>
-      <w:r>
-        <w:t xml:space="preserve"> </w:t>
-      </w:r>
-      <w:r>
-        <w:t xml:space="preserve">The answer seems to be</w:t>
-      </w:r>
-      <w:r>
-        <w:t xml:space="preserve"> </w:t>
-      </w:r>
-      <w:r>
-        <w:t xml:space="preserve">“Yes,”</w:t>
-      </w:r>
-      <w:r>
-        <w:t xml:space="preserve"> </w:t>
-      </w:r>
-      <w:r>
-        <w:t xml:space="preserve">but there are qualifications. First, many people who do not receive treatment get better anyway. And second, placebo treatments also produce improvements, as do non-professional caring relationships. As David Myers says,</w:t>
-      </w:r>
-    </w:p>
-    <w:p>
-      <w:pPr>
-        <w:pStyle w:val="BlockText"/>
-      </w:pPr>
-      <w:r>
-        <w:rPr>
-          <w:i/>
-          <w:iCs/>
-        </w:rPr>
-        <w:t xml:space="preserve">“All types of psychotherapy seem to offer three benefits: new hope, a fresh perspective, and an empathic, trusting, caring relationship.”</w:t>
-      </w:r>
-      <w:r>
-        <w:rPr>
-          <w:i/>
-          <w:iCs/>
-        </w:rPr>
-        <w:t xml:space="preserve"> </w:t>
-      </w:r>
-      <w:r>
-        <w:rPr>
-          <w:i/>
-          <w:iCs/>
-        </w:rPr>
-        <w:t xml:space="preserve">(p. 592)</w:t>
-      </w:r>
-    </w:p>
-    <w:p>
-      <w:pPr>
-        <w:pStyle w:val="FirstParagraph"/>
-      </w:pPr>
-      <w:r>
-        <w:t xml:space="preserve">When you stop and think about it, isn’t this what a good friend offers? Maybe if we all experienced (and offered) this kind of friendship, therapists wouldn’t be so much in demand.</w:t>
-      </w:r>
-    </w:p>
-    <w:p>
-      <w:pPr>
-        <w:pStyle w:val="Heading3"/>
-      </w:pPr>
-      <w:r>
-        <w:t xml:space="preserve">Therapy in Other Cultures</w:t>
-      </w:r>
-    </w:p>
-    <w:p>
-      <w:pPr>
-        <w:pStyle w:val="FirstParagraph"/>
-      </w:pPr>
-      <w:r>
-        <w:t xml:space="preserve">The process of psychotherapy generally assumes a cultural value of sharing your inner feelings and problems with another individual. David Ho observes that in the culture of Hong Kong, it is a sign of weakness to talk about one’s problems and to reveal much of one’s self. This cultural background influences the style of therapy and the process of psychotherapy. How would you proceed if you were a therapist?</w:t>
-      </w:r>
-    </w:p>
-    <w:p>
-      <w:pPr>
-        <w:pStyle w:val="BodyText"/>
-      </w:pPr>
-      <w:r>
-        <w:t xml:space="preserve">Paul Pedersen (1985; 1987; 2000) suggests that we do not need to look at cultures outside North America to see differences in the process of psychotherapy. He sug</w:t>
-      </w:r>
-      <w:r>
-        <w:softHyphen/>
-      </w:r>
-      <w:r>
-        <w:t xml:space="preserve">gests that different sub cultural minorities within North America approach psy</w:t>
-      </w:r>
-      <w:r>
-        <w:softHyphen/>
-      </w:r>
-      <w:r>
-        <w:t xml:space="preserve">chotherapy with different values and different expectations. Native North American cultures, Asian immigrants, Hispanics, and Afro-Americans have different approaches to the pro</w:t>
-      </w:r>
-      <w:r>
-        <w:softHyphen/>
-      </w:r>
-      <w:r>
-        <w:t xml:space="preserve">cess of psychotherapy. A therapist needs to be aware of these cultural differ</w:t>
-      </w:r>
-      <w:r>
-        <w:softHyphen/>
-      </w:r>
-      <w:r>
-        <w:t xml:space="preserve">ences to perform effectively in the therapeutic situation.</w:t>
-      </w:r>
-    </w:p>
-    <w:p>
-      <w:pPr>
-        <w:pStyle w:val="Heading3"/>
-      </w:pPr>
-      <w:r>
-        <w:t xml:space="preserve">12.1.1 Activity: Read and Reflect</w:t>
-      </w:r>
-    </w:p>
-    <w:p>
-      <w:pPr>
-        <w:pStyle w:val="FirstParagraph"/>
-      </w:pPr>
-      <w:r>
-        <w:rPr>
-          <w:color w:val="2375DA"/>
-          <w:sz w:val="16"/>
-        </w:rPr>
-        <w:t>--- Begin Learning Activity ---</w:t>
-      </w:r>
-    </w:p>
-    <w:p>
-      <w:pPr>
         <w:pStyle w:val="BodyText"/>
       </w:pPr>
       <w:r>
@@ -21031,7 +20157,7 @@
           <w:numId w:val="1149"/>
         </w:numPr>
       </w:pPr>
-      <w:hyperlink r:id="rId99">
+      <w:hyperlink r:id="rId97">
         <w:r>
           <w:rPr>
             <w:rStyle w:val="Hyperlink"/>
@@ -21248,7 +20374,7 @@
           <w:numId w:val="1152"/>
         </w:numPr>
       </w:pPr>
-      <w:hyperlink r:id="rId100">
+      <w:hyperlink r:id="rId98">
         <w:r>
           <w:rPr>
             <w:rStyle w:val="Hyperlink"/>
@@ -21267,7 +20393,7 @@
           <w:numId w:val="1152"/>
         </w:numPr>
       </w:pPr>
-      <w:hyperlink r:id="rId101">
+      <w:hyperlink r:id="rId99">
         <w:r>
           <w:rPr>
             <w:rStyle w:val="Hyperlink"/>
@@ -21558,7 +20684,7 @@
           <w:numId w:val="1155"/>
         </w:numPr>
       </w:pPr>
-      <w:hyperlink r:id="rId102">
+      <w:hyperlink r:id="rId100">
         <w:r>
           <w:rPr>
             <w:rStyle w:val="Hyperlink"/>
@@ -21577,7 +20703,7 @@
           <w:numId w:val="1155"/>
         </w:numPr>
       </w:pPr>
-      <w:hyperlink r:id="rId103">
+      <w:hyperlink r:id="rId101">
         <w:r>
           <w:rPr>
             <w:rStyle w:val="Hyperlink"/>
@@ -21596,7 +20722,7 @@
           <w:numId w:val="1155"/>
         </w:numPr>
       </w:pPr>
-      <w:hyperlink r:id="rId104">
+      <w:hyperlink r:id="rId102">
         <w:r>
           <w:rPr>
             <w:rStyle w:val="Hyperlink"/>
@@ -21712,90 +20838,12 @@
         <w:pStyle w:val="Heading2"/>
       </w:pPr>
       <w:r>
-        <w:t xml:space="preserve">Assessment</w:t>
-      </w:r>
-    </w:p>
-    <w:p>
-      <w:pPr>
-        <w:pStyle w:val="FirstParagraph"/>
-      </w:pPr>
-      <w:r>
-        <w:rPr>
-          <w:color w:val="198402"/>
-          <w:sz w:val="16"/>
-        </w:rPr>
-        <w:t>--- Begin Note ---</w:t>
-      </w:r>
-    </w:p>
-    <w:p>
-      <w:pPr>
-        <w:pStyle w:val="BodyText"/>
-      </w:pPr>
-      <w:r>
-        <w:t xml:space="preserve">Refer to the course schedule for graded assignments you are responsible for submitting.</w:t>
-      </w:r>
-      <w:r>
-        <w:t xml:space="preserve"> </w:t>
-      </w:r>
-      <w:r>
-        <w:rPr>
-          <w:b/>
-          <w:bCs/>
-        </w:rPr>
-        <w:t xml:space="preserve">All graded assignments, and their due dates, can be found on the</w:t>
-      </w:r>
-      <w:r>
-        <w:rPr>
-          <w:b/>
-          <w:bCs/>
-        </w:rPr>
-        <w:t xml:space="preserve"> </w:t>
-      </w:r>
-      <w:r>
-        <w:rPr>
-          <w:b/>
-          <w:bCs/>
-        </w:rPr>
-        <w:t xml:space="preserve">“Assessment”</w:t>
-      </w:r>
-      <w:r>
-        <w:rPr>
-          <w:b/>
-          <w:bCs/>
-        </w:rPr>
-        <w:t xml:space="preserve"> </w:t>
-      </w:r>
-      <w:r>
-        <w:rPr>
-          <w:b/>
-          <w:bCs/>
-        </w:rPr>
-        <w:t xml:space="preserve">tab.</w:t>
-      </w:r>
-    </w:p>
-    <w:p>
-      <w:pPr>
-        <w:pStyle w:val="BodyText"/>
-      </w:pPr>
-      <w:r>
-        <w:t xml:space="preserve">In addition to any graded assignments you are responsible for submitting, be sure to complete all the Learning Activities that have been provided throughout the content - these are intended to support your understanding of the content.</w:t>
-      </w:r>
-    </w:p>
-    <w:p>
-      <w:pPr>
-        <w:pStyle w:val="BodyText"/>
-      </w:pPr>
-      <w:r>
-        <w:rPr>
-          <w:color w:val="198402"/>
-          <w:sz w:val="16"/>
-        </w:rPr>
-        <w:t>--- End Note ---</w:t>
-      </w:r>
-    </w:p>
-    <w:p>
-      <w:pPr>
-        <w:pStyle w:val="BodyText"/>
+        <w:t xml:space="preserve">Summary</w:t>
+      </w:r>
+    </w:p>
+    <w:p>
+      <w:pPr>
+        <w:pStyle w:val="FirstParagraph"/>
       </w:pPr>
       <w:r>
         <w:rPr>

--- a/docs/PSYC-106.docx
+++ b/docs/PSYC-106.docx
@@ -23,7 +23,7 @@
         <w:pStyle w:val="Date"/>
       </w:pPr>
       <w:r>
-        <w:t xml:space="preserve">Aug 26, 2025</w:t>
+        <w:t xml:space="preserve">Aug 28, 2025</w:t>
       </w:r>
     </w:p>
     <w:p>
@@ -364,7 +364,7 @@
         </w:numPr>
       </w:pPr>
       <w:r>
-        <w:t xml:space="preserve">What is Psychology?</w:t>
+        <w:t xml:space="preserve">What is Psychology</w:t>
       </w:r>
     </w:p>
     <w:p>
@@ -376,6 +376,18 @@
         </w:numPr>
       </w:pPr>
       <w:r>
+        <w:t xml:space="preserve">How did Psychology Begin?</w:t>
+      </w:r>
+    </w:p>
+    <w:p>
+      <w:pPr>
+        <w:pStyle w:val="Compact"/>
+        <w:numPr>
+          <w:ilvl w:val="0"/>
+          <w:numId w:val="1002"/>
+        </w:numPr>
+      </w:pPr>
+      <w:r>
         <w:t xml:space="preserve">What Do Psychologists Do?</w:t>
       </w:r>
     </w:p>
@@ -388,7 +400,7 @@
         </w:numPr>
       </w:pPr>
       <w:r>
-        <w:t xml:space="preserve">Thinking Critically with Psychological Science</w:t>
+        <w:t xml:space="preserve">Thinking Critically with Psychological Science - Limits of Psychology</w:t>
       </w:r>
     </w:p>
     <w:p>
@@ -7225,6 +7237,18 @@
       </w:pPr>
       <w:r>
         <w:t xml:space="preserve">Humanistic View</w:t>
+      </w:r>
+    </w:p>
+    <w:p>
+      <w:pPr>
+        <w:pStyle w:val="Compact"/>
+        <w:numPr>
+          <w:ilvl w:val="0"/>
+          <w:numId w:val="1054"/>
+        </w:numPr>
+      </w:pPr>
+      <w:r>
+        <w:t xml:space="preserve">Christianity &amp; Humanism</w:t>
       </w:r>
     </w:p>
     <w:p>
@@ -16465,6 +16489,18 @@
         </w:numPr>
       </w:pPr>
       <w:r>
+        <w:t xml:space="preserve">Aggression, Submission, and Assertion</w:t>
+      </w:r>
+    </w:p>
+    <w:p>
+      <w:pPr>
+        <w:pStyle w:val="Compact"/>
+        <w:numPr>
+          <w:ilvl w:val="0"/>
+          <w:numId w:val="1107"/>
+        </w:numPr>
+      </w:pPr>
+      <w:r>
         <w:t xml:space="preserve">Health Psychology</w:t>
       </w:r>
     </w:p>
@@ -18206,6 +18242,30 @@
       </w:pPr>
       <w:r>
         <w:t xml:space="preserve">Mood Disorders</w:t>
+      </w:r>
+    </w:p>
+    <w:p>
+      <w:pPr>
+        <w:pStyle w:val="Compact"/>
+        <w:numPr>
+          <w:ilvl w:val="0"/>
+          <w:numId w:val="1125"/>
+        </w:numPr>
+      </w:pPr>
+      <w:r>
+        <w:t xml:space="preserve">Depression</w:t>
+      </w:r>
+    </w:p>
+    <w:p>
+      <w:pPr>
+        <w:pStyle w:val="Compact"/>
+        <w:numPr>
+          <w:ilvl w:val="0"/>
+          <w:numId w:val="1125"/>
+        </w:numPr>
+      </w:pPr>
+      <w:r>
+        <w:t xml:space="preserve">Heartsick</w:t>
       </w:r>
     </w:p>
     <w:p>
@@ -19455,25 +19515,6 @@
     </w:p>
     <w:p>
       <w:pPr>
-        <w:pStyle w:val="Compact"/>
-        <w:numPr>
-          <w:ilvl w:val="0"/>
-          <w:numId w:val="1129"/>
-        </w:numPr>
-      </w:pPr>
-      <w:hyperlink r:id="rId89">
-        <w:r>
-          <w:rPr>
-            <w:rStyle w:val="Hyperlink"/>
-            <w:b/>
-            <w:bCs/>
-          </w:rPr>
-          <w:t xml:space="preserve">Criticism of America’s Diagnostic Bible - The DSM</w:t>
-        </w:r>
-      </w:hyperlink>
-    </w:p>
-    <w:p>
-      <w:pPr>
         <w:pStyle w:val="FirstParagraph"/>
       </w:pPr>
       <w:r>
@@ -19923,7 +19964,7 @@
           <w:numId w:val="1131"/>
         </w:numPr>
       </w:pPr>
-      <w:hyperlink r:id="rId90">
+      <w:hyperlink r:id="rId89">
         <w:r>
           <w:rPr>
             <w:rStyle w:val="Hyperlink"/>
@@ -19942,7 +19983,7 @@
           <w:numId w:val="1131"/>
         </w:numPr>
       </w:pPr>
-      <w:hyperlink r:id="rId91">
+      <w:hyperlink r:id="rId90">
         <w:r>
           <w:rPr>
             <w:rStyle w:val="Hyperlink"/>
@@ -20327,7 +20368,7 @@
           <w:numId w:val="1133"/>
         </w:numPr>
       </w:pPr>
-      <w:hyperlink r:id="rId92">
+      <w:hyperlink r:id="rId91">
         <w:r>
           <w:rPr>
             <w:rStyle w:val="Hyperlink"/>
@@ -20584,7 +20625,7 @@
           <w:numId w:val="1135"/>
         </w:numPr>
       </w:pPr>
-      <w:hyperlink r:id="rId93">
+      <w:hyperlink r:id="rId92">
         <w:r>
           <w:rPr>
             <w:rStyle w:val="Hyperlink"/>
@@ -21506,7 +21547,7 @@
           <w:numId w:val="1142"/>
         </w:numPr>
       </w:pPr>
-      <w:hyperlink r:id="rId94">
+      <w:hyperlink r:id="rId93">
         <w:r>
           <w:rPr>
             <w:rStyle w:val="Hyperlink"/>
@@ -21525,7 +21566,7 @@
           <w:numId w:val="1142"/>
         </w:numPr>
       </w:pPr>
-      <w:hyperlink r:id="rId95">
+      <w:hyperlink r:id="rId94">
         <w:r>
           <w:rPr>
             <w:rStyle w:val="Hyperlink"/>
@@ -21544,7 +21585,7 @@
           <w:numId w:val="1142"/>
         </w:numPr>
       </w:pPr>
-      <w:hyperlink r:id="rId96">
+      <w:hyperlink r:id="rId95">
         <w:r>
           <w:rPr>
             <w:rStyle w:val="Hyperlink"/>
@@ -21728,7 +21769,7 @@
         </w:numPr>
       </w:pPr>
       <w:r>
-        <w:t xml:space="preserve">Define the key terminology related to health psychology, stress and illness, and coping and well-being.</w:t>
+        <w:t xml:space="preserve">Define the key terminology associated with mental health treatment, psychological therapies, and biological treatments.</w:t>
       </w:r>
     </w:p>
     <w:p>
@@ -21740,7 +21781,7 @@
         </w:numPr>
       </w:pPr>
       <w:r>
-        <w:t xml:space="preserve">Describe how genetic and environmental factors influence obesity, how physiological reactions that occur under stress, and how the immune system is connected to stress responses.</w:t>
+        <w:t xml:space="preserve">Describe the major barriers to seeking help for psychological disorders, arguments for and against involuntary treatment, and general approaches to conducting major types of psychotherapy.</w:t>
       </w:r>
     </w:p>
     <w:p>
@@ -21752,7 +21793,7 @@
         </w:numPr>
       </w:pPr>
       <w:r>
-        <w:t xml:space="preserve">Apply your knowledge of persuasion and health to examine the effectiveness of different types of cigarette warnings, and of the beneficial effects of optimism to help you reframe stressful situations as positive opportunities.</w:t>
+        <w:t xml:space="preserve">Apply your knowledge to suggest what approach to therapy is likely most appropriate for a given situation, to identify major therapeutic techniques, and which drug therapies could be used for different psychological conditions.</w:t>
       </w:r>
     </w:p>
     <w:p>
@@ -21764,7 +21805,7 @@
         </w:numPr>
       </w:pPr>
       <w:r>
-        <w:t xml:space="preserve">Analyze whether media depictions of smoking affect smoking in adolescents, the claim that ulcers are caused by stress, and whether activities such as relaxation techniques, meditation, and biofeedback actually help people cope with stress and problems.</w:t>
+        <w:t xml:space="preserve">Analyze whether self-help options, such as popular books, are a useful therapy option, the pros and cons of the major types of psychotherapy and whether St. John’s Wort, a popular herbal remedy for depression, works.</w:t>
       </w:r>
     </w:p>
     <w:p>
@@ -21776,7 +21817,7 @@
         </w:numPr>
       </w:pPr>
       <w:r>
-        <w:t xml:space="preserve">Describe how control over the environment and positive and negative styles of coping influences well-being.</w:t>
+        <w:t xml:space="preserve">Describe how the drugs described in this module, and the other major medical approaches to therapy, affect brain functioning.</w:t>
       </w:r>
     </w:p>
     <w:p>
@@ -22473,7 +22514,7 @@
           <w:numId w:val="1149"/>
         </w:numPr>
       </w:pPr>
-      <w:hyperlink r:id="rId97">
+      <w:hyperlink r:id="rId96">
         <w:r>
           <w:rPr>
             <w:rStyle w:val="Hyperlink"/>
@@ -22754,7 +22795,7 @@
           <w:numId w:val="1152"/>
         </w:numPr>
       </w:pPr>
-      <w:hyperlink r:id="rId98">
+      <w:hyperlink r:id="rId97">
         <w:r>
           <w:rPr>
             <w:rStyle w:val="Hyperlink"/>
@@ -22773,7 +22814,7 @@
           <w:numId w:val="1152"/>
         </w:numPr>
       </w:pPr>
-      <w:hyperlink r:id="rId99">
+      <w:hyperlink r:id="rId98">
         <w:r>
           <w:rPr>
             <w:rStyle w:val="Hyperlink"/>
@@ -23128,7 +23169,7 @@
           <w:numId w:val="1155"/>
         </w:numPr>
       </w:pPr>
-      <w:hyperlink r:id="rId100">
+      <w:hyperlink r:id="rId99">
         <w:r>
           <w:rPr>
             <w:rStyle w:val="Hyperlink"/>
@@ -23147,7 +23188,7 @@
           <w:numId w:val="1155"/>
         </w:numPr>
       </w:pPr>
-      <w:hyperlink r:id="rId101">
+      <w:hyperlink r:id="rId100">
         <w:r>
           <w:rPr>
             <w:rStyle w:val="Hyperlink"/>
@@ -23166,7 +23207,7 @@
           <w:numId w:val="1155"/>
         </w:numPr>
       </w:pPr>
-      <w:hyperlink r:id="rId102">
+      <w:hyperlink r:id="rId101">
         <w:r>
           <w:rPr>
             <w:rStyle w:val="Hyperlink"/>
@@ -23350,7 +23391,7 @@
         </w:numPr>
       </w:pPr>
       <w:r>
-        <w:t xml:space="preserve">Define, and apply, the key terminology related to health psychology, stress and illness, and coping and well-being.</w:t>
+        <w:t xml:space="preserve">Define the key terminology associated with mental health treatment, psychological therapies, and biological treatments.</w:t>
       </w:r>
     </w:p>
     <w:p>
@@ -23362,7 +23403,7 @@
         </w:numPr>
       </w:pPr>
       <w:r>
-        <w:t xml:space="preserve">Describe how genetic and environmental factors influence obesity, how physiological reactions that occur under stress, and how the immune system is connected to stress responses.</w:t>
+        <w:t xml:space="preserve">Describe the major barriers to seeking help for psychological disorders, arguments for and against involuntary treatment, and general approaches to conducting major types of psychotherapy.</w:t>
       </w:r>
     </w:p>
     <w:p>
@@ -23374,7 +23415,7 @@
         </w:numPr>
       </w:pPr>
       <w:r>
-        <w:t xml:space="preserve">Apply your knowledge of persuasion and health to examine the effectiveness of different types of cigarette warnings, and of the beneficial effects of optimism to help you reframe stressful situations as positive opportunities.</w:t>
+        <w:t xml:space="preserve">Apply your knowledge to suggest what approach to therapy is likely most appropriate for a given situation, to identify major therapeutic techniques, and which drug therapies could be used for different psychological conditions.</w:t>
       </w:r>
     </w:p>
     <w:p>
@@ -23386,7 +23427,7 @@
         </w:numPr>
       </w:pPr>
       <w:r>
-        <w:t xml:space="preserve">Analyze whether media depictions of smoking affect smoking in adolescents, the claim that ulcers are caused by stress, and whether activities such as relaxation techniques, meditation, and biofeedback actually help people cope with stress and problems.</w:t>
+        <w:t xml:space="preserve">Analyze whether self-help options, such as popular books, are a useful therapy option, the pros and cons of the major types of psychotherapy and whether St. John’s Wort, a popular herbal remedy for depression, works.</w:t>
       </w:r>
     </w:p>
     <w:p>
@@ -23398,7 +23439,7 @@
         </w:numPr>
       </w:pPr>
       <w:r>
-        <w:t xml:space="preserve">Describe how control over the environment and positive and negative styles of coping influences well-being.</w:t>
+        <w:t xml:space="preserve">Describe how the drugs described in this module, and the other major medical approaches to therapy, affect brain functioning.</w:t>
       </w:r>
     </w:p>
     <w:p>
